--- a/William/Python Backend/William_Jackson.docx
+++ b/William/Python Backend/William_Jackson.docx
@@ -15,7 +15,17 @@
           <w:sz w:val="44"/>
           <w:szCs w:val="44"/>
         </w:rPr>
-        <w:t>WILLIAM</w:t>
+        <w:t>W</w:t>
+      </w:r>
+      <w:r>
+        <w:rPr>
+          <w:b/>
+          <w:bCs/>
+          <w:color w:val="111111"/>
+          <w:sz w:val="44"/>
+          <w:szCs w:val="44"/>
+        </w:rPr>
+        <w:t>illiam</w:t>
       </w:r>
       <w:r>
         <w:rPr>
@@ -25,7 +35,17 @@
           <w:sz w:val="44"/>
           <w:szCs w:val="44"/>
         </w:rPr>
-        <w:t xml:space="preserve"> JACKSON</w:t>
+        <w:t xml:space="preserve"> J</w:t>
+      </w:r>
+      <w:r>
+        <w:rPr>
+          <w:b/>
+          <w:bCs/>
+          <w:color w:val="B91C1C"/>
+          <w:sz w:val="44"/>
+          <w:szCs w:val="44"/>
+        </w:rPr>
+        <w:t>ackson</w:t>
       </w:r>
     </w:p>
     <w:p>
@@ -41,6 +61,84 @@
           <w:szCs w:val="19"/>
         </w:rPr>
         <w:t>Senior Software Engineer</w:t>
+      </w:r>
+      <w:r>
+        <w:rPr>
+          <w:rFonts w:ascii="Arial" w:eastAsia="Arial" w:hAnsi="Arial" w:cs="Arial"/>
+          <w:color w:val="555555"/>
+          <w:sz w:val="19"/>
+          <w:szCs w:val="19"/>
+        </w:rPr>
+        <w:t xml:space="preserve"> – </w:t>
+      </w:r>
+      <w:proofErr w:type="gramStart"/>
+      <w:r>
+        <w:rPr>
+          <w:rFonts w:ascii="Arial" w:eastAsia="Arial" w:hAnsi="Arial" w:cs="Arial"/>
+          <w:color w:val="555555"/>
+          <w:sz w:val="19"/>
+          <w:szCs w:val="19"/>
+        </w:rPr>
+        <w:t>Python(</w:t>
+      </w:r>
+      <w:proofErr w:type="spellStart"/>
+      <w:proofErr w:type="gramEnd"/>
+      <w:r>
+        <w:rPr>
+          <w:rFonts w:ascii="Arial" w:eastAsia="Arial" w:hAnsi="Arial" w:cs="Arial"/>
+          <w:color w:val="555555"/>
+          <w:sz w:val="19"/>
+          <w:szCs w:val="19"/>
+        </w:rPr>
+        <w:t>Django</w:t>
+      </w:r>
+      <w:proofErr w:type="spellEnd"/>
+      <w:r>
+        <w:rPr>
+          <w:rFonts w:ascii="Arial" w:eastAsia="Arial" w:hAnsi="Arial" w:cs="Arial"/>
+          <w:color w:val="555555"/>
+          <w:sz w:val="19"/>
+          <w:szCs w:val="19"/>
+        </w:rPr>
+        <w:t>/</w:t>
+      </w:r>
+      <w:proofErr w:type="spellStart"/>
+      <w:r>
+        <w:rPr>
+          <w:rFonts w:ascii="Arial" w:eastAsia="Arial" w:hAnsi="Arial" w:cs="Arial"/>
+          <w:color w:val="555555"/>
+          <w:sz w:val="19"/>
+          <w:szCs w:val="19"/>
+        </w:rPr>
+        <w:t>FastAPI</w:t>
+      </w:r>
+      <w:proofErr w:type="spellEnd"/>
+      <w:r>
+        <w:rPr>
+          <w:rFonts w:ascii="Arial" w:eastAsia="Arial" w:hAnsi="Arial" w:cs="Arial"/>
+          <w:color w:val="555555"/>
+          <w:sz w:val="19"/>
+          <w:szCs w:val="19"/>
+        </w:rPr>
+        <w:t>/Flask</w:t>
+      </w:r>
+      <w:r>
+        <w:rPr>
+          <w:rFonts w:ascii="Arial" w:eastAsia="Arial" w:hAnsi="Arial" w:cs="Arial"/>
+          <w:color w:val="555555"/>
+          <w:sz w:val="19"/>
+          <w:szCs w:val="19"/>
+        </w:rPr>
+        <w:t>)</w:t>
+      </w:r>
+      <w:r>
+        <w:rPr>
+          <w:rFonts w:ascii="Arial" w:eastAsia="Arial" w:hAnsi="Arial" w:cs="Arial"/>
+          <w:color w:val="555555"/>
+          <w:sz w:val="19"/>
+          <w:szCs w:val="19"/>
+        </w:rPr>
+        <w:t xml:space="preserve"> AWS</w:t>
       </w:r>
     </w:p>
     <w:tbl>
@@ -94,7 +192,7 @@
                 <w:sz w:val="17"/>
                 <w:szCs w:val="17"/>
               </w:rPr>
-              <w:t xml:space="preserve">Wellington, Nevada, United States </w:t>
+              <w:t xml:space="preserve">Wellington, Nevada, United States | </w:t>
             </w:r>
             <w:r>
               <w:rPr>
@@ -103,7 +201,16 @@
                 <w:sz w:val="17"/>
                 <w:szCs w:val="17"/>
               </w:rPr>
-              <w:t>+1 (725) 258-7943</w:t>
+              <w:t>+1 (786) 949-7561</w:t>
+            </w:r>
+            <w:r>
+              <w:rPr>
+                <w:rFonts w:ascii="Arial" w:eastAsia="Arial" w:hAnsi="Arial" w:cs="Arial"/>
+                <w:color w:val="FFFFFF"/>
+                <w:sz w:val="17"/>
+                <w:szCs w:val="17"/>
+              </w:rPr>
+              <w:t xml:space="preserve"> </w:t>
             </w:r>
             <w:r>
               <w:rPr>
@@ -121,7 +228,7 @@
                 <w:sz w:val="17"/>
                 <w:szCs w:val="17"/>
               </w:rPr>
-              <w:t>williamjacksondev@outlook.com</w:t>
+              <w:t>williamjackson.pro@outlook.com</w:t>
             </w:r>
             <w:r>
               <w:rPr>
@@ -130,7 +237,7 @@
                 <w:sz w:val="17"/>
                 <w:szCs w:val="17"/>
               </w:rPr>
-              <w:t xml:space="preserve">| </w:t>
+              <w:t xml:space="preserve"> | </w:t>
             </w:r>
             <w:r>
               <w:rPr>
@@ -139,7 +246,16 @@
                 <w:sz w:val="17"/>
                 <w:szCs w:val="17"/>
               </w:rPr>
-              <w:t>linkedin.com/in/william-jackson-3816183aa</w:t>
+              <w:t>linkedin.com/in/william-jackson-</w:t>
+            </w:r>
+            <w:r>
+              <w:rPr>
+                <w:rFonts w:ascii="Arial" w:eastAsia="Arial" w:hAnsi="Arial" w:cs="Arial"/>
+                <w:color w:val="FFFFFF"/>
+                <w:sz w:val="17"/>
+                <w:szCs w:val="17"/>
+              </w:rPr>
+              <w:t>75b9343b6</w:t>
             </w:r>
           </w:p>
         </w:tc>
@@ -147,22 +263,20 @@
     </w:tbl>
     <w:p>
       <w:pPr>
-        <w:spacing w:after="120"/>
-      </w:pPr>
-    </w:p>
-    <w:p>
-      <w:pPr>
         <w:pBdr>
           <w:bottom w:val="single" w:sz="6" w:space="0" w:color="B91C1C"/>
         </w:pBdr>
         <w:spacing w:before="120" w:after="80"/>
+        <w:rPr>
+          <w:sz w:val="24"/>
+        </w:rPr>
       </w:pPr>
       <w:r>
         <w:rPr>
           <w:b/>
           <w:bCs/>
           <w:color w:val="111111"/>
-          <w:sz w:val="21"/>
+          <w:sz w:val="24"/>
           <w:szCs w:val="21"/>
         </w:rPr>
         <w:t>PROFESSIONAL SUMMARY</w:t>
@@ -174,219 +288,175 @@
         <w:jc w:val="both"/>
         <w:rPr>
           <w:rFonts w:ascii="Arial" w:hAnsi="Arial" w:cs="Arial"/>
-        </w:rPr>
-      </w:pPr>
-      <w:r>
-        <w:rPr>
-          <w:rStyle w:val="Strong"/>
-          <w:rFonts w:ascii="Arial" w:hAnsi="Arial" w:cs="Arial"/>
-        </w:rPr>
-        <w:t>Senior Software Engineer</w:t>
-      </w:r>
-      <w:r>
-        <w:rPr>
-          <w:rFonts w:ascii="Arial" w:hAnsi="Arial" w:cs="Arial"/>
-        </w:rPr>
-        <w:t xml:space="preserve"> with ~10 years delivering </w:t>
-      </w:r>
-      <w:r>
-        <w:rPr>
-          <w:rStyle w:val="Strong"/>
-          <w:rFonts w:ascii="Arial" w:hAnsi="Arial" w:cs="Arial"/>
-        </w:rPr>
-        <w:t>production-grade Python backend platforms</w:t>
-      </w:r>
-      <w:r>
-        <w:rPr>
-          <w:rFonts w:ascii="Arial" w:hAnsi="Arial" w:cs="Arial"/>
-        </w:rPr>
-        <w:t xml:space="preserve"> with a consistent focus on </w:t>
-      </w:r>
-      <w:r>
-        <w:rPr>
-          <w:rStyle w:val="Strong"/>
-          <w:rFonts w:ascii="Arial" w:hAnsi="Arial" w:cs="Arial"/>
-        </w:rPr>
-        <w:t>reliability</w:t>
-      </w:r>
-      <w:r>
-        <w:rPr>
-          <w:rFonts w:ascii="Arial" w:hAnsi="Arial" w:cs="Arial"/>
+          <w:sz w:val="24"/>
+        </w:rPr>
+      </w:pPr>
+      <w:r>
+        <w:rPr>
+          <w:sz w:val="22"/>
+        </w:rPr>
+        <w:t xml:space="preserve">Senior Software Engineer with ~10 years building </w:t>
+      </w:r>
+      <w:r>
+        <w:rPr>
+          <w:rStyle w:val="Strong"/>
+          <w:sz w:val="22"/>
+        </w:rPr>
+        <w:t>Python backend systems</w:t>
+      </w:r>
+      <w:r>
+        <w:rPr>
+          <w:sz w:val="22"/>
+        </w:rPr>
+        <w:t xml:space="preserve"> for </w:t>
+      </w:r>
+      <w:r>
+        <w:rPr>
+          <w:rStyle w:val="Strong"/>
+          <w:sz w:val="22"/>
+        </w:rPr>
+        <w:t xml:space="preserve">network operations, data products, operational </w:t>
+      </w:r>
+      <w:proofErr w:type="spellStart"/>
+      <w:r>
+        <w:rPr>
+          <w:rStyle w:val="Strong"/>
+          <w:sz w:val="22"/>
+        </w:rPr>
+        <w:t>SaaS</w:t>
+      </w:r>
+      <w:proofErr w:type="spellEnd"/>
+      <w:r>
+        <w:rPr>
+          <w:rStyle w:val="Strong"/>
+          <w:sz w:val="22"/>
+        </w:rPr>
+        <w:t>, and reliability-focused business platforms</w:t>
+      </w:r>
+      <w:r>
+        <w:rPr>
+          <w:sz w:val="22"/>
+        </w:rPr>
+        <w:t xml:space="preserve"> where stable APIs, trustworthy data, and fast incident recovery directly affect customer confidence. Strong hands-on depth across </w:t>
+      </w:r>
+      <w:r>
+        <w:rPr>
+          <w:rStyle w:val="Strong"/>
+          <w:sz w:val="22"/>
+        </w:rPr>
+        <w:t>Python 3.8–3.12</w:t>
+      </w:r>
+      <w:r>
+        <w:rPr>
+          <w:sz w:val="22"/>
         </w:rPr>
         <w:t xml:space="preserve">, </w:t>
       </w:r>
-      <w:r>
-        <w:rPr>
-          <w:rStyle w:val="Strong"/>
-          <w:rFonts w:ascii="Arial" w:hAnsi="Arial" w:cs="Arial"/>
-        </w:rPr>
-        <w:t>operability</w:t>
-      </w:r>
-      <w:r>
-        <w:rPr>
-          <w:rFonts w:ascii="Arial" w:hAnsi="Arial" w:cs="Arial"/>
+      <w:proofErr w:type="spellStart"/>
+      <w:r>
+        <w:rPr>
+          <w:rStyle w:val="Strong"/>
+          <w:sz w:val="22"/>
+        </w:rPr>
+        <w:t>Django</w:t>
+      </w:r>
+      <w:proofErr w:type="spellEnd"/>
+      <w:r>
+        <w:rPr>
+          <w:rStyle w:val="Strong"/>
+          <w:sz w:val="22"/>
+        </w:rPr>
+        <w:t xml:space="preserve"> 2.2–5.x</w:t>
+      </w:r>
+      <w:r>
+        <w:rPr>
+          <w:sz w:val="22"/>
+        </w:rPr>
+        <w:t xml:space="preserve">, </w:t>
+      </w:r>
+      <w:proofErr w:type="spellStart"/>
+      <w:r>
+        <w:rPr>
+          <w:rStyle w:val="Strong"/>
+          <w:sz w:val="22"/>
+        </w:rPr>
+        <w:t>FastAPI</w:t>
+      </w:r>
+      <w:proofErr w:type="spellEnd"/>
+      <w:r>
+        <w:rPr>
+          <w:rStyle w:val="Strong"/>
+          <w:sz w:val="22"/>
+        </w:rPr>
+        <w:t xml:space="preserve"> 0.7x–0.11x</w:t>
+      </w:r>
+      <w:r>
+        <w:rPr>
+          <w:sz w:val="22"/>
         </w:rPr>
         <w:t xml:space="preserve">, and </w:t>
       </w:r>
       <w:r>
         <w:rPr>
           <w:rStyle w:val="Strong"/>
-          <w:rFonts w:ascii="Arial" w:hAnsi="Arial" w:cs="Arial"/>
-        </w:rPr>
-        <w:t>clean service boundaries</w:t>
-      </w:r>
-      <w:r>
-        <w:rPr>
-          <w:rFonts w:ascii="Arial" w:hAnsi="Arial" w:cs="Arial"/>
-        </w:rPr>
-        <w:t xml:space="preserve">. </w:t>
+          <w:sz w:val="22"/>
+        </w:rPr>
+        <w:t>Flask 1.1–3.x</w:t>
+      </w:r>
+      <w:r>
+        <w:rPr>
+          <w:sz w:val="22"/>
+        </w:rPr>
+        <w:t xml:space="preserve">, designing services with clean boundaries, durable contracts, and pragmatic security controls. </w:t>
       </w:r>
       <w:proofErr w:type="gramStart"/>
       <w:r>
         <w:rPr>
-          <w:rFonts w:ascii="Arial" w:hAnsi="Arial" w:cs="Arial"/>
-        </w:rPr>
-        <w:t xml:space="preserve">Strong record translating ambiguous goals into </w:t>
-      </w:r>
-      <w:r>
-        <w:rPr>
-          <w:rStyle w:val="Strong"/>
-          <w:rFonts w:ascii="Arial" w:hAnsi="Arial" w:cs="Arial"/>
-        </w:rPr>
-        <w:t>scoped milestones</w:t>
-      </w:r>
-      <w:r>
-        <w:rPr>
-          <w:rFonts w:ascii="Arial" w:hAnsi="Arial" w:cs="Arial"/>
-        </w:rPr>
-        <w:t xml:space="preserve">, shipping iteratively with </w:t>
-      </w:r>
-      <w:r>
-        <w:rPr>
-          <w:rStyle w:val="Strong"/>
-          <w:rFonts w:ascii="Arial" w:hAnsi="Arial" w:cs="Arial"/>
-        </w:rPr>
-        <w:t>stable APIs</w:t>
-      </w:r>
-      <w:r>
-        <w:rPr>
-          <w:rFonts w:ascii="Arial" w:hAnsi="Arial" w:cs="Arial"/>
+          <w:sz w:val="22"/>
+        </w:rPr>
+        <w:t xml:space="preserve">Known for modernizing fragile legacy services, improving API correctness, reducing alert noise, and delivering measurable reliability gains through </w:t>
+      </w:r>
+      <w:r>
+        <w:rPr>
+          <w:rStyle w:val="Strong"/>
+          <w:sz w:val="22"/>
+        </w:rPr>
+        <w:t>AWS</w:t>
+      </w:r>
+      <w:r>
+        <w:rPr>
+          <w:sz w:val="22"/>
         </w:rPr>
         <w:t xml:space="preserve">, </w:t>
       </w:r>
       <w:r>
         <w:rPr>
           <w:rStyle w:val="Strong"/>
-          <w:rFonts w:ascii="Arial" w:hAnsi="Arial" w:cs="Arial"/>
-        </w:rPr>
-        <w:t>durable data contracts</w:t>
-      </w:r>
-      <w:r>
-        <w:rPr>
-          <w:rFonts w:ascii="Arial" w:hAnsi="Arial" w:cs="Arial"/>
-        </w:rPr>
-        <w:t xml:space="preserve">, and practical guardrails across </w:t>
-      </w:r>
-      <w:r>
-        <w:rPr>
-          <w:rStyle w:val="Strong"/>
-          <w:rFonts w:ascii="Arial" w:hAnsi="Arial" w:cs="Arial"/>
+          <w:sz w:val="22"/>
         </w:rPr>
         <w:t>CI/CD</w:t>
       </w:r>
       <w:r>
         <w:rPr>
-          <w:rFonts w:ascii="Arial" w:hAnsi="Arial" w:cs="Arial"/>
+          <w:sz w:val="22"/>
         </w:rPr>
         <w:t xml:space="preserve">, </w:t>
       </w:r>
       <w:proofErr w:type="spellStart"/>
       <w:r>
         <w:rPr>
-          <w:rStyle w:val="Strong"/>
-          <w:rFonts w:ascii="Arial" w:hAnsi="Arial" w:cs="Arial"/>
+          <w:sz w:val="22"/>
         </w:rPr>
         <w:t>observability</w:t>
       </w:r>
       <w:proofErr w:type="spellEnd"/>
       <w:r>
         <w:rPr>
-          <w:rFonts w:ascii="Arial" w:hAnsi="Arial" w:cs="Arial"/>
-        </w:rPr>
-        <w:t xml:space="preserve">, and </w:t>
-      </w:r>
-      <w:r>
-        <w:rPr>
-          <w:rStyle w:val="Strong"/>
-          <w:rFonts w:ascii="Arial" w:hAnsi="Arial" w:cs="Arial"/>
-        </w:rPr>
-        <w:t>security</w:t>
-      </w:r>
-      <w:r>
-        <w:rPr>
-          <w:rFonts w:ascii="Arial" w:hAnsi="Arial" w:cs="Arial"/>
-        </w:rPr>
-        <w:t>.</w:t>
+          <w:sz w:val="22"/>
+        </w:rPr>
+        <w:t>, and disciplined post-incident hardening.</w:t>
       </w:r>
       <w:proofErr w:type="gramEnd"/>
-      <w:r>
-        <w:rPr>
-          <w:rFonts w:ascii="Arial" w:hAnsi="Arial" w:cs="Arial"/>
-        </w:rPr>
-        <w:t xml:space="preserve"> Comfortable owning the full lifecycle—</w:t>
-      </w:r>
-      <w:r>
-        <w:rPr>
-          <w:rStyle w:val="Strong"/>
-          <w:rFonts w:ascii="Arial" w:hAnsi="Arial" w:cs="Arial"/>
-        </w:rPr>
-        <w:t>architecture</w:t>
-      </w:r>
-      <w:r>
-        <w:rPr>
-          <w:rFonts w:ascii="Arial" w:hAnsi="Arial" w:cs="Arial"/>
-        </w:rPr>
-        <w:t xml:space="preserve">, </w:t>
-      </w:r>
-      <w:r>
-        <w:rPr>
-          <w:rStyle w:val="Strong"/>
-          <w:rFonts w:ascii="Arial" w:hAnsi="Arial" w:cs="Arial"/>
-        </w:rPr>
-        <w:t>implementation</w:t>
-      </w:r>
-      <w:r>
-        <w:rPr>
-          <w:rFonts w:ascii="Arial" w:hAnsi="Arial" w:cs="Arial"/>
-        </w:rPr>
-        <w:t xml:space="preserve">, </w:t>
-      </w:r>
-      <w:r>
-        <w:rPr>
-          <w:rStyle w:val="Strong"/>
-          <w:rFonts w:ascii="Arial" w:hAnsi="Arial" w:cs="Arial"/>
-        </w:rPr>
-        <w:t>incident response</w:t>
-      </w:r>
-      <w:r>
-        <w:rPr>
-          <w:rFonts w:ascii="Arial" w:hAnsi="Arial" w:cs="Arial"/>
-        </w:rPr>
-        <w:t xml:space="preserve">, and </w:t>
-      </w:r>
-      <w:r>
-        <w:rPr>
-          <w:rStyle w:val="Strong"/>
-          <w:rFonts w:ascii="Arial" w:hAnsi="Arial" w:cs="Arial"/>
-        </w:rPr>
-        <w:t>postmortem-driven hardening</w:t>
-      </w:r>
-      <w:r>
-        <w:rPr>
-          <w:rFonts w:ascii="Arial" w:hAnsi="Arial" w:cs="Arial"/>
-        </w:rPr>
-        <w:t>—to reduce operational noise and raise customer trust.</w:t>
-      </w:r>
     </w:p>
     <w:p>
       <w:pPr>
@@ -394,13 +464,16 @@
           <w:bottom w:val="single" w:sz="6" w:space="0" w:color="B91C1C"/>
         </w:pBdr>
         <w:spacing w:before="120" w:after="80"/>
+        <w:rPr>
+          <w:sz w:val="24"/>
+        </w:rPr>
       </w:pPr>
       <w:r>
         <w:rPr>
           <w:b/>
           <w:bCs/>
           <w:color w:val="111111"/>
-          <w:sz w:val="21"/>
+          <w:sz w:val="24"/>
           <w:szCs w:val="21"/>
         </w:rPr>
         <w:t>SKILLS</w:t>
@@ -411,201 +484,96 @@
         <w:pStyle w:val="NormalWeb"/>
         <w:numPr>
           <w:ilvl w:val="0"/>
-          <w:numId w:val="2"/>
+          <w:numId w:val="34"/>
         </w:numPr>
+        <w:spacing w:before="0" w:beforeAutospacing="0" w:after="0" w:afterAutospacing="0"/>
         <w:jc w:val="both"/>
         <w:rPr>
-          <w:rFonts w:ascii="Arial" w:hAnsi="Arial" w:cs="Arial"/>
-          <w:sz w:val="12"/>
-        </w:rPr>
-      </w:pPr>
-      <w:r>
-        <w:rPr>
-          <w:rStyle w:val="Strong"/>
-          <w:rFonts w:ascii="Arial" w:hAnsi="Arial" w:cs="Arial"/>
-          <w:sz w:val="18"/>
-        </w:rPr>
-        <w:t>Backend &amp; APIs</w:t>
-      </w:r>
-      <w:r>
-        <w:rPr>
-          <w:rFonts w:ascii="Arial" w:hAnsi="Arial" w:cs="Arial"/>
-          <w:sz w:val="18"/>
-        </w:rPr>
-        <w:t xml:space="preserve"> — </w:t>
-      </w:r>
-      <w:r>
-        <w:rPr>
-          <w:rStyle w:val="Strong"/>
-          <w:rFonts w:ascii="Arial" w:hAnsi="Arial" w:cs="Arial"/>
-          <w:sz w:val="18"/>
-        </w:rPr>
-        <w:t>Python</w:t>
-      </w:r>
-      <w:r>
-        <w:rPr>
-          <w:rFonts w:ascii="Arial" w:hAnsi="Arial" w:cs="Arial"/>
-          <w:sz w:val="18"/>
+          <w:sz w:val="22"/>
+        </w:rPr>
+      </w:pPr>
+      <w:r>
+        <w:rPr>
+          <w:rStyle w:val="Strong"/>
+          <w:sz w:val="22"/>
+        </w:rPr>
+        <w:t>Languages &amp; Backend Frameworks —</w:t>
+      </w:r>
+      <w:r>
+        <w:rPr>
+          <w:sz w:val="22"/>
+        </w:rPr>
+        <w:t xml:space="preserve"> </w:t>
+      </w:r>
+      <w:r>
+        <w:rPr>
+          <w:rStyle w:val="Strong"/>
+          <w:sz w:val="22"/>
+        </w:rPr>
+        <w:t>Python 3.8–3.12</w:t>
+      </w:r>
+      <w:r>
+        <w:rPr>
+          <w:sz w:val="22"/>
         </w:rPr>
         <w:t xml:space="preserve">, </w:t>
       </w:r>
-      <w:r>
-        <w:rPr>
-          <w:rStyle w:val="Strong"/>
-          <w:rFonts w:ascii="Arial" w:hAnsi="Arial" w:cs="Arial"/>
-          <w:sz w:val="18"/>
-        </w:rPr>
-        <w:t>SQL</w:t>
-      </w:r>
-      <w:r>
-        <w:rPr>
-          <w:rFonts w:ascii="Arial" w:hAnsi="Arial" w:cs="Arial"/>
-          <w:sz w:val="18"/>
+      <w:proofErr w:type="spellStart"/>
+      <w:r>
+        <w:rPr>
+          <w:rStyle w:val="Strong"/>
+          <w:sz w:val="22"/>
+        </w:rPr>
+        <w:t>Django</w:t>
+      </w:r>
+      <w:proofErr w:type="spellEnd"/>
+      <w:r>
+        <w:rPr>
+          <w:rStyle w:val="Strong"/>
+          <w:sz w:val="22"/>
+        </w:rPr>
+        <w:t xml:space="preserve"> 2.2–5.x</w:t>
+      </w:r>
+      <w:r>
+        <w:rPr>
+          <w:sz w:val="22"/>
         </w:rPr>
         <w:t xml:space="preserve">, </w:t>
       </w:r>
-      <w:r>
-        <w:rPr>
-          <w:rStyle w:val="Strong"/>
-          <w:rFonts w:ascii="Arial" w:hAnsi="Arial" w:cs="Arial"/>
-          <w:sz w:val="18"/>
-        </w:rPr>
-        <w:t>REST APIs</w:t>
-      </w:r>
-      <w:r>
-        <w:rPr>
-          <w:rFonts w:ascii="Arial" w:hAnsi="Arial" w:cs="Arial"/>
-          <w:sz w:val="18"/>
+      <w:proofErr w:type="spellStart"/>
+      <w:r>
+        <w:rPr>
+          <w:rStyle w:val="Strong"/>
+          <w:sz w:val="22"/>
+        </w:rPr>
+        <w:t>FastAPI</w:t>
+      </w:r>
+      <w:proofErr w:type="spellEnd"/>
+      <w:r>
+        <w:rPr>
+          <w:rStyle w:val="Strong"/>
+          <w:sz w:val="22"/>
+        </w:rPr>
+        <w:t xml:space="preserve"> 0.7x–0.11x</w:t>
+      </w:r>
+      <w:r>
+        <w:rPr>
+          <w:sz w:val="22"/>
         </w:rPr>
         <w:t xml:space="preserve">, </w:t>
       </w:r>
-      <w:proofErr w:type="spellStart"/>
-      <w:r>
-        <w:rPr>
-          <w:rStyle w:val="Strong"/>
-          <w:rFonts w:ascii="Arial" w:hAnsi="Arial" w:cs="Arial"/>
-          <w:sz w:val="18"/>
-        </w:rPr>
-        <w:t>GraphQL</w:t>
-      </w:r>
-      <w:proofErr w:type="spellEnd"/>
-      <w:r>
-        <w:rPr>
-          <w:rFonts w:ascii="Arial" w:hAnsi="Arial" w:cs="Arial"/>
-          <w:sz w:val="18"/>
-        </w:rPr>
-        <w:t xml:space="preserve">, </w:t>
-      </w:r>
-      <w:proofErr w:type="spellStart"/>
-      <w:r>
-        <w:rPr>
-          <w:rStyle w:val="Strong"/>
-          <w:rFonts w:ascii="Arial" w:hAnsi="Arial" w:cs="Arial"/>
-          <w:sz w:val="18"/>
-        </w:rPr>
-        <w:t>microservices</w:t>
-      </w:r>
-      <w:proofErr w:type="spellEnd"/>
-      <w:r>
-        <w:rPr>
-          <w:rFonts w:ascii="Arial" w:hAnsi="Arial" w:cs="Arial"/>
-          <w:sz w:val="18"/>
-        </w:rPr>
-        <w:t xml:space="preserve">, </w:t>
-      </w:r>
-      <w:r>
-        <w:rPr>
-          <w:rStyle w:val="Strong"/>
-          <w:rFonts w:ascii="Arial" w:hAnsi="Arial" w:cs="Arial"/>
-          <w:sz w:val="18"/>
-        </w:rPr>
-        <w:t>event-driven architecture</w:t>
-      </w:r>
-      <w:r>
-        <w:rPr>
-          <w:rFonts w:ascii="Arial" w:hAnsi="Arial" w:cs="Arial"/>
-          <w:sz w:val="18"/>
-        </w:rPr>
-        <w:t xml:space="preserve">, </w:t>
-      </w:r>
-      <w:r>
-        <w:rPr>
-          <w:rStyle w:val="Strong"/>
-          <w:rFonts w:ascii="Arial" w:hAnsi="Arial" w:cs="Arial"/>
-          <w:sz w:val="18"/>
-        </w:rPr>
-        <w:t>background jobs</w:t>
-      </w:r>
-      <w:r>
-        <w:rPr>
-          <w:rFonts w:ascii="Arial" w:hAnsi="Arial" w:cs="Arial"/>
-          <w:sz w:val="18"/>
-        </w:rPr>
-        <w:t xml:space="preserve">, </w:t>
-      </w:r>
-      <w:proofErr w:type="spellStart"/>
-      <w:r>
-        <w:rPr>
-          <w:rStyle w:val="Strong"/>
-          <w:rFonts w:ascii="Arial" w:hAnsi="Arial" w:cs="Arial"/>
-          <w:sz w:val="18"/>
-        </w:rPr>
-        <w:t>WebSockets</w:t>
-      </w:r>
-      <w:proofErr w:type="spellEnd"/>
-      <w:r>
-        <w:rPr>
-          <w:rFonts w:ascii="Arial" w:hAnsi="Arial" w:cs="Arial"/>
-          <w:sz w:val="18"/>
-        </w:rPr>
-        <w:t xml:space="preserve">, </w:t>
-      </w:r>
-      <w:r>
-        <w:rPr>
-          <w:rStyle w:val="Strong"/>
-          <w:rFonts w:ascii="Arial" w:hAnsi="Arial" w:cs="Arial"/>
-          <w:sz w:val="18"/>
-        </w:rPr>
-        <w:t>rate limiting</w:t>
-      </w:r>
-      <w:r>
-        <w:rPr>
-          <w:rFonts w:ascii="Arial" w:hAnsi="Arial" w:cs="Arial"/>
-          <w:sz w:val="18"/>
-        </w:rPr>
-        <w:t xml:space="preserve">, </w:t>
-      </w:r>
-      <w:proofErr w:type="spellStart"/>
-      <w:r>
-        <w:rPr>
-          <w:rStyle w:val="Strong"/>
-          <w:rFonts w:ascii="Arial" w:hAnsi="Arial" w:cs="Arial"/>
-          <w:sz w:val="18"/>
-        </w:rPr>
-        <w:t>idempotency</w:t>
-      </w:r>
-      <w:proofErr w:type="spellEnd"/>
-      <w:r>
-        <w:rPr>
-          <w:rFonts w:ascii="Arial" w:hAnsi="Arial" w:cs="Arial"/>
-          <w:sz w:val="18"/>
-        </w:rPr>
-        <w:t xml:space="preserve">, </w:t>
-      </w:r>
-      <w:r>
-        <w:rPr>
-          <w:rStyle w:val="Strong"/>
-          <w:rFonts w:ascii="Arial" w:hAnsi="Arial" w:cs="Arial"/>
-          <w:sz w:val="18"/>
-        </w:rPr>
-        <w:t>caching strategies</w:t>
-      </w:r>
-      <w:r>
-        <w:rPr>
-          <w:rFonts w:ascii="Arial" w:hAnsi="Arial" w:cs="Arial"/>
-          <w:sz w:val="18"/>
-        </w:rPr>
-        <w:t>, Bash</w:t>
+      <w:r>
+        <w:rPr>
+          <w:rStyle w:val="Strong"/>
+          <w:sz w:val="22"/>
+        </w:rPr>
+        <w:t>Flask 1.1–3.x</w:t>
+      </w:r>
+      <w:r>
+        <w:rPr>
+          <w:sz w:val="22"/>
+        </w:rPr>
+        <w:t>, SQL, Bash, backend architecture, service layering, middleware design, background processing, admin tooling, ORM patterns, schema validation</w:t>
       </w:r>
     </w:p>
     <w:p>
@@ -613,243 +581,225 @@
         <w:pStyle w:val="NormalWeb"/>
         <w:numPr>
           <w:ilvl w:val="0"/>
-          <w:numId w:val="2"/>
+          <w:numId w:val="34"/>
         </w:numPr>
+        <w:spacing w:before="0" w:beforeAutospacing="0" w:after="0" w:afterAutospacing="0"/>
         <w:jc w:val="both"/>
         <w:rPr>
-          <w:rFonts w:ascii="Arial" w:hAnsi="Arial" w:cs="Arial"/>
-          <w:sz w:val="12"/>
-        </w:rPr>
-      </w:pPr>
-      <w:r>
-        <w:rPr>
-          <w:rStyle w:val="Strong"/>
-          <w:rFonts w:ascii="Arial" w:hAnsi="Arial" w:cs="Arial"/>
-          <w:sz w:val="18"/>
-        </w:rPr>
-        <w:t>Data, Messaging &amp; Search</w:t>
-      </w:r>
-      <w:r>
-        <w:rPr>
-          <w:rFonts w:ascii="Arial" w:hAnsi="Arial" w:cs="Arial"/>
-          <w:sz w:val="18"/>
-        </w:rPr>
-        <w:t xml:space="preserve"> — Relational: </w:t>
+          <w:sz w:val="22"/>
+        </w:rPr>
+      </w:pPr>
+      <w:r>
+        <w:rPr>
+          <w:rStyle w:val="Strong"/>
+          <w:sz w:val="22"/>
+        </w:rPr>
+        <w:t>Backend &amp; APIs —</w:t>
+      </w:r>
+      <w:r>
+        <w:rPr>
+          <w:sz w:val="22"/>
+        </w:rPr>
+        <w:t xml:space="preserve"> </w:t>
+      </w:r>
+      <w:r>
+        <w:rPr>
+          <w:rStyle w:val="Strong"/>
+          <w:sz w:val="22"/>
+        </w:rPr>
+        <w:t>REST APIs</w:t>
+      </w:r>
+      <w:r>
+        <w:rPr>
+          <w:sz w:val="22"/>
+        </w:rPr>
+        <w:t xml:space="preserve">, </w:t>
       </w:r>
       <w:proofErr w:type="spellStart"/>
       <w:r>
         <w:rPr>
-          <w:rStyle w:val="Strong"/>
-          <w:rFonts w:ascii="Arial" w:hAnsi="Arial" w:cs="Arial"/>
-          <w:sz w:val="18"/>
+          <w:sz w:val="22"/>
+        </w:rPr>
+        <w:t>GraphQL</w:t>
+      </w:r>
+      <w:proofErr w:type="spellEnd"/>
+      <w:r>
+        <w:rPr>
+          <w:sz w:val="22"/>
+        </w:rPr>
+        <w:t xml:space="preserve">, </w:t>
+      </w:r>
+      <w:proofErr w:type="spellStart"/>
+      <w:r>
+        <w:rPr>
+          <w:sz w:val="22"/>
+        </w:rPr>
+        <w:t>microservices</w:t>
+      </w:r>
+      <w:proofErr w:type="spellEnd"/>
+      <w:r>
+        <w:rPr>
+          <w:sz w:val="22"/>
+        </w:rPr>
+        <w:t xml:space="preserve">, event-driven architecture, </w:t>
+      </w:r>
+      <w:proofErr w:type="spellStart"/>
+      <w:r>
+        <w:rPr>
+          <w:sz w:val="22"/>
+        </w:rPr>
+        <w:t>OpenAPI</w:t>
+      </w:r>
+      <w:proofErr w:type="spellEnd"/>
+      <w:r>
+        <w:rPr>
+          <w:sz w:val="22"/>
+        </w:rPr>
+        <w:t xml:space="preserve">, </w:t>
+      </w:r>
+      <w:proofErr w:type="spellStart"/>
+      <w:r>
+        <w:rPr>
+          <w:sz w:val="22"/>
+        </w:rPr>
+        <w:t>WebSockets</w:t>
+      </w:r>
+      <w:proofErr w:type="spellEnd"/>
+      <w:r>
+        <w:rPr>
+          <w:sz w:val="22"/>
+        </w:rPr>
+        <w:t xml:space="preserve">, background jobs, pagination, filtering, API versioning, </w:t>
+      </w:r>
+      <w:proofErr w:type="spellStart"/>
+      <w:r>
+        <w:rPr>
+          <w:sz w:val="22"/>
+        </w:rPr>
+        <w:t>idempotency</w:t>
+      </w:r>
+      <w:proofErr w:type="spellEnd"/>
+      <w:r>
+        <w:rPr>
+          <w:sz w:val="22"/>
+        </w:rPr>
+        <w:t>, rate limiting, retries, circuit breakers, caching strategies, file-processing workflows, worker patterns</w:t>
+      </w:r>
+    </w:p>
+    <w:p>
+      <w:pPr>
+        <w:pStyle w:val="NormalWeb"/>
+        <w:numPr>
+          <w:ilvl w:val="0"/>
+          <w:numId w:val="34"/>
+        </w:numPr>
+        <w:spacing w:before="0" w:beforeAutospacing="0" w:after="0" w:afterAutospacing="0"/>
+        <w:jc w:val="both"/>
+        <w:rPr>
+          <w:sz w:val="22"/>
+        </w:rPr>
+      </w:pPr>
+      <w:r>
+        <w:rPr>
+          <w:rStyle w:val="Strong"/>
+          <w:sz w:val="22"/>
+        </w:rPr>
+        <w:t>Data, Messaging &amp; Search —</w:t>
+      </w:r>
+      <w:r>
+        <w:rPr>
+          <w:sz w:val="22"/>
+        </w:rPr>
+        <w:t xml:space="preserve"> </w:t>
+      </w:r>
+      <w:proofErr w:type="spellStart"/>
+      <w:r>
+        <w:rPr>
+          <w:sz w:val="22"/>
         </w:rPr>
         <w:t>PostgreSQL</w:t>
       </w:r>
       <w:proofErr w:type="spellEnd"/>
       <w:r>
         <w:rPr>
-          <w:rFonts w:ascii="Arial" w:hAnsi="Arial" w:cs="Arial"/>
-          <w:sz w:val="18"/>
+          <w:sz w:val="22"/>
+        </w:rPr>
+        <w:t xml:space="preserve">, MySQL, SQL Server, </w:t>
+      </w:r>
+      <w:proofErr w:type="spellStart"/>
+      <w:r>
+        <w:rPr>
+          <w:sz w:val="22"/>
+        </w:rPr>
+        <w:t>Redis</w:t>
+      </w:r>
+      <w:proofErr w:type="spellEnd"/>
+      <w:r>
+        <w:rPr>
+          <w:sz w:val="22"/>
         </w:rPr>
         <w:t xml:space="preserve">, </w:t>
       </w:r>
-      <w:r>
-        <w:rPr>
-          <w:rStyle w:val="Strong"/>
-          <w:rFonts w:ascii="Arial" w:hAnsi="Arial" w:cs="Arial"/>
-          <w:sz w:val="18"/>
-        </w:rPr>
-        <w:t>MySQL</w:t>
-      </w:r>
-      <w:r>
-        <w:rPr>
-          <w:rFonts w:ascii="Arial" w:hAnsi="Arial" w:cs="Arial"/>
-          <w:sz w:val="18"/>
+      <w:proofErr w:type="spellStart"/>
+      <w:r>
+        <w:rPr>
+          <w:sz w:val="22"/>
+        </w:rPr>
+        <w:t>MongoDB</w:t>
+      </w:r>
+      <w:proofErr w:type="spellEnd"/>
+      <w:r>
+        <w:rPr>
+          <w:sz w:val="22"/>
         </w:rPr>
         <w:t xml:space="preserve">, </w:t>
       </w:r>
-      <w:r>
-        <w:rPr>
-          <w:rStyle w:val="Strong"/>
-          <w:rFonts w:ascii="Arial" w:hAnsi="Arial" w:cs="Arial"/>
-          <w:sz w:val="18"/>
-        </w:rPr>
-        <w:t>SQL Server</w:t>
-      </w:r>
-      <w:r>
-        <w:rPr>
-          <w:rFonts w:ascii="Arial" w:hAnsi="Arial" w:cs="Arial"/>
-          <w:sz w:val="18"/>
-        </w:rPr>
-        <w:t xml:space="preserve"> • </w:t>
-      </w:r>
       <w:proofErr w:type="spellStart"/>
       <w:r>
         <w:rPr>
-          <w:rFonts w:ascii="Arial" w:hAnsi="Arial" w:cs="Arial"/>
-          <w:sz w:val="18"/>
-        </w:rPr>
-        <w:t>NoSQL</w:t>
+          <w:sz w:val="22"/>
+        </w:rPr>
+        <w:t>DynamoDB</w:t>
       </w:r>
       <w:proofErr w:type="spellEnd"/>
       <w:r>
         <w:rPr>
-          <w:rFonts w:ascii="Arial" w:hAnsi="Arial" w:cs="Arial"/>
-          <w:sz w:val="18"/>
-        </w:rPr>
-        <w:t xml:space="preserve">: </w:t>
+          <w:sz w:val="22"/>
+        </w:rPr>
+        <w:t xml:space="preserve">, AWS SQS/SNS, Kafka, </w:t>
       </w:r>
       <w:proofErr w:type="spellStart"/>
       <w:r>
         <w:rPr>
-          <w:rStyle w:val="Strong"/>
-          <w:rFonts w:ascii="Arial" w:hAnsi="Arial" w:cs="Arial"/>
-          <w:sz w:val="18"/>
-        </w:rPr>
-        <w:t>Redis</w:t>
+          <w:sz w:val="22"/>
+        </w:rPr>
+        <w:t>RabbitMQ</w:t>
       </w:r>
       <w:proofErr w:type="spellEnd"/>
       <w:r>
         <w:rPr>
-          <w:rFonts w:ascii="Arial" w:hAnsi="Arial" w:cs="Arial"/>
-          <w:sz w:val="18"/>
+          <w:sz w:val="22"/>
         </w:rPr>
         <w:t xml:space="preserve">, </w:t>
       </w:r>
       <w:proofErr w:type="spellStart"/>
       <w:r>
         <w:rPr>
-          <w:rStyle w:val="Strong"/>
-          <w:rFonts w:ascii="Arial" w:hAnsi="Arial" w:cs="Arial"/>
-          <w:sz w:val="18"/>
-        </w:rPr>
-        <w:t>MongoDB</w:t>
+          <w:sz w:val="22"/>
+        </w:rPr>
+        <w:t>Elasticsearch</w:t>
       </w:r>
       <w:proofErr w:type="spellEnd"/>
       <w:r>
         <w:rPr>
-          <w:rFonts w:ascii="Arial" w:hAnsi="Arial" w:cs="Arial"/>
-          <w:sz w:val="18"/>
-        </w:rPr>
-        <w:t xml:space="preserve">, </w:t>
+          <w:sz w:val="22"/>
+        </w:rPr>
+        <w:t xml:space="preserve">, OpenSearch, Redshift, </w:t>
       </w:r>
       <w:proofErr w:type="spellStart"/>
       <w:r>
         <w:rPr>
-          <w:rStyle w:val="Strong"/>
-          <w:rFonts w:ascii="Arial" w:hAnsi="Arial" w:cs="Arial"/>
-          <w:sz w:val="18"/>
-        </w:rPr>
-        <w:t>DynamoDB</w:t>
-      </w:r>
-      <w:proofErr w:type="spellEnd"/>
-      <w:r>
-        <w:rPr>
-          <w:rFonts w:ascii="Arial" w:hAnsi="Arial" w:cs="Arial"/>
-          <w:sz w:val="18"/>
-        </w:rPr>
-        <w:t xml:space="preserve"> • Queues/streams: </w:t>
-      </w:r>
-      <w:r>
-        <w:rPr>
-          <w:rStyle w:val="Strong"/>
-          <w:rFonts w:ascii="Arial" w:hAnsi="Arial" w:cs="Arial"/>
-          <w:sz w:val="18"/>
-        </w:rPr>
-        <w:t>AWS SQS/SNS</w:t>
-      </w:r>
-      <w:r>
-        <w:rPr>
-          <w:rFonts w:ascii="Arial" w:hAnsi="Arial" w:cs="Arial"/>
-          <w:sz w:val="18"/>
-        </w:rPr>
-        <w:t xml:space="preserve">, </w:t>
-      </w:r>
-      <w:r>
-        <w:rPr>
-          <w:rStyle w:val="Strong"/>
-          <w:rFonts w:ascii="Arial" w:hAnsi="Arial" w:cs="Arial"/>
-          <w:sz w:val="18"/>
-        </w:rPr>
-        <w:t>Kafka</w:t>
-      </w:r>
-      <w:r>
-        <w:rPr>
-          <w:rFonts w:ascii="Arial" w:hAnsi="Arial" w:cs="Arial"/>
-          <w:sz w:val="18"/>
-        </w:rPr>
-        <w:t xml:space="preserve">, </w:t>
-      </w:r>
-      <w:proofErr w:type="spellStart"/>
-      <w:r>
-        <w:rPr>
-          <w:rStyle w:val="Strong"/>
-          <w:rFonts w:ascii="Arial" w:hAnsi="Arial" w:cs="Arial"/>
-          <w:sz w:val="18"/>
-        </w:rPr>
-        <w:t>RabbitMQ</w:t>
-      </w:r>
-      <w:proofErr w:type="spellEnd"/>
-      <w:r>
-        <w:rPr>
-          <w:rFonts w:ascii="Arial" w:hAnsi="Arial" w:cs="Arial"/>
-          <w:sz w:val="18"/>
-        </w:rPr>
-        <w:t xml:space="preserve"> • Search: </w:t>
-      </w:r>
-      <w:proofErr w:type="spellStart"/>
-      <w:r>
-        <w:rPr>
-          <w:rStyle w:val="Strong"/>
-          <w:rFonts w:ascii="Arial" w:hAnsi="Arial" w:cs="Arial"/>
-          <w:sz w:val="18"/>
-        </w:rPr>
-        <w:t>Elasticsearch</w:t>
-      </w:r>
-      <w:proofErr w:type="spellEnd"/>
-      <w:r>
-        <w:rPr>
-          <w:rFonts w:ascii="Arial" w:hAnsi="Arial" w:cs="Arial"/>
-          <w:sz w:val="18"/>
-        </w:rPr>
-        <w:t xml:space="preserve">, </w:t>
-      </w:r>
-      <w:r>
-        <w:rPr>
-          <w:rStyle w:val="Strong"/>
-          <w:rFonts w:ascii="Arial" w:hAnsi="Arial" w:cs="Arial"/>
-          <w:sz w:val="18"/>
-        </w:rPr>
-        <w:t>OpenSearch</w:t>
-      </w:r>
-      <w:r>
-        <w:rPr>
-          <w:rFonts w:ascii="Arial" w:hAnsi="Arial" w:cs="Arial"/>
-          <w:sz w:val="18"/>
-        </w:rPr>
-        <w:t xml:space="preserve"> • Analytics: </w:t>
-      </w:r>
-      <w:r>
-        <w:rPr>
-          <w:rStyle w:val="Strong"/>
-          <w:rFonts w:ascii="Arial" w:hAnsi="Arial" w:cs="Arial"/>
-          <w:sz w:val="18"/>
-        </w:rPr>
-        <w:t>Redshift</w:t>
-      </w:r>
-      <w:r>
-        <w:rPr>
-          <w:rFonts w:ascii="Arial" w:hAnsi="Arial" w:cs="Arial"/>
-          <w:sz w:val="18"/>
-        </w:rPr>
-        <w:t xml:space="preserve">, </w:t>
-      </w:r>
-      <w:proofErr w:type="spellStart"/>
-      <w:r>
-        <w:rPr>
-          <w:rStyle w:val="Strong"/>
-          <w:rFonts w:ascii="Arial" w:hAnsi="Arial" w:cs="Arial"/>
-          <w:sz w:val="18"/>
+          <w:sz w:val="22"/>
         </w:rPr>
         <w:t>BigQuery</w:t>
       </w:r>
@@ -860,19 +810,18 @@
         <w:pStyle w:val="NormalWeb"/>
         <w:numPr>
           <w:ilvl w:val="0"/>
-          <w:numId w:val="2"/>
+          <w:numId w:val="34"/>
         </w:numPr>
+        <w:spacing w:before="0" w:beforeAutospacing="0" w:after="0" w:afterAutospacing="0"/>
         <w:jc w:val="both"/>
         <w:rPr>
-          <w:rFonts w:ascii="Arial" w:hAnsi="Arial" w:cs="Arial"/>
-          <w:sz w:val="12"/>
-        </w:rPr>
-      </w:pPr>
-      <w:r>
-        <w:rPr>
-          <w:rStyle w:val="Strong"/>
-          <w:rFonts w:ascii="Arial" w:hAnsi="Arial" w:cs="Arial"/>
-          <w:sz w:val="18"/>
+          <w:sz w:val="22"/>
+        </w:rPr>
+      </w:pPr>
+      <w:r>
+        <w:rPr>
+          <w:rStyle w:val="Strong"/>
+          <w:sz w:val="22"/>
         </w:rPr>
         <w:t xml:space="preserve">Cloud &amp; </w:t>
       </w:r>
@@ -880,615 +829,249 @@
       <w:r>
         <w:rPr>
           <w:rStyle w:val="Strong"/>
-          <w:rFonts w:ascii="Arial" w:hAnsi="Arial" w:cs="Arial"/>
-          <w:sz w:val="18"/>
+          <w:sz w:val="22"/>
         </w:rPr>
         <w:t>DevOps</w:t>
       </w:r>
       <w:proofErr w:type="spellEnd"/>
       <w:r>
         <w:rPr>
-          <w:rFonts w:ascii="Arial" w:hAnsi="Arial" w:cs="Arial"/>
-          <w:sz w:val="18"/>
-        </w:rPr>
-        <w:t xml:space="preserve"> — </w:t>
-      </w:r>
-      <w:r>
-        <w:rPr>
-          <w:rStyle w:val="Strong"/>
-          <w:rFonts w:ascii="Arial" w:hAnsi="Arial" w:cs="Arial"/>
-          <w:sz w:val="18"/>
-        </w:rPr>
-        <w:t>AWS (primary)</w:t>
-      </w:r>
-      <w:r>
-        <w:rPr>
-          <w:rFonts w:ascii="Arial" w:hAnsi="Arial" w:cs="Arial"/>
-          <w:sz w:val="18"/>
-        </w:rPr>
-        <w:t xml:space="preserve">: </w:t>
-      </w:r>
-      <w:r>
-        <w:rPr>
-          <w:rStyle w:val="Strong"/>
-          <w:rFonts w:ascii="Arial" w:hAnsi="Arial" w:cs="Arial"/>
-          <w:sz w:val="18"/>
-        </w:rPr>
-        <w:t>EKS</w:t>
-      </w:r>
-      <w:r>
-        <w:rPr>
-          <w:rFonts w:ascii="Arial" w:hAnsi="Arial" w:cs="Arial"/>
-          <w:sz w:val="18"/>
+          <w:rStyle w:val="Strong"/>
+          <w:sz w:val="22"/>
+        </w:rPr>
+        <w:t xml:space="preserve"> —</w:t>
+      </w:r>
+      <w:r>
+        <w:rPr>
+          <w:sz w:val="22"/>
+        </w:rPr>
+        <w:t xml:space="preserve"> </w:t>
+      </w:r>
+      <w:r>
+        <w:rPr>
+          <w:rStyle w:val="Strong"/>
+          <w:sz w:val="22"/>
+        </w:rPr>
+        <w:t>AWS</w:t>
+      </w:r>
+      <w:r>
+        <w:rPr>
+          <w:sz w:val="22"/>
+        </w:rPr>
+        <w:t xml:space="preserve"> (EKS, ECS, EC2, Lambda, API Gateway, S3, </w:t>
+      </w:r>
+      <w:proofErr w:type="spellStart"/>
+      <w:r>
+        <w:rPr>
+          <w:sz w:val="22"/>
+        </w:rPr>
+        <w:t>CloudFront</w:t>
+      </w:r>
+      <w:proofErr w:type="spellEnd"/>
+      <w:r>
+        <w:rPr>
+          <w:sz w:val="22"/>
+        </w:rPr>
+        <w:t xml:space="preserve">, RDS, </w:t>
+      </w:r>
+      <w:proofErr w:type="spellStart"/>
+      <w:r>
+        <w:rPr>
+          <w:sz w:val="22"/>
+        </w:rPr>
+        <w:t>DynamoDB</w:t>
+      </w:r>
+      <w:proofErr w:type="spellEnd"/>
+      <w:r>
+        <w:rPr>
+          <w:sz w:val="22"/>
         </w:rPr>
         <w:t xml:space="preserve">, </w:t>
       </w:r>
-      <w:r>
-        <w:rPr>
-          <w:rStyle w:val="Strong"/>
-          <w:rFonts w:ascii="Arial" w:hAnsi="Arial" w:cs="Arial"/>
-          <w:sz w:val="18"/>
-        </w:rPr>
-        <w:t>ECS</w:t>
-      </w:r>
-      <w:r>
-        <w:rPr>
-          <w:rFonts w:ascii="Arial" w:hAnsi="Arial" w:cs="Arial"/>
-          <w:sz w:val="18"/>
+      <w:proofErr w:type="spellStart"/>
+      <w:r>
+        <w:rPr>
+          <w:sz w:val="22"/>
+        </w:rPr>
+        <w:t>ElastiCache</w:t>
+      </w:r>
+      <w:proofErr w:type="spellEnd"/>
+      <w:r>
+        <w:rPr>
+          <w:sz w:val="22"/>
         </w:rPr>
         <w:t xml:space="preserve">, </w:t>
       </w:r>
-      <w:r>
-        <w:rPr>
-          <w:rStyle w:val="Strong"/>
-          <w:rFonts w:ascii="Arial" w:hAnsi="Arial" w:cs="Arial"/>
-          <w:sz w:val="18"/>
-        </w:rPr>
-        <w:t>EC2</w:t>
-      </w:r>
-      <w:r>
-        <w:rPr>
-          <w:rFonts w:ascii="Arial" w:hAnsi="Arial" w:cs="Arial"/>
-          <w:sz w:val="18"/>
+      <w:proofErr w:type="spellStart"/>
+      <w:r>
+        <w:rPr>
+          <w:sz w:val="22"/>
+        </w:rPr>
+        <w:t>EventBridge</w:t>
+      </w:r>
+      <w:proofErr w:type="spellEnd"/>
+      <w:r>
+        <w:rPr>
+          <w:sz w:val="22"/>
+        </w:rPr>
+        <w:t xml:space="preserve">, Step Functions, IAM), </w:t>
+      </w:r>
+      <w:r>
+        <w:rPr>
+          <w:rStyle w:val="Strong"/>
+          <w:sz w:val="22"/>
+        </w:rPr>
+        <w:t>Azure</w:t>
+      </w:r>
+      <w:r>
+        <w:rPr>
+          <w:sz w:val="22"/>
+        </w:rPr>
+        <w:t xml:space="preserve"> (AKS, App Service, Azure SQL, Service Bus, Key Vault, Application Insights), </w:t>
+      </w:r>
+      <w:r>
+        <w:rPr>
+          <w:rStyle w:val="Strong"/>
+          <w:sz w:val="22"/>
+        </w:rPr>
+        <w:t>GCP</w:t>
+      </w:r>
+      <w:r>
+        <w:rPr>
+          <w:sz w:val="22"/>
+        </w:rPr>
+        <w:t xml:space="preserve"> (GKE, Cloud Run, Pub/Sub, Cloud Storage, </w:t>
+      </w:r>
+      <w:proofErr w:type="spellStart"/>
+      <w:r>
+        <w:rPr>
+          <w:sz w:val="22"/>
+        </w:rPr>
+        <w:t>BigQuery</w:t>
+      </w:r>
+      <w:proofErr w:type="spellEnd"/>
+      <w:r>
+        <w:rPr>
+          <w:sz w:val="22"/>
+        </w:rPr>
+        <w:t xml:space="preserve">), </w:t>
+      </w:r>
+      <w:proofErr w:type="spellStart"/>
+      <w:r>
+        <w:rPr>
+          <w:sz w:val="22"/>
+        </w:rPr>
+        <w:t>Docker</w:t>
+      </w:r>
+      <w:proofErr w:type="spellEnd"/>
+      <w:r>
+        <w:rPr>
+          <w:sz w:val="22"/>
         </w:rPr>
         <w:t xml:space="preserve">, </w:t>
       </w:r>
-      <w:r>
-        <w:rPr>
-          <w:rStyle w:val="Strong"/>
-          <w:rFonts w:ascii="Arial" w:hAnsi="Arial" w:cs="Arial"/>
-          <w:sz w:val="18"/>
-        </w:rPr>
-        <w:t>Lambda</w:t>
-      </w:r>
-      <w:r>
-        <w:rPr>
-          <w:rFonts w:ascii="Arial" w:hAnsi="Arial" w:cs="Arial"/>
-          <w:sz w:val="18"/>
+      <w:proofErr w:type="spellStart"/>
+      <w:r>
+        <w:rPr>
+          <w:sz w:val="22"/>
+        </w:rPr>
+        <w:t>Kubernetes</w:t>
+      </w:r>
+      <w:proofErr w:type="spellEnd"/>
+      <w:r>
+        <w:rPr>
+          <w:sz w:val="22"/>
+        </w:rPr>
+        <w:t xml:space="preserve">, Helm, Argo CD, </w:t>
+      </w:r>
+      <w:proofErr w:type="spellStart"/>
+      <w:r>
+        <w:rPr>
+          <w:sz w:val="22"/>
+        </w:rPr>
+        <w:t>GitOps</w:t>
+      </w:r>
+      <w:proofErr w:type="spellEnd"/>
+      <w:r>
+        <w:rPr>
+          <w:sz w:val="22"/>
         </w:rPr>
         <w:t xml:space="preserve">, </w:t>
       </w:r>
-      <w:r>
-        <w:rPr>
-          <w:rStyle w:val="Strong"/>
-          <w:rFonts w:ascii="Arial" w:hAnsi="Arial" w:cs="Arial"/>
-          <w:sz w:val="18"/>
-        </w:rPr>
-        <w:t>API Gateway</w:t>
-      </w:r>
-      <w:r>
-        <w:rPr>
-          <w:rFonts w:ascii="Arial" w:hAnsi="Arial" w:cs="Arial"/>
-          <w:sz w:val="18"/>
+      <w:proofErr w:type="spellStart"/>
+      <w:r>
+        <w:rPr>
+          <w:sz w:val="22"/>
+        </w:rPr>
+        <w:t>Terraform</w:t>
+      </w:r>
+      <w:proofErr w:type="spellEnd"/>
+      <w:r>
+        <w:rPr>
+          <w:sz w:val="22"/>
         </w:rPr>
         <w:t xml:space="preserve">, </w:t>
       </w:r>
-      <w:r>
-        <w:rPr>
-          <w:rStyle w:val="Strong"/>
-          <w:rFonts w:ascii="Arial" w:hAnsi="Arial" w:cs="Arial"/>
-          <w:sz w:val="18"/>
-        </w:rPr>
-        <w:t>S3</w:t>
-      </w:r>
-      <w:r>
-        <w:rPr>
-          <w:rFonts w:ascii="Arial" w:hAnsi="Arial" w:cs="Arial"/>
-          <w:sz w:val="18"/>
+      <w:proofErr w:type="spellStart"/>
+      <w:r>
+        <w:rPr>
+          <w:sz w:val="22"/>
+        </w:rPr>
+        <w:t>CloudFormation</w:t>
+      </w:r>
+      <w:proofErr w:type="spellEnd"/>
+      <w:r>
+        <w:rPr>
+          <w:sz w:val="22"/>
         </w:rPr>
         <w:t xml:space="preserve">, </w:t>
       </w:r>
       <w:proofErr w:type="spellStart"/>
       <w:r>
         <w:rPr>
-          <w:rStyle w:val="Strong"/>
-          <w:rFonts w:ascii="Arial" w:hAnsi="Arial" w:cs="Arial"/>
-          <w:sz w:val="18"/>
-        </w:rPr>
-        <w:t>CloudFront</w:t>
+          <w:sz w:val="22"/>
+        </w:rPr>
+        <w:t>GitHub</w:t>
       </w:r>
       <w:proofErr w:type="spellEnd"/>
       <w:r>
         <w:rPr>
-          <w:rFonts w:ascii="Arial" w:hAnsi="Arial" w:cs="Arial"/>
-          <w:sz w:val="18"/>
+          <w:sz w:val="22"/>
+        </w:rPr>
+        <w:t xml:space="preserve"> Actions, </w:t>
+      </w:r>
+      <w:proofErr w:type="spellStart"/>
+      <w:r>
+        <w:rPr>
+          <w:sz w:val="22"/>
+        </w:rPr>
+        <w:t>GitLab</w:t>
+      </w:r>
+      <w:proofErr w:type="spellEnd"/>
+      <w:r>
+        <w:rPr>
+          <w:sz w:val="22"/>
+        </w:rPr>
+        <w:t xml:space="preserve"> CI, Jenkins, Azure </w:t>
+      </w:r>
+      <w:proofErr w:type="spellStart"/>
+      <w:r>
+        <w:rPr>
+          <w:sz w:val="22"/>
+        </w:rPr>
+        <w:t>DevOps</w:t>
+      </w:r>
+      <w:proofErr w:type="spellEnd"/>
+      <w:r>
+        <w:rPr>
+          <w:sz w:val="22"/>
         </w:rPr>
         <w:t xml:space="preserve">, </w:t>
       </w:r>
-      <w:r>
-        <w:rPr>
-          <w:rStyle w:val="Strong"/>
-          <w:rFonts w:ascii="Arial" w:hAnsi="Arial" w:cs="Arial"/>
-          <w:sz w:val="18"/>
-        </w:rPr>
-        <w:t>RDS</w:t>
-      </w:r>
-      <w:r>
-        <w:rPr>
-          <w:rFonts w:ascii="Arial" w:hAnsi="Arial" w:cs="Arial"/>
-          <w:sz w:val="18"/>
-        </w:rPr>
-        <w:t xml:space="preserve">, </w:t>
-      </w:r>
       <w:proofErr w:type="spellStart"/>
       <w:r>
         <w:rPr>
-          <w:rStyle w:val="Strong"/>
-          <w:rFonts w:ascii="Arial" w:hAnsi="Arial" w:cs="Arial"/>
-          <w:sz w:val="18"/>
-        </w:rPr>
-        <w:t>DynamoDB</w:t>
-      </w:r>
-      <w:proofErr w:type="spellEnd"/>
-      <w:r>
-        <w:rPr>
-          <w:rFonts w:ascii="Arial" w:hAnsi="Arial" w:cs="Arial"/>
-          <w:sz w:val="18"/>
-        </w:rPr>
-        <w:t xml:space="preserve">, </w:t>
-      </w:r>
-      <w:proofErr w:type="spellStart"/>
-      <w:r>
-        <w:rPr>
-          <w:rStyle w:val="Strong"/>
-          <w:rFonts w:ascii="Arial" w:hAnsi="Arial" w:cs="Arial"/>
-          <w:sz w:val="18"/>
-        </w:rPr>
-        <w:t>ElastiCache</w:t>
-      </w:r>
-      <w:proofErr w:type="spellEnd"/>
-      <w:r>
-        <w:rPr>
-          <w:rFonts w:ascii="Arial" w:hAnsi="Arial" w:cs="Arial"/>
-          <w:sz w:val="18"/>
-        </w:rPr>
-        <w:t xml:space="preserve">, </w:t>
-      </w:r>
-      <w:proofErr w:type="spellStart"/>
-      <w:r>
-        <w:rPr>
-          <w:rStyle w:val="Strong"/>
-          <w:rFonts w:ascii="Arial" w:hAnsi="Arial" w:cs="Arial"/>
-          <w:sz w:val="18"/>
-        </w:rPr>
-        <w:t>EventBridge</w:t>
-      </w:r>
-      <w:proofErr w:type="spellEnd"/>
-      <w:r>
-        <w:rPr>
-          <w:rFonts w:ascii="Arial" w:hAnsi="Arial" w:cs="Arial"/>
-          <w:sz w:val="18"/>
-        </w:rPr>
-        <w:t xml:space="preserve">, </w:t>
-      </w:r>
-      <w:r>
-        <w:rPr>
-          <w:rStyle w:val="Strong"/>
-          <w:rFonts w:ascii="Arial" w:hAnsi="Arial" w:cs="Arial"/>
-          <w:sz w:val="18"/>
-        </w:rPr>
-        <w:t>Step Functions</w:t>
-      </w:r>
-      <w:r>
-        <w:rPr>
-          <w:rFonts w:ascii="Arial" w:hAnsi="Arial" w:cs="Arial"/>
-          <w:sz w:val="18"/>
-        </w:rPr>
-        <w:t xml:space="preserve">, </w:t>
-      </w:r>
-      <w:r>
-        <w:rPr>
-          <w:rStyle w:val="Strong"/>
-          <w:rFonts w:ascii="Arial" w:hAnsi="Arial" w:cs="Arial"/>
-          <w:sz w:val="18"/>
-        </w:rPr>
-        <w:t>IAM</w:t>
-      </w:r>
-      <w:r>
-        <w:rPr>
-          <w:rFonts w:ascii="Arial" w:hAnsi="Arial" w:cs="Arial"/>
-          <w:sz w:val="18"/>
-        </w:rPr>
-        <w:t xml:space="preserve"> • Azure: </w:t>
-      </w:r>
-      <w:r>
-        <w:rPr>
-          <w:rStyle w:val="Strong"/>
-          <w:rFonts w:ascii="Arial" w:hAnsi="Arial" w:cs="Arial"/>
-          <w:sz w:val="18"/>
-        </w:rPr>
-        <w:t>AKS</w:t>
-      </w:r>
-      <w:r>
-        <w:rPr>
-          <w:rFonts w:ascii="Arial" w:hAnsi="Arial" w:cs="Arial"/>
-          <w:sz w:val="18"/>
-        </w:rPr>
-        <w:t xml:space="preserve">, </w:t>
-      </w:r>
-      <w:r>
-        <w:rPr>
-          <w:rStyle w:val="Strong"/>
-          <w:rFonts w:ascii="Arial" w:hAnsi="Arial" w:cs="Arial"/>
-          <w:sz w:val="18"/>
-        </w:rPr>
-        <w:t>App Service</w:t>
-      </w:r>
-      <w:r>
-        <w:rPr>
-          <w:rFonts w:ascii="Arial" w:hAnsi="Arial" w:cs="Arial"/>
-          <w:sz w:val="18"/>
-        </w:rPr>
-        <w:t xml:space="preserve">, </w:t>
-      </w:r>
-      <w:r>
-        <w:rPr>
-          <w:rStyle w:val="Strong"/>
-          <w:rFonts w:ascii="Arial" w:hAnsi="Arial" w:cs="Arial"/>
-          <w:sz w:val="18"/>
-        </w:rPr>
-        <w:t>Azure SQL</w:t>
-      </w:r>
-      <w:r>
-        <w:rPr>
-          <w:rFonts w:ascii="Arial" w:hAnsi="Arial" w:cs="Arial"/>
-          <w:sz w:val="18"/>
-        </w:rPr>
-        <w:t xml:space="preserve">, </w:t>
-      </w:r>
-      <w:r>
-        <w:rPr>
-          <w:rStyle w:val="Strong"/>
-          <w:rFonts w:ascii="Arial" w:hAnsi="Arial" w:cs="Arial"/>
-          <w:sz w:val="18"/>
-        </w:rPr>
-        <w:t>Service Bus</w:t>
-      </w:r>
-      <w:r>
-        <w:rPr>
-          <w:rFonts w:ascii="Arial" w:hAnsi="Arial" w:cs="Arial"/>
-          <w:sz w:val="18"/>
-        </w:rPr>
-        <w:t xml:space="preserve">, </w:t>
-      </w:r>
-      <w:r>
-        <w:rPr>
-          <w:rStyle w:val="Strong"/>
-          <w:rFonts w:ascii="Arial" w:hAnsi="Arial" w:cs="Arial"/>
-          <w:sz w:val="18"/>
-        </w:rPr>
-        <w:t>Key Vault</w:t>
-      </w:r>
-      <w:r>
-        <w:rPr>
-          <w:rFonts w:ascii="Arial" w:hAnsi="Arial" w:cs="Arial"/>
-          <w:sz w:val="18"/>
-        </w:rPr>
-        <w:t xml:space="preserve">, </w:t>
-      </w:r>
-      <w:r>
-        <w:rPr>
-          <w:rStyle w:val="Strong"/>
-          <w:rFonts w:ascii="Arial" w:hAnsi="Arial" w:cs="Arial"/>
-          <w:sz w:val="18"/>
-        </w:rPr>
-        <w:t>Application Insights</w:t>
-      </w:r>
-      <w:r>
-        <w:rPr>
-          <w:rFonts w:ascii="Arial" w:hAnsi="Arial" w:cs="Arial"/>
-          <w:sz w:val="18"/>
-        </w:rPr>
-        <w:t xml:space="preserve"> • GCP: </w:t>
-      </w:r>
-      <w:r>
-        <w:rPr>
-          <w:rStyle w:val="Strong"/>
-          <w:rFonts w:ascii="Arial" w:hAnsi="Arial" w:cs="Arial"/>
-          <w:sz w:val="18"/>
-        </w:rPr>
-        <w:t>GKE</w:t>
-      </w:r>
-      <w:r>
-        <w:rPr>
-          <w:rFonts w:ascii="Arial" w:hAnsi="Arial" w:cs="Arial"/>
-          <w:sz w:val="18"/>
-        </w:rPr>
-        <w:t xml:space="preserve">, </w:t>
-      </w:r>
-      <w:r>
-        <w:rPr>
-          <w:rStyle w:val="Strong"/>
-          <w:rFonts w:ascii="Arial" w:hAnsi="Arial" w:cs="Arial"/>
-          <w:sz w:val="18"/>
-        </w:rPr>
-        <w:t>Cloud Run</w:t>
-      </w:r>
-      <w:r>
-        <w:rPr>
-          <w:rFonts w:ascii="Arial" w:hAnsi="Arial" w:cs="Arial"/>
-          <w:sz w:val="18"/>
-        </w:rPr>
-        <w:t xml:space="preserve">, </w:t>
-      </w:r>
-      <w:r>
-        <w:rPr>
-          <w:rStyle w:val="Strong"/>
-          <w:rFonts w:ascii="Arial" w:hAnsi="Arial" w:cs="Arial"/>
-          <w:sz w:val="18"/>
-        </w:rPr>
-        <w:t>Pub/Sub</w:t>
-      </w:r>
-      <w:r>
-        <w:rPr>
-          <w:rFonts w:ascii="Arial" w:hAnsi="Arial" w:cs="Arial"/>
-          <w:sz w:val="18"/>
-        </w:rPr>
-        <w:t xml:space="preserve">, </w:t>
-      </w:r>
-      <w:r>
-        <w:rPr>
-          <w:rStyle w:val="Strong"/>
-          <w:rFonts w:ascii="Arial" w:hAnsi="Arial" w:cs="Arial"/>
-          <w:sz w:val="18"/>
-        </w:rPr>
-        <w:t>Cloud Storage</w:t>
-      </w:r>
-      <w:r>
-        <w:rPr>
-          <w:rFonts w:ascii="Arial" w:hAnsi="Arial" w:cs="Arial"/>
-          <w:sz w:val="18"/>
-        </w:rPr>
-        <w:t xml:space="preserve">, </w:t>
-      </w:r>
-      <w:proofErr w:type="spellStart"/>
-      <w:r>
-        <w:rPr>
-          <w:rStyle w:val="Strong"/>
-          <w:rFonts w:ascii="Arial" w:hAnsi="Arial" w:cs="Arial"/>
-          <w:sz w:val="18"/>
-        </w:rPr>
-        <w:t>BigQuery</w:t>
-      </w:r>
-      <w:proofErr w:type="spellEnd"/>
-      <w:r>
-        <w:rPr>
-          <w:rFonts w:ascii="Arial" w:hAnsi="Arial" w:cs="Arial"/>
-          <w:sz w:val="18"/>
-        </w:rPr>
-        <w:t xml:space="preserve"> • </w:t>
-      </w:r>
-      <w:proofErr w:type="spellStart"/>
-      <w:r>
-        <w:rPr>
-          <w:rStyle w:val="Strong"/>
-          <w:rFonts w:ascii="Arial" w:hAnsi="Arial" w:cs="Arial"/>
-          <w:sz w:val="18"/>
-        </w:rPr>
-        <w:t>Docker</w:t>
-      </w:r>
-      <w:proofErr w:type="spellEnd"/>
-      <w:r>
-        <w:rPr>
-          <w:rFonts w:ascii="Arial" w:hAnsi="Arial" w:cs="Arial"/>
-          <w:sz w:val="18"/>
-        </w:rPr>
-        <w:t xml:space="preserve">, </w:t>
-      </w:r>
-      <w:proofErr w:type="spellStart"/>
-      <w:r>
-        <w:rPr>
-          <w:rStyle w:val="Strong"/>
-          <w:rFonts w:ascii="Arial" w:hAnsi="Arial" w:cs="Arial"/>
-          <w:sz w:val="18"/>
-        </w:rPr>
-        <w:t>Kubernetes</w:t>
-      </w:r>
-      <w:proofErr w:type="spellEnd"/>
-      <w:r>
-        <w:rPr>
-          <w:rFonts w:ascii="Arial" w:hAnsi="Arial" w:cs="Arial"/>
-          <w:sz w:val="18"/>
-        </w:rPr>
-        <w:t xml:space="preserve">, </w:t>
-      </w:r>
-      <w:r>
-        <w:rPr>
-          <w:rStyle w:val="Strong"/>
-          <w:rFonts w:ascii="Arial" w:hAnsi="Arial" w:cs="Arial"/>
-          <w:sz w:val="18"/>
-        </w:rPr>
-        <w:t>Helm</w:t>
-      </w:r>
-      <w:r>
-        <w:rPr>
-          <w:rFonts w:ascii="Arial" w:hAnsi="Arial" w:cs="Arial"/>
-          <w:sz w:val="18"/>
-        </w:rPr>
-        <w:t xml:space="preserve">, </w:t>
-      </w:r>
-      <w:r>
-        <w:rPr>
-          <w:rStyle w:val="Strong"/>
-          <w:rFonts w:ascii="Arial" w:hAnsi="Arial" w:cs="Arial"/>
-          <w:sz w:val="18"/>
-        </w:rPr>
-        <w:t>Argo CD</w:t>
-      </w:r>
-      <w:r>
-        <w:rPr>
-          <w:rFonts w:ascii="Arial" w:hAnsi="Arial" w:cs="Arial"/>
-          <w:sz w:val="18"/>
-        </w:rPr>
-        <w:t xml:space="preserve">, </w:t>
-      </w:r>
-      <w:proofErr w:type="spellStart"/>
-      <w:r>
-        <w:rPr>
-          <w:rStyle w:val="Strong"/>
-          <w:rFonts w:ascii="Arial" w:hAnsi="Arial" w:cs="Arial"/>
-          <w:sz w:val="18"/>
-        </w:rPr>
-        <w:t>GitOps</w:t>
-      </w:r>
-      <w:proofErr w:type="spellEnd"/>
-      <w:r>
-        <w:rPr>
-          <w:rFonts w:ascii="Arial" w:hAnsi="Arial" w:cs="Arial"/>
-          <w:sz w:val="18"/>
-        </w:rPr>
-        <w:t xml:space="preserve">, </w:t>
-      </w:r>
-      <w:proofErr w:type="spellStart"/>
-      <w:r>
-        <w:rPr>
-          <w:rStyle w:val="Strong"/>
-          <w:rFonts w:ascii="Arial" w:hAnsi="Arial" w:cs="Arial"/>
-          <w:sz w:val="18"/>
-        </w:rPr>
-        <w:t>Terraform</w:t>
-      </w:r>
-      <w:proofErr w:type="spellEnd"/>
-      <w:r>
-        <w:rPr>
-          <w:rFonts w:ascii="Arial" w:hAnsi="Arial" w:cs="Arial"/>
-          <w:sz w:val="18"/>
-        </w:rPr>
-        <w:t xml:space="preserve">, </w:t>
-      </w:r>
-      <w:proofErr w:type="spellStart"/>
-      <w:r>
-        <w:rPr>
-          <w:rStyle w:val="Strong"/>
-          <w:rFonts w:ascii="Arial" w:hAnsi="Arial" w:cs="Arial"/>
-          <w:sz w:val="18"/>
-        </w:rPr>
-        <w:t>CloudFormation</w:t>
-      </w:r>
-      <w:proofErr w:type="spellEnd"/>
-      <w:r>
-        <w:rPr>
-          <w:rFonts w:ascii="Arial" w:hAnsi="Arial" w:cs="Arial"/>
-          <w:sz w:val="18"/>
-        </w:rPr>
-        <w:t xml:space="preserve"> • CI/CD: </w:t>
-      </w:r>
-      <w:proofErr w:type="spellStart"/>
-      <w:r>
-        <w:rPr>
-          <w:rStyle w:val="Strong"/>
-          <w:rFonts w:ascii="Arial" w:hAnsi="Arial" w:cs="Arial"/>
-          <w:sz w:val="18"/>
-        </w:rPr>
-        <w:t>GitHub</w:t>
-      </w:r>
-      <w:proofErr w:type="spellEnd"/>
-      <w:r>
-        <w:rPr>
-          <w:rStyle w:val="Strong"/>
-          <w:rFonts w:ascii="Arial" w:hAnsi="Arial" w:cs="Arial"/>
-          <w:sz w:val="18"/>
-        </w:rPr>
-        <w:t xml:space="preserve"> Actions</w:t>
-      </w:r>
-      <w:r>
-        <w:rPr>
-          <w:rFonts w:ascii="Arial" w:hAnsi="Arial" w:cs="Arial"/>
-          <w:sz w:val="18"/>
-        </w:rPr>
-        <w:t xml:space="preserve">, </w:t>
-      </w:r>
-      <w:proofErr w:type="spellStart"/>
-      <w:r>
-        <w:rPr>
-          <w:rStyle w:val="Strong"/>
-          <w:rFonts w:ascii="Arial" w:hAnsi="Arial" w:cs="Arial"/>
-          <w:sz w:val="18"/>
-        </w:rPr>
-        <w:t>GitLab</w:t>
-      </w:r>
-      <w:proofErr w:type="spellEnd"/>
-      <w:r>
-        <w:rPr>
-          <w:rStyle w:val="Strong"/>
-          <w:rFonts w:ascii="Arial" w:hAnsi="Arial" w:cs="Arial"/>
-          <w:sz w:val="18"/>
-        </w:rPr>
-        <w:t xml:space="preserve"> CI</w:t>
-      </w:r>
-      <w:r>
-        <w:rPr>
-          <w:rFonts w:ascii="Arial" w:hAnsi="Arial" w:cs="Arial"/>
-          <w:sz w:val="18"/>
-        </w:rPr>
-        <w:t xml:space="preserve">, </w:t>
-      </w:r>
-      <w:r>
-        <w:rPr>
-          <w:rStyle w:val="Strong"/>
-          <w:rFonts w:ascii="Arial" w:hAnsi="Arial" w:cs="Arial"/>
-          <w:sz w:val="18"/>
-        </w:rPr>
-        <w:t>Jenkins</w:t>
-      </w:r>
-      <w:r>
-        <w:rPr>
-          <w:rFonts w:ascii="Arial" w:hAnsi="Arial" w:cs="Arial"/>
-          <w:sz w:val="18"/>
-        </w:rPr>
-        <w:t xml:space="preserve">, </w:t>
-      </w:r>
-      <w:r>
-        <w:rPr>
-          <w:rStyle w:val="Strong"/>
-          <w:rFonts w:ascii="Arial" w:hAnsi="Arial" w:cs="Arial"/>
-          <w:sz w:val="18"/>
-        </w:rPr>
-        <w:t xml:space="preserve">Azure </w:t>
-      </w:r>
-      <w:proofErr w:type="spellStart"/>
-      <w:r>
-        <w:rPr>
-          <w:rStyle w:val="Strong"/>
-          <w:rFonts w:ascii="Arial" w:hAnsi="Arial" w:cs="Arial"/>
-          <w:sz w:val="18"/>
-        </w:rPr>
-        <w:t>DevOps</w:t>
-      </w:r>
-      <w:proofErr w:type="spellEnd"/>
-      <w:r>
-        <w:rPr>
-          <w:rFonts w:ascii="Arial" w:hAnsi="Arial" w:cs="Arial"/>
-          <w:sz w:val="18"/>
-        </w:rPr>
-        <w:t xml:space="preserve">, </w:t>
-      </w:r>
-      <w:proofErr w:type="spellStart"/>
-      <w:r>
-        <w:rPr>
-          <w:rStyle w:val="Strong"/>
-          <w:rFonts w:ascii="Arial" w:hAnsi="Arial" w:cs="Arial"/>
-          <w:sz w:val="18"/>
+          <w:sz w:val="22"/>
         </w:rPr>
         <w:t>CircleCI</w:t>
       </w:r>
@@ -1499,20 +1082,16 @@
         <w:pStyle w:val="NormalWeb"/>
         <w:numPr>
           <w:ilvl w:val="0"/>
-          <w:numId w:val="2"/>
+          <w:numId w:val="34"/>
         </w:numPr>
+        <w:spacing w:before="0" w:beforeAutospacing="0" w:after="0" w:afterAutospacing="0"/>
         <w:jc w:val="both"/>
-        <w:rPr>
-          <w:rFonts w:ascii="Arial" w:hAnsi="Arial" w:cs="Arial"/>
-          <w:sz w:val="12"/>
-        </w:rPr>
       </w:pPr>
       <w:proofErr w:type="spellStart"/>
       <w:r>
         <w:rPr>
           <w:rStyle w:val="Strong"/>
-          <w:rFonts w:ascii="Arial" w:hAnsi="Arial" w:cs="Arial"/>
-          <w:sz w:val="18"/>
+          <w:sz w:val="22"/>
         </w:rPr>
         <w:t>Observability</w:t>
       </w:r>
@@ -1520,355 +1099,113 @@
       <w:r>
         <w:rPr>
           <w:rStyle w:val="Strong"/>
-          <w:rFonts w:ascii="Arial" w:hAnsi="Arial" w:cs="Arial"/>
-          <w:sz w:val="18"/>
-        </w:rPr>
-        <w:t>, Quality &amp; Security</w:t>
-      </w:r>
-      <w:r>
-        <w:rPr>
-          <w:rFonts w:ascii="Arial" w:hAnsi="Arial" w:cs="Arial"/>
-          <w:sz w:val="18"/>
-        </w:rPr>
-        <w:t xml:space="preserve"> — </w:t>
+          <w:sz w:val="22"/>
+        </w:rPr>
+        <w:t>, Quality &amp; Security —</w:t>
+      </w:r>
+      <w:r>
+        <w:rPr>
+          <w:sz w:val="22"/>
+        </w:rPr>
+        <w:t xml:space="preserve"> </w:t>
       </w:r>
       <w:proofErr w:type="spellStart"/>
       <w:r>
         <w:rPr>
-          <w:rStyle w:val="Strong"/>
-          <w:rFonts w:ascii="Arial" w:hAnsi="Arial" w:cs="Arial"/>
-          <w:sz w:val="18"/>
+          <w:sz w:val="22"/>
         </w:rPr>
         <w:t>OpenTelemetry</w:t>
       </w:r>
       <w:proofErr w:type="spellEnd"/>
       <w:r>
         <w:rPr>
-          <w:rFonts w:ascii="Arial" w:hAnsi="Arial" w:cs="Arial"/>
-          <w:sz w:val="18"/>
+          <w:sz w:val="22"/>
         </w:rPr>
         <w:t xml:space="preserve">, </w:t>
       </w:r>
       <w:proofErr w:type="spellStart"/>
       <w:r>
         <w:rPr>
-          <w:rStyle w:val="Strong"/>
-          <w:rFonts w:ascii="Arial" w:hAnsi="Arial" w:cs="Arial"/>
-          <w:sz w:val="18"/>
+          <w:sz w:val="22"/>
         </w:rPr>
         <w:t>Datadog</w:t>
       </w:r>
       <w:proofErr w:type="spellEnd"/>
       <w:r>
         <w:rPr>
-          <w:rFonts w:ascii="Arial" w:hAnsi="Arial" w:cs="Arial"/>
-          <w:sz w:val="18"/>
-        </w:rPr>
-        <w:t xml:space="preserve">, </w:t>
-      </w:r>
-      <w:r>
-        <w:rPr>
-          <w:rStyle w:val="Strong"/>
-          <w:rFonts w:ascii="Arial" w:hAnsi="Arial" w:cs="Arial"/>
-          <w:sz w:val="18"/>
-        </w:rPr>
-        <w:t>Prometheus</w:t>
-      </w:r>
-      <w:r>
-        <w:rPr>
-          <w:rFonts w:ascii="Arial" w:hAnsi="Arial" w:cs="Arial"/>
-          <w:sz w:val="18"/>
-        </w:rPr>
-        <w:t xml:space="preserve">, </w:t>
+          <w:sz w:val="22"/>
+        </w:rPr>
+        <w:t xml:space="preserve">, Prometheus, </w:t>
       </w:r>
       <w:proofErr w:type="spellStart"/>
       <w:r>
         <w:rPr>
-          <w:rStyle w:val="Strong"/>
-          <w:rFonts w:ascii="Arial" w:hAnsi="Arial" w:cs="Arial"/>
-          <w:sz w:val="18"/>
+          <w:sz w:val="22"/>
         </w:rPr>
         <w:t>Grafana</w:t>
       </w:r>
       <w:proofErr w:type="spellEnd"/>
       <w:r>
         <w:rPr>
-          <w:rFonts w:ascii="Arial" w:hAnsi="Arial" w:cs="Arial"/>
-          <w:sz w:val="18"/>
-        </w:rPr>
-        <w:t xml:space="preserve">, </w:t>
-      </w:r>
-      <w:r>
-        <w:rPr>
-          <w:rStyle w:val="Strong"/>
-          <w:rFonts w:ascii="Arial" w:hAnsi="Arial" w:cs="Arial"/>
-          <w:sz w:val="18"/>
-        </w:rPr>
-        <w:t>ELK/EFK</w:t>
-      </w:r>
-      <w:r>
-        <w:rPr>
-          <w:rFonts w:ascii="Arial" w:hAnsi="Arial" w:cs="Arial"/>
-          <w:sz w:val="18"/>
-        </w:rPr>
-        <w:t xml:space="preserve">, </w:t>
+          <w:sz w:val="22"/>
+        </w:rPr>
+        <w:t xml:space="preserve">, ELK/EFK, </w:t>
       </w:r>
       <w:proofErr w:type="spellStart"/>
       <w:r>
         <w:rPr>
-          <w:rStyle w:val="Strong"/>
-          <w:rFonts w:ascii="Arial" w:hAnsi="Arial" w:cs="Arial"/>
-          <w:sz w:val="18"/>
+          <w:sz w:val="22"/>
         </w:rPr>
         <w:t>CloudWatch</w:t>
       </w:r>
       <w:proofErr w:type="spellEnd"/>
       <w:r>
         <w:rPr>
-          <w:rFonts w:ascii="Arial" w:hAnsi="Arial" w:cs="Arial"/>
-          <w:sz w:val="18"/>
-        </w:rPr>
-        <w:t xml:space="preserve">, </w:t>
-      </w:r>
-      <w:r>
-        <w:rPr>
-          <w:rStyle w:val="Strong"/>
-          <w:rFonts w:ascii="Arial" w:hAnsi="Arial" w:cs="Arial"/>
-          <w:sz w:val="18"/>
-        </w:rPr>
-        <w:t>structured logging</w:t>
-      </w:r>
-      <w:r>
-        <w:rPr>
-          <w:rFonts w:ascii="Arial" w:hAnsi="Arial" w:cs="Arial"/>
-          <w:sz w:val="18"/>
-        </w:rPr>
-        <w:t xml:space="preserve"> • Testing: </w:t>
-      </w:r>
-      <w:r>
-        <w:rPr>
-          <w:rStyle w:val="Strong"/>
-          <w:rFonts w:ascii="Arial" w:hAnsi="Arial" w:cs="Arial"/>
-          <w:sz w:val="18"/>
-        </w:rPr>
-        <w:t>Jest</w:t>
-      </w:r>
-      <w:r>
-        <w:rPr>
-          <w:rFonts w:ascii="Arial" w:hAnsi="Arial" w:cs="Arial"/>
-          <w:sz w:val="18"/>
-        </w:rPr>
-        <w:t xml:space="preserve">, </w:t>
-      </w:r>
-      <w:r>
-        <w:rPr>
-          <w:rStyle w:val="Strong"/>
-          <w:rFonts w:ascii="Arial" w:hAnsi="Arial" w:cs="Arial"/>
-          <w:sz w:val="18"/>
-        </w:rPr>
-        <w:t>Mocha</w:t>
-      </w:r>
-      <w:r>
-        <w:rPr>
-          <w:rFonts w:ascii="Arial" w:hAnsi="Arial" w:cs="Arial"/>
-          <w:sz w:val="18"/>
-        </w:rPr>
-        <w:t xml:space="preserve">, </w:t>
-      </w:r>
-      <w:r>
-        <w:rPr>
-          <w:rStyle w:val="Strong"/>
-          <w:rFonts w:ascii="Arial" w:hAnsi="Arial" w:cs="Arial"/>
-          <w:sz w:val="18"/>
-        </w:rPr>
-        <w:t>Chai</w:t>
-      </w:r>
-      <w:r>
-        <w:rPr>
-          <w:rFonts w:ascii="Arial" w:hAnsi="Arial" w:cs="Arial"/>
-          <w:sz w:val="18"/>
-        </w:rPr>
-        <w:t xml:space="preserve">, </w:t>
-      </w:r>
-      <w:r>
-        <w:rPr>
-          <w:rStyle w:val="Strong"/>
-          <w:rFonts w:ascii="Arial" w:hAnsi="Arial" w:cs="Arial"/>
-          <w:sz w:val="18"/>
-        </w:rPr>
-        <w:t>Cypress</w:t>
-      </w:r>
-      <w:r>
-        <w:rPr>
-          <w:rFonts w:ascii="Arial" w:hAnsi="Arial" w:cs="Arial"/>
-          <w:sz w:val="18"/>
-        </w:rPr>
-        <w:t xml:space="preserve">, </w:t>
-      </w:r>
-      <w:r>
-        <w:rPr>
-          <w:rStyle w:val="Strong"/>
-          <w:rFonts w:ascii="Arial" w:hAnsi="Arial" w:cs="Arial"/>
-          <w:sz w:val="18"/>
-        </w:rPr>
-        <w:t>Playwright</w:t>
-      </w:r>
-      <w:r>
-        <w:rPr>
-          <w:rFonts w:ascii="Arial" w:hAnsi="Arial" w:cs="Arial"/>
-          <w:sz w:val="18"/>
-        </w:rPr>
-        <w:t xml:space="preserve">, </w:t>
-      </w:r>
-      <w:r>
-        <w:rPr>
-          <w:rStyle w:val="Strong"/>
-          <w:rFonts w:ascii="Arial" w:hAnsi="Arial" w:cs="Arial"/>
-          <w:sz w:val="18"/>
-        </w:rPr>
-        <w:t>API contract tests (Pact-style)</w:t>
-      </w:r>
-      <w:r>
-        <w:rPr>
-          <w:rFonts w:ascii="Arial" w:hAnsi="Arial" w:cs="Arial"/>
-          <w:sz w:val="18"/>
-        </w:rPr>
-        <w:t xml:space="preserve"> • Security: </w:t>
-      </w:r>
-      <w:r>
-        <w:rPr>
-          <w:rStyle w:val="Strong"/>
-          <w:rFonts w:ascii="Arial" w:hAnsi="Arial" w:cs="Arial"/>
-          <w:sz w:val="18"/>
-        </w:rPr>
-        <w:t>OAuth2</w:t>
-      </w:r>
-      <w:r>
-        <w:rPr>
-          <w:rFonts w:ascii="Arial" w:hAnsi="Arial" w:cs="Arial"/>
-          <w:sz w:val="18"/>
-        </w:rPr>
-        <w:t xml:space="preserve">, </w:t>
+          <w:sz w:val="22"/>
+        </w:rPr>
+        <w:t xml:space="preserve">, structured logging, Jest, Mocha, Chai, Cypress, Playwright, Pact-style contract testing, OAuth2, </w:t>
       </w:r>
       <w:proofErr w:type="spellStart"/>
       <w:r>
         <w:rPr>
-          <w:rStyle w:val="Strong"/>
-          <w:rFonts w:ascii="Arial" w:hAnsi="Arial" w:cs="Arial"/>
-          <w:sz w:val="18"/>
+          <w:sz w:val="22"/>
         </w:rPr>
         <w:t>OpenID</w:t>
       </w:r>
       <w:proofErr w:type="spellEnd"/>
       <w:r>
         <w:rPr>
-          <w:rStyle w:val="Strong"/>
-          <w:rFonts w:ascii="Arial" w:hAnsi="Arial" w:cs="Arial"/>
-          <w:sz w:val="18"/>
-        </w:rPr>
-        <w:t xml:space="preserve"> Connect</w:t>
-      </w:r>
-      <w:r>
-        <w:rPr>
-          <w:rFonts w:ascii="Arial" w:hAnsi="Arial" w:cs="Arial"/>
-          <w:sz w:val="18"/>
-        </w:rPr>
-        <w:t xml:space="preserve">, </w:t>
-      </w:r>
-      <w:r>
-        <w:rPr>
-          <w:rStyle w:val="Strong"/>
-          <w:rFonts w:ascii="Arial" w:hAnsi="Arial" w:cs="Arial"/>
-          <w:sz w:val="18"/>
-        </w:rPr>
-        <w:t>JWT</w:t>
-      </w:r>
-      <w:r>
-        <w:rPr>
-          <w:rFonts w:ascii="Arial" w:hAnsi="Arial" w:cs="Arial"/>
-          <w:sz w:val="18"/>
-        </w:rPr>
-        <w:t xml:space="preserve">, </w:t>
+          <w:sz w:val="22"/>
+        </w:rPr>
+        <w:t xml:space="preserve"> Connect, JWT, </w:t>
       </w:r>
       <w:proofErr w:type="spellStart"/>
       <w:r>
         <w:rPr>
-          <w:rStyle w:val="Strong"/>
-          <w:rFonts w:ascii="Arial" w:hAnsi="Arial" w:cs="Arial"/>
-          <w:sz w:val="18"/>
+          <w:sz w:val="22"/>
         </w:rPr>
         <w:t>Okta</w:t>
       </w:r>
       <w:proofErr w:type="spellEnd"/>
       <w:r>
         <w:rPr>
-          <w:rFonts w:ascii="Arial" w:hAnsi="Arial" w:cs="Arial"/>
-          <w:sz w:val="18"/>
-        </w:rPr>
-        <w:t xml:space="preserve">, </w:t>
-      </w:r>
-      <w:r>
-        <w:rPr>
-          <w:rStyle w:val="Strong"/>
-          <w:rFonts w:ascii="Arial" w:hAnsi="Arial" w:cs="Arial"/>
-          <w:sz w:val="18"/>
-        </w:rPr>
-        <w:t>Auth0</w:t>
-      </w:r>
-      <w:r>
-        <w:rPr>
-          <w:rFonts w:ascii="Arial" w:hAnsi="Arial" w:cs="Arial"/>
-          <w:sz w:val="18"/>
-        </w:rPr>
-        <w:t xml:space="preserve">, </w:t>
-      </w:r>
-      <w:r>
-        <w:rPr>
-          <w:rStyle w:val="Strong"/>
-          <w:rFonts w:ascii="Arial" w:hAnsi="Arial" w:cs="Arial"/>
-          <w:sz w:val="18"/>
-        </w:rPr>
-        <w:t xml:space="preserve">AWS </w:t>
+          <w:sz w:val="22"/>
+        </w:rPr>
+        <w:t xml:space="preserve">, Auth0, AWS </w:t>
       </w:r>
       <w:proofErr w:type="spellStart"/>
       <w:r>
         <w:rPr>
-          <w:rStyle w:val="Strong"/>
-          <w:rFonts w:ascii="Arial" w:hAnsi="Arial" w:cs="Arial"/>
-          <w:sz w:val="18"/>
+          <w:sz w:val="22"/>
         </w:rPr>
         <w:t>Cognito</w:t>
       </w:r>
       <w:proofErr w:type="spellEnd"/>
       <w:r>
         <w:rPr>
-          <w:rFonts w:ascii="Arial" w:hAnsi="Arial" w:cs="Arial"/>
-          <w:sz w:val="18"/>
-        </w:rPr>
-        <w:t xml:space="preserve">, </w:t>
-      </w:r>
-      <w:r>
-        <w:rPr>
-          <w:rStyle w:val="Strong"/>
-          <w:rFonts w:ascii="Arial" w:hAnsi="Arial" w:cs="Arial"/>
-          <w:sz w:val="18"/>
-        </w:rPr>
-        <w:t>RBAC/ABAC</w:t>
-      </w:r>
-      <w:r>
-        <w:rPr>
-          <w:rFonts w:ascii="Arial" w:hAnsi="Arial" w:cs="Arial"/>
-          <w:sz w:val="18"/>
-        </w:rPr>
-        <w:t xml:space="preserve">, </w:t>
-      </w:r>
-      <w:r>
-        <w:rPr>
-          <w:rStyle w:val="Strong"/>
-          <w:rFonts w:ascii="Arial" w:hAnsi="Arial" w:cs="Arial"/>
-          <w:sz w:val="18"/>
-        </w:rPr>
-        <w:t>audit logging</w:t>
+          <w:sz w:val="22"/>
+        </w:rPr>
+        <w:t>, RBAC, ABAC, audit logging</w:t>
       </w:r>
     </w:p>
     <w:p>
@@ -1877,13 +1214,16 @@
           <w:bottom w:val="single" w:sz="6" w:space="0" w:color="B91C1C"/>
         </w:pBdr>
         <w:spacing w:before="120" w:after="80"/>
+        <w:rPr>
+          <w:sz w:val="24"/>
+        </w:rPr>
       </w:pPr>
       <w:r>
         <w:rPr>
           <w:b/>
           <w:bCs/>
           <w:color w:val="111111"/>
-          <w:sz w:val="21"/>
+          <w:sz w:val="24"/>
           <w:szCs w:val="21"/>
         </w:rPr>
         <w:t>WORK HISTORY</w:t>
@@ -1922,13 +1262,18 @@
             </w:tcBorders>
           </w:tcPr>
           <w:p>
+            <w:pPr>
+              <w:rPr>
+                <w:sz w:val="24"/>
+              </w:rPr>
+            </w:pPr>
             <w:r>
               <w:rPr>
                 <w:rFonts w:ascii="Arial" w:eastAsia="Arial" w:hAnsi="Arial" w:cs="Arial"/>
                 <w:b/>
                 <w:bCs/>
                 <w:color w:val="111111"/>
-                <w:sz w:val="19"/>
+                <w:sz w:val="22"/>
                 <w:szCs w:val="19"/>
               </w:rPr>
               <w:t>Senior Software Engineer</w:t>
@@ -1948,12 +1293,14 @@
           <w:p>
             <w:pPr>
               <w:jc w:val="right"/>
+              <w:rPr>
+                <w:sz w:val="24"/>
+              </w:rPr>
             </w:pPr>
             <w:r>
               <w:rPr>
                 <w:rFonts w:ascii="Arial" w:eastAsia="Arial" w:hAnsi="Arial" w:cs="Arial"/>
                 <w:color w:val="111111"/>
-                <w:sz w:val="17"/>
                 <w:szCs w:val="17"/>
               </w:rPr>
               <w:t>February 2021 to December 2025</w:t>
@@ -1963,6 +1310,11 @@
       </w:tr>
     </w:tbl>
     <w:p>
+      <w:pPr>
+        <w:rPr>
+          <w:sz w:val="24"/>
+        </w:rPr>
+      </w:pPr>
       <w:proofErr w:type="spellStart"/>
       <w:r>
         <w:rPr>
@@ -1970,7 +1322,7 @@
           <w:b/>
           <w:bCs/>
           <w:color w:val="111111"/>
-          <w:sz w:val="18"/>
+          <w:sz w:val="22"/>
           <w:szCs w:val="18"/>
         </w:rPr>
         <w:t>Viaro</w:t>
@@ -1982,7 +1334,7 @@
           <w:b/>
           <w:bCs/>
           <w:color w:val="111111"/>
-          <w:sz w:val="18"/>
+          <w:sz w:val="22"/>
           <w:szCs w:val="18"/>
         </w:rPr>
         <w:t xml:space="preserve"> Networks Inc. - Delaware, United States</w:t>
@@ -1993,50 +1345,61 @@
         <w:pStyle w:val="NormalWeb"/>
         <w:numPr>
           <w:ilvl w:val="0"/>
-          <w:numId w:val="19"/>
+          <w:numId w:val="35"/>
         </w:numPr>
         <w:jc w:val="both"/>
         <w:rPr>
-          <w:rFonts w:ascii="Arial" w:hAnsi="Arial" w:cs="Arial"/>
-          <w:sz w:val="18"/>
-        </w:rPr>
-      </w:pPr>
-      <w:r>
-        <w:rPr>
-          <w:rFonts w:ascii="Arial" w:hAnsi="Arial" w:cs="Arial"/>
-          <w:sz w:val="18"/>
-        </w:rPr>
-        <w:t xml:space="preserve">Led delivery of </w:t>
-      </w:r>
-      <w:r>
-        <w:rPr>
-          <w:rStyle w:val="Strong"/>
-          <w:rFonts w:ascii="Arial" w:hAnsi="Arial" w:cs="Arial"/>
-          <w:sz w:val="18"/>
-        </w:rPr>
-        <w:t>Python services</w:t>
-      </w:r>
-      <w:r>
-        <w:rPr>
-          <w:rFonts w:ascii="Arial" w:hAnsi="Arial" w:cs="Arial"/>
-          <w:sz w:val="18"/>
-        </w:rPr>
-        <w:t xml:space="preserve"> that converted ambiguous operational signals into measurable features, aligning stakeholders to </w:t>
-      </w:r>
-      <w:r>
-        <w:rPr>
-          <w:rStyle w:val="Strong"/>
-          <w:rFonts w:ascii="Arial" w:hAnsi="Arial" w:cs="Arial"/>
-          <w:sz w:val="18"/>
-        </w:rPr>
-        <w:t>testable acceptance criteria</w:t>
-      </w:r>
-      <w:r>
-        <w:rPr>
-          <w:rFonts w:ascii="Arial" w:hAnsi="Arial" w:cs="Arial"/>
-          <w:sz w:val="18"/>
-        </w:rPr>
-        <w:t xml:space="preserve"> and iterative releases.</w:t>
+          <w:sz w:val="22"/>
+        </w:rPr>
+      </w:pPr>
+      <w:r>
+        <w:rPr>
+          <w:sz w:val="22"/>
+        </w:rPr>
+        <w:t xml:space="preserve">Architected backend platforms using </w:t>
+      </w:r>
+      <w:r>
+        <w:rPr>
+          <w:rStyle w:val="Strong"/>
+          <w:sz w:val="22"/>
+        </w:rPr>
+        <w:t>Python 3.10–3.12</w:t>
+      </w:r>
+      <w:r>
+        <w:rPr>
+          <w:sz w:val="22"/>
+        </w:rPr>
+        <w:t xml:space="preserve">, </w:t>
+      </w:r>
+      <w:proofErr w:type="spellStart"/>
+      <w:r>
+        <w:rPr>
+          <w:rStyle w:val="Strong"/>
+          <w:sz w:val="22"/>
+        </w:rPr>
+        <w:t>FastAPI</w:t>
+      </w:r>
+      <w:proofErr w:type="spellEnd"/>
+      <w:r>
+        <w:rPr>
+          <w:sz w:val="22"/>
+        </w:rPr>
+        <w:t xml:space="preserve">, and </w:t>
+      </w:r>
+      <w:proofErr w:type="spellStart"/>
+      <w:r>
+        <w:rPr>
+          <w:rStyle w:val="Strong"/>
+          <w:sz w:val="22"/>
+        </w:rPr>
+        <w:t>Django</w:t>
+      </w:r>
+      <w:proofErr w:type="spellEnd"/>
+      <w:r>
+        <w:rPr>
+          <w:sz w:val="22"/>
+        </w:rPr>
+        <w:t>, turning loosely defined operational requirements into stable service contracts and measurable releases for reliability-focused internal and customer-facing workflows.</w:t>
       </w:r>
     </w:p>
     <w:p>
@@ -2044,35 +1407,75 @@
         <w:pStyle w:val="NormalWeb"/>
         <w:numPr>
           <w:ilvl w:val="0"/>
-          <w:numId w:val="19"/>
+          <w:numId w:val="35"/>
         </w:numPr>
         <w:jc w:val="both"/>
         <w:rPr>
-          <w:rFonts w:ascii="Arial" w:hAnsi="Arial" w:cs="Arial"/>
-          <w:sz w:val="18"/>
-        </w:rPr>
-      </w:pPr>
-      <w:r>
-        <w:rPr>
-          <w:rFonts w:ascii="Arial" w:hAnsi="Arial" w:cs="Arial"/>
-          <w:sz w:val="18"/>
-        </w:rPr>
-        <w:t xml:space="preserve">Designed </w:t>
-      </w:r>
-      <w:r>
-        <w:rPr>
-          <w:rStyle w:val="Strong"/>
-          <w:rFonts w:ascii="Arial" w:hAnsi="Arial" w:cs="Arial"/>
-          <w:sz w:val="18"/>
-        </w:rPr>
-        <w:t>API-first backend surfaces</w:t>
-      </w:r>
-      <w:r>
-        <w:rPr>
-          <w:rFonts w:ascii="Arial" w:hAnsi="Arial" w:cs="Arial"/>
-          <w:sz w:val="18"/>
-        </w:rPr>
-        <w:t xml:space="preserve"> with consistent pagination, filtering, and backward-compatible contracts to minimize breaking changes across dependent systems.</w:t>
+          <w:sz w:val="22"/>
+        </w:rPr>
+      </w:pPr>
+      <w:r>
+        <w:rPr>
+          <w:sz w:val="22"/>
+        </w:rPr>
+        <w:t xml:space="preserve">Led migration of older </w:t>
+      </w:r>
+      <w:r>
+        <w:rPr>
+          <w:rStyle w:val="Strong"/>
+          <w:sz w:val="22"/>
+        </w:rPr>
+        <w:t>Flask</w:t>
+      </w:r>
+      <w:r>
+        <w:rPr>
+          <w:sz w:val="22"/>
+        </w:rPr>
+        <w:t xml:space="preserve"> and </w:t>
+      </w:r>
+      <w:proofErr w:type="spellStart"/>
+      <w:r>
+        <w:rPr>
+          <w:sz w:val="22"/>
+        </w:rPr>
+        <w:t>Django</w:t>
+      </w:r>
+      <w:proofErr w:type="spellEnd"/>
+      <w:r>
+        <w:rPr>
+          <w:sz w:val="22"/>
+        </w:rPr>
+        <w:t xml:space="preserve">-style modules into </w:t>
+      </w:r>
+      <w:proofErr w:type="spellStart"/>
+      <w:r>
+        <w:rPr>
+          <w:rStyle w:val="Strong"/>
+          <w:sz w:val="22"/>
+        </w:rPr>
+        <w:t>FastAPI</w:t>
+      </w:r>
+      <w:proofErr w:type="spellEnd"/>
+      <w:r>
+        <w:rPr>
+          <w:sz w:val="22"/>
+        </w:rPr>
+        <w:t xml:space="preserve"> services for high-throughput APIs, reducing validation drift by standardizing request schemas with </w:t>
+      </w:r>
+      <w:proofErr w:type="spellStart"/>
+      <w:r>
+        <w:rPr>
+          <w:rStyle w:val="Strong"/>
+          <w:sz w:val="22"/>
+        </w:rPr>
+        <w:t>Pydantic</w:t>
+      </w:r>
+      <w:proofErr w:type="spellEnd"/>
+      <w:r>
+        <w:rPr>
+          <w:sz w:val="22"/>
+        </w:rPr>
+        <w:t xml:space="preserve"> and improving maintainability across teams.</w:t>
       </w:r>
     </w:p>
     <w:p>
@@ -2080,35 +1483,69 @@
         <w:pStyle w:val="NormalWeb"/>
         <w:numPr>
           <w:ilvl w:val="0"/>
-          <w:numId w:val="19"/>
+          <w:numId w:val="35"/>
         </w:numPr>
         <w:jc w:val="both"/>
         <w:rPr>
-          <w:rFonts w:ascii="Arial" w:hAnsi="Arial" w:cs="Arial"/>
-          <w:sz w:val="18"/>
-        </w:rPr>
-      </w:pPr>
-      <w:r>
-        <w:rPr>
-          <w:rFonts w:ascii="Arial" w:hAnsi="Arial" w:cs="Arial"/>
-          <w:sz w:val="18"/>
-        </w:rPr>
-        <w:t xml:space="preserve">Built and operated a </w:t>
-      </w:r>
-      <w:r>
-        <w:rPr>
-          <w:rStyle w:val="Strong"/>
-          <w:rFonts w:ascii="Arial" w:hAnsi="Arial" w:cs="Arial"/>
-          <w:sz w:val="18"/>
-        </w:rPr>
-        <w:t>model-inference service layer</w:t>
-      </w:r>
-      <w:r>
-        <w:rPr>
-          <w:rFonts w:ascii="Arial" w:hAnsi="Arial" w:cs="Arial"/>
-          <w:sz w:val="18"/>
-        </w:rPr>
-        <w:t xml:space="preserve"> with strict request validation, structured errors, and latency budgets to keep downstream behavior predictable.</w:t>
+          <w:sz w:val="22"/>
+        </w:rPr>
+      </w:pPr>
+      <w:r>
+        <w:rPr>
+          <w:sz w:val="22"/>
+        </w:rPr>
+        <w:t xml:space="preserve">Designed </w:t>
+      </w:r>
+      <w:proofErr w:type="spellStart"/>
+      <w:r>
+        <w:rPr>
+          <w:rStyle w:val="Strong"/>
+          <w:sz w:val="22"/>
+        </w:rPr>
+        <w:t>Django</w:t>
+      </w:r>
+      <w:proofErr w:type="spellEnd"/>
+      <w:r>
+        <w:rPr>
+          <w:rStyle w:val="Strong"/>
+          <w:sz w:val="22"/>
+        </w:rPr>
+        <w:t xml:space="preserve"> REST Framework</w:t>
+      </w:r>
+      <w:r>
+        <w:rPr>
+          <w:sz w:val="22"/>
+        </w:rPr>
+        <w:t xml:space="preserve"> and </w:t>
+      </w:r>
+      <w:proofErr w:type="spellStart"/>
+      <w:r>
+        <w:rPr>
+          <w:rStyle w:val="Strong"/>
+          <w:sz w:val="22"/>
+        </w:rPr>
+        <w:t>FastAPI</w:t>
+      </w:r>
+      <w:proofErr w:type="spellEnd"/>
+      <w:r>
+        <w:rPr>
+          <w:sz w:val="22"/>
+        </w:rPr>
+        <w:t xml:space="preserve"> endpoints with backward-compatible pagination, filtering, error contracts, and </w:t>
+      </w:r>
+      <w:proofErr w:type="spellStart"/>
+      <w:r>
+        <w:rPr>
+          <w:sz w:val="22"/>
+        </w:rPr>
+        <w:t>auth</w:t>
+      </w:r>
+      <w:proofErr w:type="spellEnd"/>
+      <w:r>
+        <w:rPr>
+          <w:sz w:val="22"/>
+        </w:rPr>
+        <w:t xml:space="preserve"> boundaries so downstream clients could adopt new features without frequent breaking changes.</w:t>
       </w:r>
     </w:p>
     <w:p>
@@ -2116,143 +1553,18 @@
         <w:pStyle w:val="NormalWeb"/>
         <w:numPr>
           <w:ilvl w:val="0"/>
-          <w:numId w:val="19"/>
+          <w:numId w:val="35"/>
         </w:numPr>
         <w:jc w:val="both"/>
         <w:rPr>
-          <w:rFonts w:ascii="Arial" w:hAnsi="Arial" w:cs="Arial"/>
-          <w:sz w:val="18"/>
-        </w:rPr>
-      </w:pPr>
-      <w:r>
-        <w:rPr>
-          <w:rFonts w:ascii="Arial" w:hAnsi="Arial" w:cs="Arial"/>
-          <w:sz w:val="18"/>
-        </w:rPr>
-        <w:t xml:space="preserve">Implemented </w:t>
-      </w:r>
-      <w:r>
-        <w:rPr>
-          <w:rStyle w:val="Strong"/>
-          <w:rFonts w:ascii="Arial" w:hAnsi="Arial" w:cs="Arial"/>
-          <w:sz w:val="18"/>
-        </w:rPr>
-        <w:t xml:space="preserve">end-to-end </w:t>
-      </w:r>
-      <w:proofErr w:type="spellStart"/>
-      <w:r>
-        <w:rPr>
-          <w:rStyle w:val="Strong"/>
-          <w:rFonts w:ascii="Arial" w:hAnsi="Arial" w:cs="Arial"/>
-          <w:sz w:val="18"/>
-        </w:rPr>
-        <w:t>observability</w:t>
-      </w:r>
-      <w:proofErr w:type="spellEnd"/>
-      <w:r>
-        <w:rPr>
-          <w:rFonts w:ascii="Arial" w:hAnsi="Arial" w:cs="Arial"/>
-          <w:sz w:val="18"/>
-        </w:rPr>
-        <w:t xml:space="preserve"> using </w:t>
-      </w:r>
-      <w:proofErr w:type="spellStart"/>
-      <w:r>
-        <w:rPr>
-          <w:rStyle w:val="Strong"/>
-          <w:rFonts w:ascii="Arial" w:hAnsi="Arial" w:cs="Arial"/>
-          <w:sz w:val="18"/>
-        </w:rPr>
-        <w:t>OpenTelemetry</w:t>
-      </w:r>
-      <w:proofErr w:type="spellEnd"/>
-      <w:r>
-        <w:rPr>
-          <w:rFonts w:ascii="Arial" w:hAnsi="Arial" w:cs="Arial"/>
-          <w:sz w:val="18"/>
-        </w:rPr>
-        <w:t xml:space="preserve">, </w:t>
-      </w:r>
-      <w:proofErr w:type="spellStart"/>
-      <w:r>
-        <w:rPr>
-          <w:rStyle w:val="Strong"/>
-          <w:rFonts w:ascii="Arial" w:hAnsi="Arial" w:cs="Arial"/>
-          <w:sz w:val="18"/>
-        </w:rPr>
-        <w:t>CloudWatch</w:t>
-      </w:r>
-      <w:proofErr w:type="spellEnd"/>
-      <w:r>
-        <w:rPr>
-          <w:rFonts w:ascii="Arial" w:hAnsi="Arial" w:cs="Arial"/>
-          <w:sz w:val="18"/>
-        </w:rPr>
-        <w:t xml:space="preserve">, </w:t>
-      </w:r>
-      <w:proofErr w:type="spellStart"/>
-      <w:r>
-        <w:rPr>
-          <w:rStyle w:val="Strong"/>
-          <w:rFonts w:ascii="Arial" w:hAnsi="Arial" w:cs="Arial"/>
-          <w:sz w:val="18"/>
-        </w:rPr>
-        <w:t>Datadog</w:t>
-      </w:r>
-      <w:proofErr w:type="spellEnd"/>
-      <w:r>
-        <w:rPr>
-          <w:rFonts w:ascii="Arial" w:hAnsi="Arial" w:cs="Arial"/>
-          <w:sz w:val="18"/>
-        </w:rPr>
-        <w:t xml:space="preserve">, </w:t>
-      </w:r>
-      <w:r>
-        <w:rPr>
-          <w:rStyle w:val="Strong"/>
-          <w:rFonts w:ascii="Arial" w:hAnsi="Arial" w:cs="Arial"/>
-          <w:sz w:val="18"/>
-        </w:rPr>
-        <w:t>Prometheus</w:t>
-      </w:r>
-      <w:r>
-        <w:rPr>
-          <w:rFonts w:ascii="Arial" w:hAnsi="Arial" w:cs="Arial"/>
-          <w:sz w:val="18"/>
-        </w:rPr>
-        <w:t xml:space="preserve">, and </w:t>
-      </w:r>
-      <w:proofErr w:type="spellStart"/>
-      <w:r>
-        <w:rPr>
-          <w:rStyle w:val="Strong"/>
-          <w:rFonts w:ascii="Arial" w:hAnsi="Arial" w:cs="Arial"/>
-          <w:sz w:val="18"/>
-        </w:rPr>
-        <w:t>Grafana</w:t>
-      </w:r>
-      <w:proofErr w:type="spellEnd"/>
-      <w:r>
-        <w:rPr>
-          <w:rFonts w:ascii="Arial" w:hAnsi="Arial" w:cs="Arial"/>
-          <w:sz w:val="18"/>
-        </w:rPr>
-        <w:t xml:space="preserve">, shifting alerting from noise to </w:t>
-      </w:r>
-      <w:r>
-        <w:rPr>
-          <w:rStyle w:val="Strong"/>
-          <w:rFonts w:ascii="Arial" w:hAnsi="Arial" w:cs="Arial"/>
-          <w:sz w:val="18"/>
-        </w:rPr>
-        <w:t>SLO-driven signals</w:t>
-      </w:r>
-      <w:r>
-        <w:rPr>
-          <w:rFonts w:ascii="Arial" w:hAnsi="Arial" w:cs="Arial"/>
-          <w:sz w:val="18"/>
-        </w:rPr>
-        <w:t>.</w:t>
+          <w:sz w:val="22"/>
+        </w:rPr>
+      </w:pPr>
+      <w:r>
+        <w:rPr>
+          <w:sz w:val="22"/>
+        </w:rPr>
+        <w:t>Resolved a recurring production issue where malformed payloads triggered inconsistent 500-series failures by introducing typed validation, centralized exception handling, and correlation-aware structured logs, which significantly reduced noisy incidents.</w:t>
       </w:r>
     </w:p>
     <w:p>
@@ -2260,48 +1572,69 @@
         <w:pStyle w:val="NormalWeb"/>
         <w:numPr>
           <w:ilvl w:val="0"/>
-          <w:numId w:val="19"/>
+          <w:numId w:val="35"/>
         </w:numPr>
         <w:jc w:val="both"/>
         <w:rPr>
-          <w:rFonts w:ascii="Arial" w:hAnsi="Arial" w:cs="Arial"/>
-          <w:sz w:val="18"/>
-        </w:rPr>
-      </w:pPr>
-      <w:r>
-        <w:rPr>
-          <w:rFonts w:ascii="Arial" w:hAnsi="Arial" w:cs="Arial"/>
-          <w:sz w:val="18"/>
-        </w:rPr>
-        <w:t xml:space="preserve">Hardened event workflows with </w:t>
-      </w:r>
-      <w:r>
-        <w:rPr>
-          <w:rStyle w:val="Strong"/>
-          <w:rFonts w:ascii="Arial" w:hAnsi="Arial" w:cs="Arial"/>
-          <w:sz w:val="18"/>
-        </w:rPr>
-        <w:t>AWS SQS/SNS</w:t>
-      </w:r>
-      <w:r>
-        <w:rPr>
-          <w:rFonts w:ascii="Arial" w:hAnsi="Arial" w:cs="Arial"/>
-          <w:sz w:val="18"/>
+          <w:sz w:val="22"/>
+        </w:rPr>
+      </w:pPr>
+      <w:r>
+        <w:rPr>
+          <w:sz w:val="22"/>
+        </w:rPr>
+        <w:t xml:space="preserve">Built </w:t>
+      </w:r>
+      <w:proofErr w:type="spellStart"/>
+      <w:r>
+        <w:rPr>
+          <w:sz w:val="22"/>
+        </w:rPr>
+        <w:t>async</w:t>
+      </w:r>
+      <w:proofErr w:type="spellEnd"/>
+      <w:r>
+        <w:rPr>
+          <w:sz w:val="22"/>
+        </w:rPr>
+        <w:t xml:space="preserve"> processing workflows with </w:t>
+      </w:r>
+      <w:r>
+        <w:rPr>
+          <w:rStyle w:val="Strong"/>
+          <w:sz w:val="22"/>
+        </w:rPr>
+        <w:t>Celery</w:t>
+      </w:r>
+      <w:r>
+        <w:rPr>
+          <w:sz w:val="22"/>
         </w:rPr>
         <w:t xml:space="preserve">, </w:t>
       </w:r>
       <w:r>
         <w:rPr>
           <w:rStyle w:val="Strong"/>
-          <w:rFonts w:ascii="Arial" w:hAnsi="Arial" w:cs="Arial"/>
-          <w:sz w:val="18"/>
+          <w:sz w:val="22"/>
+        </w:rPr>
+        <w:t>SQS/SNS</w:t>
+      </w:r>
+      <w:r>
+        <w:rPr>
+          <w:sz w:val="22"/>
+        </w:rPr>
+        <w:t xml:space="preserve">, </w:t>
+      </w:r>
+      <w:r>
+        <w:rPr>
+          <w:rStyle w:val="Strong"/>
+          <w:sz w:val="22"/>
         </w:rPr>
         <w:t>Kafka</w:t>
       </w:r>
       <w:r>
         <w:rPr>
-          <w:rFonts w:ascii="Arial" w:hAnsi="Arial" w:cs="Arial"/>
-          <w:sz w:val="18"/>
+          <w:sz w:val="22"/>
         </w:rPr>
         <w:t xml:space="preserve">, and </w:t>
       </w:r>
@@ -2309,59 +1642,30 @@
       <w:r>
         <w:rPr>
           <w:rStyle w:val="Strong"/>
-          <w:rFonts w:ascii="Arial" w:hAnsi="Arial" w:cs="Arial"/>
-          <w:sz w:val="18"/>
+          <w:sz w:val="22"/>
         </w:rPr>
         <w:t>RabbitMQ</w:t>
       </w:r>
       <w:proofErr w:type="spellEnd"/>
       <w:r>
         <w:rPr>
-          <w:rFonts w:ascii="Arial" w:hAnsi="Arial" w:cs="Arial"/>
-          <w:sz w:val="18"/>
-        </w:rPr>
-        <w:t xml:space="preserve">, adding </w:t>
+          <w:sz w:val="22"/>
+        </w:rPr>
+        <w:t xml:space="preserve">, implementing </w:t>
       </w:r>
       <w:proofErr w:type="spellStart"/>
       <w:r>
         <w:rPr>
-          <w:rStyle w:val="Strong"/>
-          <w:rFonts w:ascii="Arial" w:hAnsi="Arial" w:cs="Arial"/>
-          <w:sz w:val="18"/>
+          <w:sz w:val="22"/>
         </w:rPr>
         <w:t>idempotency</w:t>
       </w:r>
       <w:proofErr w:type="spellEnd"/>
       <w:r>
         <w:rPr>
-          <w:rStyle w:val="Strong"/>
-          <w:rFonts w:ascii="Arial" w:hAnsi="Arial" w:cs="Arial"/>
-          <w:sz w:val="18"/>
-        </w:rPr>
-        <w:t xml:space="preserve"> keys</w:t>
-      </w:r>
-      <w:r>
-        <w:rPr>
-          <w:rFonts w:ascii="Arial" w:hAnsi="Arial" w:cs="Arial"/>
-          <w:sz w:val="18"/>
-        </w:rPr>
-        <w:t xml:space="preserve">, </w:t>
-      </w:r>
-      <w:proofErr w:type="spellStart"/>
-      <w:r>
-        <w:rPr>
-          <w:rFonts w:ascii="Arial" w:hAnsi="Arial" w:cs="Arial"/>
-          <w:sz w:val="18"/>
-        </w:rPr>
-        <w:t>deduplication</w:t>
-      </w:r>
-      <w:proofErr w:type="spellEnd"/>
-      <w:r>
-        <w:rPr>
-          <w:rFonts w:ascii="Arial" w:hAnsi="Arial" w:cs="Arial"/>
-          <w:sz w:val="18"/>
-        </w:rPr>
-        <w:t>, and safe retries to guarantee replay safety.</w:t>
+          <w:sz w:val="22"/>
+        </w:rPr>
+        <w:t xml:space="preserve"> keys, retry policies, and dead-letter handling so replayed jobs stayed safe during partial failures and recovery events.</w:t>
       </w:r>
     </w:p>
     <w:p>
@@ -2369,36 +1673,49 @@
         <w:pStyle w:val="NormalWeb"/>
         <w:numPr>
           <w:ilvl w:val="0"/>
-          <w:numId w:val="19"/>
+          <w:numId w:val="35"/>
         </w:numPr>
         <w:jc w:val="both"/>
         <w:rPr>
-          <w:rFonts w:ascii="Arial" w:hAnsi="Arial" w:cs="Arial"/>
-          <w:sz w:val="18"/>
-        </w:rPr>
-      </w:pPr>
-      <w:r>
-        <w:rPr>
-          <w:rFonts w:ascii="Arial" w:hAnsi="Arial" w:cs="Arial"/>
-          <w:sz w:val="18"/>
-        </w:rPr>
-        <w:t xml:space="preserve">Optimized batch and online pipelines by </w:t>
+          <w:sz w:val="22"/>
+        </w:rPr>
+      </w:pPr>
+      <w:r>
+        <w:rPr>
+          <w:sz w:val="22"/>
+        </w:rPr>
+        <w:t xml:space="preserve">Improved API latency and read performance by combining </w:t>
       </w:r>
       <w:proofErr w:type="spellStart"/>
       <w:r>
         <w:rPr>
-          <w:rFonts w:ascii="Arial" w:hAnsi="Arial" w:cs="Arial"/>
-          <w:sz w:val="18"/>
-        </w:rPr>
-        <w:t>vectorizing</w:t>
+          <w:rStyle w:val="Strong"/>
+          <w:sz w:val="22"/>
+        </w:rPr>
+        <w:t>Redis</w:t>
       </w:r>
       <w:proofErr w:type="spellEnd"/>
       <w:r>
         <w:rPr>
-          <w:rFonts w:ascii="Arial" w:hAnsi="Arial" w:cs="Arial"/>
-          <w:sz w:val="18"/>
-        </w:rPr>
-        <w:t xml:space="preserve"> hot paths and introducing memory-safe chunking, improving throughput while preserving deterministic outputs.</w:t>
+          <w:rStyle w:val="Strong"/>
+          <w:sz w:val="22"/>
+        </w:rPr>
+        <w:t>/</w:t>
+      </w:r>
+      <w:proofErr w:type="spellStart"/>
+      <w:r>
+        <w:rPr>
+          <w:rStyle w:val="Strong"/>
+          <w:sz w:val="22"/>
+        </w:rPr>
+        <w:t>ElastiCache</w:t>
+      </w:r>
+      <w:proofErr w:type="spellEnd"/>
+      <w:r>
+        <w:rPr>
+          <w:sz w:val="22"/>
+        </w:rPr>
+        <w:t xml:space="preserve"> caching, query tuning, and smarter serialization paths, cutting pressure on relational stores during spiky operational traffic.</w:t>
       </w:r>
     </w:p>
     <w:p>
@@ -2406,65 +1723,57 @@
         <w:pStyle w:val="NormalWeb"/>
         <w:numPr>
           <w:ilvl w:val="0"/>
-          <w:numId w:val="19"/>
+          <w:numId w:val="35"/>
         </w:numPr>
         <w:jc w:val="both"/>
         <w:rPr>
-          <w:rFonts w:ascii="Arial" w:hAnsi="Arial" w:cs="Arial"/>
-          <w:sz w:val="18"/>
-        </w:rPr>
-      </w:pPr>
-      <w:r>
-        <w:rPr>
-          <w:rFonts w:ascii="Arial" w:hAnsi="Arial" w:cs="Arial"/>
-          <w:sz w:val="18"/>
-        </w:rPr>
-        <w:t xml:space="preserve">Standardized data foundations across </w:t>
+          <w:sz w:val="22"/>
+        </w:rPr>
+      </w:pPr>
+      <w:r>
+        <w:rPr>
+          <w:sz w:val="22"/>
+        </w:rPr>
+        <w:t xml:space="preserve">Modernized data access across </w:t>
       </w:r>
       <w:proofErr w:type="spellStart"/>
       <w:r>
         <w:rPr>
           <w:rStyle w:val="Strong"/>
-          <w:rFonts w:ascii="Arial" w:hAnsi="Arial" w:cs="Arial"/>
-          <w:sz w:val="18"/>
+          <w:sz w:val="22"/>
         </w:rPr>
         <w:t>PostgreSQL</w:t>
       </w:r>
       <w:proofErr w:type="spellEnd"/>
       <w:r>
         <w:rPr>
-          <w:rFonts w:ascii="Arial" w:hAnsi="Arial" w:cs="Arial"/>
-          <w:sz w:val="18"/>
+          <w:sz w:val="22"/>
         </w:rPr>
         <w:t xml:space="preserve">, </w:t>
       </w:r>
       <w:r>
         <w:rPr>
           <w:rStyle w:val="Strong"/>
-          <w:rFonts w:ascii="Arial" w:hAnsi="Arial" w:cs="Arial"/>
-          <w:sz w:val="18"/>
+          <w:sz w:val="22"/>
         </w:rPr>
         <w:t>MySQL</w:t>
       </w:r>
       <w:r>
         <w:rPr>
-          <w:rFonts w:ascii="Arial" w:hAnsi="Arial" w:cs="Arial"/>
-          <w:sz w:val="18"/>
+          <w:sz w:val="22"/>
         </w:rPr>
         <w:t xml:space="preserve">, </w:t>
       </w:r>
       <w:r>
         <w:rPr>
           <w:rStyle w:val="Strong"/>
-          <w:rFonts w:ascii="Arial" w:hAnsi="Arial" w:cs="Arial"/>
-          <w:sz w:val="18"/>
+          <w:sz w:val="22"/>
         </w:rPr>
         <w:t>SQL Server</w:t>
       </w:r>
       <w:r>
         <w:rPr>
-          <w:rFonts w:ascii="Arial" w:hAnsi="Arial" w:cs="Arial"/>
-          <w:sz w:val="18"/>
+          <w:sz w:val="22"/>
         </w:rPr>
         <w:t xml:space="preserve">, </w:t>
       </w:r>
@@ -2472,16 +1781,14 @@
       <w:r>
         <w:rPr>
           <w:rStyle w:val="Strong"/>
-          <w:rFonts w:ascii="Arial" w:hAnsi="Arial" w:cs="Arial"/>
-          <w:sz w:val="18"/>
+          <w:sz w:val="22"/>
         </w:rPr>
         <w:t>MongoDB</w:t>
       </w:r>
       <w:proofErr w:type="spellEnd"/>
       <w:r>
         <w:rPr>
-          <w:rFonts w:ascii="Arial" w:hAnsi="Arial" w:cs="Arial"/>
-          <w:sz w:val="18"/>
+          <w:sz w:val="22"/>
         </w:rPr>
         <w:t xml:space="preserve">, and </w:t>
       </w:r>
@@ -2489,18 +1796,16 @@
       <w:r>
         <w:rPr>
           <w:rStyle w:val="Strong"/>
-          <w:rFonts w:ascii="Arial" w:hAnsi="Arial" w:cs="Arial"/>
-          <w:sz w:val="18"/>
+          <w:sz w:val="22"/>
         </w:rPr>
         <w:t>DynamoDB</w:t>
       </w:r>
       <w:proofErr w:type="spellEnd"/>
       <w:r>
         <w:rPr>
-          <w:rFonts w:ascii="Arial" w:hAnsi="Arial" w:cs="Arial"/>
-          <w:sz w:val="18"/>
-        </w:rPr>
-        <w:t>, enforcing schema governance and performance tuning with indexes.</w:t>
+          <w:sz w:val="22"/>
+        </w:rPr>
+        <w:t>, introducing stronger indexing, schema discipline, and safer transaction boundaries to stabilize high-volume backend workloads.</w:t>
       </w:r>
     </w:p>
     <w:p>
@@ -2508,54 +1813,101 @@
         <w:pStyle w:val="NormalWeb"/>
         <w:numPr>
           <w:ilvl w:val="0"/>
-          <w:numId w:val="19"/>
+          <w:numId w:val="35"/>
         </w:numPr>
         <w:jc w:val="both"/>
         <w:rPr>
-          <w:rFonts w:ascii="Arial" w:hAnsi="Arial" w:cs="Arial"/>
-          <w:sz w:val="18"/>
-        </w:rPr>
-      </w:pPr>
-      <w:r>
-        <w:rPr>
-          <w:rFonts w:ascii="Arial" w:hAnsi="Arial" w:cs="Arial"/>
-          <w:sz w:val="18"/>
-        </w:rPr>
-        <w:t xml:space="preserve">Delivered caching for high-read endpoints using </w:t>
+          <w:sz w:val="22"/>
+        </w:rPr>
+      </w:pPr>
+      <w:r>
+        <w:rPr>
+          <w:sz w:val="22"/>
+        </w:rPr>
+        <w:t xml:space="preserve">Implemented secure authentication and authorization flows using </w:t>
+      </w:r>
+      <w:r>
+        <w:rPr>
+          <w:rStyle w:val="Strong"/>
+          <w:sz w:val="22"/>
+        </w:rPr>
+        <w:t>OAuth2</w:t>
+      </w:r>
+      <w:r>
+        <w:rPr>
+          <w:sz w:val="22"/>
+        </w:rPr>
+        <w:t xml:space="preserve">, </w:t>
       </w:r>
       <w:proofErr w:type="spellStart"/>
       <w:r>
         <w:rPr>
           <w:rStyle w:val="Strong"/>
-          <w:rFonts w:ascii="Arial" w:hAnsi="Arial" w:cs="Arial"/>
-          <w:sz w:val="18"/>
-        </w:rPr>
-        <w:t>Redis</w:t>
+          <w:sz w:val="22"/>
+        </w:rPr>
+        <w:t>OpenID</w:t>
       </w:r>
       <w:proofErr w:type="spellEnd"/>
       <w:r>
         <w:rPr>
-          <w:rFonts w:ascii="Arial" w:hAnsi="Arial" w:cs="Arial"/>
-          <w:sz w:val="18"/>
-        </w:rPr>
-        <w:t xml:space="preserve"> and </w:t>
+          <w:rStyle w:val="Strong"/>
+          <w:sz w:val="22"/>
+        </w:rPr>
+        <w:t xml:space="preserve"> Connect</w:t>
+      </w:r>
+      <w:r>
+        <w:rPr>
+          <w:sz w:val="22"/>
+        </w:rPr>
+        <w:t xml:space="preserve">, </w:t>
+      </w:r>
+      <w:r>
+        <w:rPr>
+          <w:rStyle w:val="Strong"/>
+          <w:sz w:val="22"/>
+        </w:rPr>
+        <w:t>JWT</w:t>
+      </w:r>
+      <w:r>
+        <w:rPr>
+          <w:sz w:val="22"/>
+        </w:rPr>
+        <w:t xml:space="preserve">, and </w:t>
+      </w:r>
+      <w:r>
+        <w:rPr>
+          <w:rStyle w:val="Strong"/>
+          <w:sz w:val="22"/>
+        </w:rPr>
+        <w:t xml:space="preserve">AWS </w:t>
       </w:r>
       <w:proofErr w:type="spellStart"/>
       <w:r>
         <w:rPr>
           <w:rStyle w:val="Strong"/>
-          <w:rFonts w:ascii="Arial" w:hAnsi="Arial" w:cs="Arial"/>
-          <w:sz w:val="18"/>
-        </w:rPr>
-        <w:t>ElastiCache</w:t>
+          <w:sz w:val="22"/>
+        </w:rPr>
+        <w:t>Cognito</w:t>
       </w:r>
       <w:proofErr w:type="spellEnd"/>
       <w:r>
         <w:rPr>
-          <w:rFonts w:ascii="Arial" w:hAnsi="Arial" w:cs="Arial"/>
-          <w:sz w:val="18"/>
-        </w:rPr>
-        <w:t>, defining TTL/invalidation rules that reduced compute while protecting correctness.</w:t>
+          <w:sz w:val="22"/>
+        </w:rPr>
+        <w:t xml:space="preserve">, while enforcing </w:t>
+      </w:r>
+      <w:r>
+        <w:rPr>
+          <w:rStyle w:val="Strong"/>
+          <w:sz w:val="22"/>
+        </w:rPr>
+        <w:t>RBAC/ABAC</w:t>
+      </w:r>
+      <w:r>
+        <w:rPr>
+          <w:sz w:val="22"/>
+        </w:rPr>
+        <w:t xml:space="preserve"> and audit logging for sensitive administrative and customer-impacting actions.</w:t>
       </w:r>
     </w:p>
     <w:p>
@@ -2563,49 +1915,46 @@
         <w:pStyle w:val="NormalWeb"/>
         <w:numPr>
           <w:ilvl w:val="0"/>
-          <w:numId w:val="19"/>
+          <w:numId w:val="35"/>
         </w:numPr>
         <w:jc w:val="both"/>
         <w:rPr>
-          <w:rFonts w:ascii="Arial" w:hAnsi="Arial" w:cs="Arial"/>
-          <w:sz w:val="18"/>
-        </w:rPr>
-      </w:pPr>
-      <w:r>
-        <w:rPr>
-          <w:rFonts w:ascii="Arial" w:hAnsi="Arial" w:cs="Arial"/>
-          <w:sz w:val="18"/>
-        </w:rPr>
-        <w:t xml:space="preserve">Implemented secure </w:t>
+          <w:sz w:val="22"/>
+        </w:rPr>
+      </w:pPr>
+      <w:r>
+        <w:rPr>
+          <w:sz w:val="22"/>
+        </w:rPr>
+        <w:lastRenderedPageBreak/>
+        <w:t xml:space="preserve">Owned </w:t>
       </w:r>
       <w:proofErr w:type="spellStart"/>
       <w:r>
         <w:rPr>
-          <w:rFonts w:ascii="Arial" w:hAnsi="Arial" w:cs="Arial"/>
-          <w:sz w:val="18"/>
-        </w:rPr>
-        <w:t>auth</w:t>
+          <w:sz w:val="22"/>
+        </w:rPr>
+        <w:t>observability</w:t>
       </w:r>
       <w:proofErr w:type="spellEnd"/>
       <w:r>
         <w:rPr>
-          <w:rFonts w:ascii="Arial" w:hAnsi="Arial" w:cs="Arial"/>
-          <w:sz w:val="18"/>
-        </w:rPr>
-        <w:t xml:space="preserve"> flows with </w:t>
-      </w:r>
-      <w:r>
-        <w:rPr>
-          <w:rStyle w:val="Strong"/>
-          <w:rFonts w:ascii="Arial" w:hAnsi="Arial" w:cs="Arial"/>
-          <w:sz w:val="18"/>
-        </w:rPr>
-        <w:t>OAuth2</w:t>
-      </w:r>
-      <w:r>
-        <w:rPr>
-          <w:rFonts w:ascii="Arial" w:hAnsi="Arial" w:cs="Arial"/>
-          <w:sz w:val="18"/>
+          <w:sz w:val="22"/>
+        </w:rPr>
+        <w:t xml:space="preserve"> rollout using </w:t>
+      </w:r>
+      <w:proofErr w:type="spellStart"/>
+      <w:r>
+        <w:rPr>
+          <w:rStyle w:val="Strong"/>
+          <w:sz w:val="22"/>
+        </w:rPr>
+        <w:t>OpenTelemetry</w:t>
+      </w:r>
+      <w:proofErr w:type="spellEnd"/>
+      <w:r>
+        <w:rPr>
+          <w:sz w:val="22"/>
         </w:rPr>
         <w:t xml:space="preserve">, </w:t>
       </w:r>
@@ -2613,96 +1962,59 @@
       <w:r>
         <w:rPr>
           <w:rStyle w:val="Strong"/>
-          <w:rFonts w:ascii="Arial" w:hAnsi="Arial" w:cs="Arial"/>
-          <w:sz w:val="18"/>
-        </w:rPr>
-        <w:t>OpenID</w:t>
+          <w:sz w:val="22"/>
+        </w:rPr>
+        <w:t>Datadog</w:t>
       </w:r>
       <w:proofErr w:type="spellEnd"/>
       <w:r>
         <w:rPr>
-          <w:rStyle w:val="Strong"/>
-          <w:rFonts w:ascii="Arial" w:hAnsi="Arial" w:cs="Arial"/>
-          <w:sz w:val="18"/>
-        </w:rPr>
-        <w:t xml:space="preserve"> Connect</w:t>
-      </w:r>
-      <w:r>
-        <w:rPr>
-          <w:rFonts w:ascii="Arial" w:hAnsi="Arial" w:cs="Arial"/>
-          <w:sz w:val="18"/>
+          <w:sz w:val="22"/>
+        </w:rPr>
+        <w:t xml:space="preserve">, </w:t>
+      </w:r>
+      <w:proofErr w:type="spellStart"/>
+      <w:r>
+        <w:rPr>
+          <w:rStyle w:val="Strong"/>
+          <w:sz w:val="22"/>
+        </w:rPr>
+        <w:t>CloudWatch</w:t>
+      </w:r>
+      <w:proofErr w:type="spellEnd"/>
+      <w:r>
+        <w:rPr>
+          <w:sz w:val="22"/>
+        </w:rPr>
+        <w:t xml:space="preserve">, </w:t>
+      </w:r>
+      <w:r>
+        <w:rPr>
+          <w:rStyle w:val="Strong"/>
+          <w:sz w:val="22"/>
+        </w:rPr>
+        <w:t>Prometheus</w:t>
+      </w:r>
+      <w:r>
+        <w:rPr>
+          <w:sz w:val="22"/>
         </w:rPr>
         <w:t xml:space="preserve">, and </w:t>
       </w:r>
-      <w:r>
-        <w:rPr>
-          <w:rStyle w:val="Strong"/>
-          <w:rFonts w:ascii="Arial" w:hAnsi="Arial" w:cs="Arial"/>
-          <w:sz w:val="18"/>
-        </w:rPr>
-        <w:t>JWT</w:t>
-      </w:r>
-      <w:r>
-        <w:rPr>
-          <w:rFonts w:ascii="Arial" w:hAnsi="Arial" w:cs="Arial"/>
-          <w:sz w:val="18"/>
-        </w:rPr>
-        <w:t xml:space="preserve">, integrating </w:t>
-      </w:r>
-      <w:r>
-        <w:rPr>
-          <w:rStyle w:val="Strong"/>
-          <w:rFonts w:ascii="Arial" w:hAnsi="Arial" w:cs="Arial"/>
-          <w:sz w:val="18"/>
-        </w:rPr>
-        <w:t xml:space="preserve">AWS </w:t>
-      </w:r>
       <w:proofErr w:type="spellStart"/>
       <w:r>
         <w:rPr>
           <w:rStyle w:val="Strong"/>
-          <w:rFonts w:ascii="Arial" w:hAnsi="Arial" w:cs="Arial"/>
-          <w:sz w:val="18"/>
-        </w:rPr>
-        <w:t>Cognito</w:t>
+          <w:sz w:val="22"/>
+        </w:rPr>
+        <w:t>Grafana</w:t>
       </w:r>
       <w:proofErr w:type="spellEnd"/>
       <w:r>
         <w:rPr>
-          <w:rFonts w:ascii="Arial" w:hAnsi="Arial" w:cs="Arial"/>
-          <w:sz w:val="18"/>
-        </w:rPr>
-        <w:t xml:space="preserve">, enforcing </w:t>
-      </w:r>
-      <w:r>
-        <w:rPr>
-          <w:rStyle w:val="Strong"/>
-          <w:rFonts w:ascii="Arial" w:hAnsi="Arial" w:cs="Arial"/>
-          <w:sz w:val="18"/>
-        </w:rPr>
-        <w:t>RBAC/ABAC</w:t>
-      </w:r>
-      <w:r>
-        <w:rPr>
-          <w:rFonts w:ascii="Arial" w:hAnsi="Arial" w:cs="Arial"/>
-          <w:sz w:val="18"/>
-        </w:rPr>
-        <w:t xml:space="preserve">, and emitting </w:t>
-      </w:r>
-      <w:r>
-        <w:rPr>
-          <w:rStyle w:val="Strong"/>
-          <w:rFonts w:ascii="Arial" w:hAnsi="Arial" w:cs="Arial"/>
-          <w:sz w:val="18"/>
-        </w:rPr>
-        <w:t>audit logging</w:t>
-      </w:r>
-      <w:r>
-        <w:rPr>
-          <w:rFonts w:ascii="Arial" w:hAnsi="Arial" w:cs="Arial"/>
-          <w:sz w:val="18"/>
-        </w:rPr>
-        <w:t xml:space="preserve"> for sensitive actions.</w:t>
+          <w:sz w:val="22"/>
+        </w:rPr>
+        <w:t>, replacing ad hoc debugging with traceable request lifecycles and SLO-aware alerting that improved root-cause isolation.</w:t>
       </w:r>
     </w:p>
     <w:p>
@@ -2710,52 +2022,46 @@
         <w:pStyle w:val="NormalWeb"/>
         <w:numPr>
           <w:ilvl w:val="0"/>
-          <w:numId w:val="19"/>
+          <w:numId w:val="35"/>
         </w:numPr>
         <w:jc w:val="both"/>
         <w:rPr>
-          <w:rFonts w:ascii="Arial" w:hAnsi="Arial" w:cs="Arial"/>
-          <w:sz w:val="18"/>
-        </w:rPr>
-      </w:pPr>
-      <w:r>
-        <w:rPr>
-          <w:rFonts w:ascii="Arial" w:hAnsi="Arial" w:cs="Arial"/>
-          <w:sz w:val="18"/>
-        </w:rPr>
-        <w:t xml:space="preserve">Orchestrated long-running workflows with </w:t>
+          <w:sz w:val="22"/>
+        </w:rPr>
+      </w:pPr>
+      <w:r>
+        <w:rPr>
+          <w:sz w:val="22"/>
+        </w:rPr>
+        <w:t xml:space="preserve">Delivered workflow orchestration with </w:t>
       </w:r>
       <w:proofErr w:type="spellStart"/>
       <w:r>
         <w:rPr>
           <w:rStyle w:val="Strong"/>
-          <w:rFonts w:ascii="Arial" w:hAnsi="Arial" w:cs="Arial"/>
-          <w:sz w:val="18"/>
+          <w:sz w:val="22"/>
         </w:rPr>
         <w:t>EventBridge</w:t>
       </w:r>
       <w:proofErr w:type="spellEnd"/>
       <w:r>
         <w:rPr>
-          <w:rFonts w:ascii="Arial" w:hAnsi="Arial" w:cs="Arial"/>
-          <w:sz w:val="18"/>
+          <w:sz w:val="22"/>
         </w:rPr>
         <w:t xml:space="preserve"> and </w:t>
       </w:r>
       <w:r>
         <w:rPr>
           <w:rStyle w:val="Strong"/>
-          <w:rFonts w:ascii="Arial" w:hAnsi="Arial" w:cs="Arial"/>
-          <w:sz w:val="18"/>
+          <w:sz w:val="22"/>
         </w:rPr>
         <w:t>Step Functions</w:t>
       </w:r>
       <w:r>
         <w:rPr>
-          <w:rFonts w:ascii="Arial" w:hAnsi="Arial" w:cs="Arial"/>
-          <w:sz w:val="18"/>
-        </w:rPr>
-        <w:t>, using durable state transitions and safe rollback semantics for failure-prone jobs.</w:t>
+          <w:sz w:val="22"/>
+        </w:rPr>
+        <w:t xml:space="preserve"> for long-running backend tasks, allowing multi-step processing to survive retries, restarts, and partial dependency outages without corrupting state.</w:t>
       </w:r>
     </w:p>
     <w:p>
@@ -2763,110 +2069,83 @@
         <w:pStyle w:val="NormalWeb"/>
         <w:numPr>
           <w:ilvl w:val="0"/>
-          <w:numId w:val="19"/>
+          <w:numId w:val="35"/>
         </w:numPr>
         <w:jc w:val="both"/>
         <w:rPr>
-          <w:rFonts w:ascii="Arial" w:hAnsi="Arial" w:cs="Arial"/>
-          <w:sz w:val="18"/>
-        </w:rPr>
-      </w:pPr>
-      <w:r>
-        <w:rPr>
-          <w:rFonts w:ascii="Arial" w:hAnsi="Arial" w:cs="Arial"/>
-          <w:sz w:val="18"/>
+          <w:sz w:val="22"/>
+        </w:rPr>
+      </w:pPr>
+      <w:r>
+        <w:rPr>
+          <w:sz w:val="22"/>
         </w:rPr>
         <w:t xml:space="preserve">Deployed services across </w:t>
       </w:r>
       <w:r>
         <w:rPr>
           <w:rStyle w:val="Strong"/>
-          <w:rFonts w:ascii="Arial" w:hAnsi="Arial" w:cs="Arial"/>
-          <w:sz w:val="18"/>
+          <w:sz w:val="22"/>
         </w:rPr>
         <w:t>EKS</w:t>
       </w:r>
       <w:r>
         <w:rPr>
-          <w:rFonts w:ascii="Arial" w:hAnsi="Arial" w:cs="Arial"/>
-          <w:sz w:val="18"/>
+          <w:sz w:val="22"/>
         </w:rPr>
         <w:t xml:space="preserve">, </w:t>
       </w:r>
       <w:r>
         <w:rPr>
           <w:rStyle w:val="Strong"/>
-          <w:rFonts w:ascii="Arial" w:hAnsi="Arial" w:cs="Arial"/>
-          <w:sz w:val="18"/>
+          <w:sz w:val="22"/>
         </w:rPr>
         <w:t>ECS</w:t>
       </w:r>
       <w:r>
         <w:rPr>
-          <w:rFonts w:ascii="Arial" w:hAnsi="Arial" w:cs="Arial"/>
-          <w:sz w:val="18"/>
+          <w:sz w:val="22"/>
         </w:rPr>
         <w:t xml:space="preserve">, </w:t>
       </w:r>
       <w:r>
         <w:rPr>
           <w:rStyle w:val="Strong"/>
-          <w:rFonts w:ascii="Arial" w:hAnsi="Arial" w:cs="Arial"/>
-          <w:sz w:val="18"/>
+          <w:sz w:val="22"/>
         </w:rPr>
         <w:t>EC2</w:t>
       </w:r>
       <w:r>
         <w:rPr>
-          <w:rFonts w:ascii="Arial" w:hAnsi="Arial" w:cs="Arial"/>
-          <w:sz w:val="18"/>
+          <w:sz w:val="22"/>
         </w:rPr>
         <w:t xml:space="preserve">, and </w:t>
       </w:r>
       <w:r>
         <w:rPr>
           <w:rStyle w:val="Strong"/>
-          <w:rFonts w:ascii="Arial" w:hAnsi="Arial" w:cs="Arial"/>
-          <w:sz w:val="18"/>
+          <w:sz w:val="22"/>
         </w:rPr>
         <w:t>Lambda</w:t>
       </w:r>
       <w:r>
         <w:rPr>
-          <w:rFonts w:ascii="Arial" w:hAnsi="Arial" w:cs="Arial"/>
-          <w:sz w:val="18"/>
-        </w:rPr>
-        <w:t xml:space="preserve"> behind </w:t>
-      </w:r>
-      <w:r>
-        <w:rPr>
-          <w:rStyle w:val="Strong"/>
-          <w:rFonts w:ascii="Arial" w:hAnsi="Arial" w:cs="Arial"/>
-          <w:sz w:val="18"/>
-        </w:rPr>
-        <w:t>API Gateway</w:t>
-      </w:r>
-      <w:r>
-        <w:rPr>
-          <w:rFonts w:ascii="Arial" w:hAnsi="Arial" w:cs="Arial"/>
-          <w:sz w:val="18"/>
-        </w:rPr>
-        <w:t xml:space="preserve">, packaging workloads with </w:t>
+          <w:sz w:val="22"/>
+        </w:rPr>
+        <w:t xml:space="preserve"> using </w:t>
       </w:r>
       <w:proofErr w:type="spellStart"/>
       <w:r>
         <w:rPr>
           <w:rStyle w:val="Strong"/>
-          <w:rFonts w:ascii="Arial" w:hAnsi="Arial" w:cs="Arial"/>
-          <w:sz w:val="18"/>
+          <w:sz w:val="22"/>
         </w:rPr>
         <w:t>Docker</w:t>
       </w:r>
       <w:proofErr w:type="spellEnd"/>
       <w:r>
         <w:rPr>
-          <w:rFonts w:ascii="Arial" w:hAnsi="Arial" w:cs="Arial"/>
-          <w:sz w:val="18"/>
+          <w:sz w:val="22"/>
         </w:rPr>
         <w:t xml:space="preserve">, </w:t>
       </w:r>
@@ -2874,18 +2153,29 @@
       <w:r>
         <w:rPr>
           <w:rStyle w:val="Strong"/>
-          <w:rFonts w:ascii="Arial" w:hAnsi="Arial" w:cs="Arial"/>
-          <w:sz w:val="18"/>
+          <w:sz w:val="22"/>
         </w:rPr>
         <w:t>Kubernetes</w:t>
       </w:r>
       <w:proofErr w:type="spellEnd"/>
       <w:r>
         <w:rPr>
-          <w:rFonts w:ascii="Arial" w:hAnsi="Arial" w:cs="Arial"/>
-          <w:sz w:val="18"/>
-        </w:rPr>
-        <w:t>, and repeatable release patterns.</w:t>
+          <w:sz w:val="22"/>
+        </w:rPr>
+        <w:t xml:space="preserve">, </w:t>
+      </w:r>
+      <w:r>
+        <w:rPr>
+          <w:rStyle w:val="Strong"/>
+          <w:sz w:val="22"/>
+        </w:rPr>
+        <w:t>Helm</w:t>
+      </w:r>
+      <w:r>
+        <w:rPr>
+          <w:sz w:val="22"/>
+        </w:rPr>
+        <w:t>, and repeatable release patterns, making backend delivery safer and more predictable across multiple environments.</w:t>
       </w:r>
     </w:p>
     <w:p>
@@ -2893,67 +2183,48 @@
         <w:pStyle w:val="NormalWeb"/>
         <w:numPr>
           <w:ilvl w:val="0"/>
-          <w:numId w:val="19"/>
+          <w:numId w:val="35"/>
         </w:numPr>
         <w:jc w:val="both"/>
         <w:rPr>
-          <w:rFonts w:ascii="Arial" w:hAnsi="Arial" w:cs="Arial"/>
-          <w:sz w:val="18"/>
-        </w:rPr>
-      </w:pPr>
-      <w:r>
-        <w:rPr>
-          <w:rFonts w:ascii="Arial" w:hAnsi="Arial" w:cs="Arial"/>
-          <w:sz w:val="18"/>
-        </w:rPr>
-        <w:t xml:space="preserve">Managed data and artifact delivery via </w:t>
-      </w:r>
-      <w:r>
-        <w:rPr>
-          <w:rStyle w:val="Strong"/>
-          <w:rFonts w:ascii="Arial" w:hAnsi="Arial" w:cs="Arial"/>
-          <w:sz w:val="18"/>
-        </w:rPr>
-        <w:t>S3</w:t>
-      </w:r>
-      <w:r>
-        <w:rPr>
-          <w:rFonts w:ascii="Arial" w:hAnsi="Arial" w:cs="Arial"/>
-          <w:sz w:val="18"/>
-        </w:rPr>
-        <w:t xml:space="preserve">, </w:t>
-      </w:r>
-      <w:r>
-        <w:rPr>
-          <w:rStyle w:val="Strong"/>
-          <w:rFonts w:ascii="Arial" w:hAnsi="Arial" w:cs="Arial"/>
-          <w:sz w:val="18"/>
-        </w:rPr>
-        <w:t>RDS</w:t>
-      </w:r>
-      <w:r>
-        <w:rPr>
-          <w:rFonts w:ascii="Arial" w:hAnsi="Arial" w:cs="Arial"/>
-          <w:sz w:val="18"/>
-        </w:rPr>
-        <w:t xml:space="preserve">, and </w:t>
+          <w:sz w:val="22"/>
+        </w:rPr>
+      </w:pPr>
+      <w:r>
+        <w:rPr>
+          <w:sz w:val="22"/>
+        </w:rPr>
+        <w:t xml:space="preserve">Reduced deployment risk by codifying infrastructure in </w:t>
       </w:r>
       <w:proofErr w:type="spellStart"/>
       <w:r>
         <w:rPr>
           <w:rStyle w:val="Strong"/>
-          <w:rFonts w:ascii="Arial" w:hAnsi="Arial" w:cs="Arial"/>
-          <w:sz w:val="18"/>
-        </w:rPr>
-        <w:t>CloudFront</w:t>
+          <w:sz w:val="22"/>
+        </w:rPr>
+        <w:t>Terraform</w:t>
       </w:r>
       <w:proofErr w:type="spellEnd"/>
       <w:r>
         <w:rPr>
-          <w:rFonts w:ascii="Arial" w:hAnsi="Arial" w:cs="Arial"/>
-          <w:sz w:val="18"/>
-        </w:rPr>
-        <w:t>, applying lifecycle policies and cost-aware retention for predictable spend.</w:t>
+          <w:sz w:val="22"/>
+        </w:rPr>
+        <w:t xml:space="preserve"> and </w:t>
+      </w:r>
+      <w:proofErr w:type="spellStart"/>
+      <w:r>
+        <w:rPr>
+          <w:rStyle w:val="Strong"/>
+          <w:sz w:val="22"/>
+        </w:rPr>
+        <w:t>CloudFormation</w:t>
+      </w:r>
+      <w:proofErr w:type="spellEnd"/>
+      <w:r>
+        <w:rPr>
+          <w:sz w:val="22"/>
+        </w:rPr>
+        <w:t>, which made environment drift visible during review and helped backend teams reproduce changes consistently across staging and production.</w:t>
       </w:r>
     </w:p>
     <w:p>
@@ -2961,54 +2232,33 @@
         <w:pStyle w:val="NormalWeb"/>
         <w:numPr>
           <w:ilvl w:val="0"/>
-          <w:numId w:val="19"/>
+          <w:numId w:val="35"/>
         </w:numPr>
         <w:jc w:val="both"/>
         <w:rPr>
-          <w:rFonts w:ascii="Arial" w:hAnsi="Arial" w:cs="Arial"/>
-          <w:sz w:val="18"/>
-        </w:rPr>
-      </w:pPr>
-      <w:r>
-        <w:rPr>
-          <w:rFonts w:ascii="Arial" w:hAnsi="Arial" w:cs="Arial"/>
-          <w:sz w:val="18"/>
-        </w:rPr>
-        <w:t xml:space="preserve">Automated infrastructure using </w:t>
+          <w:sz w:val="22"/>
+        </w:rPr>
+      </w:pPr>
+      <w:r>
+        <w:rPr>
+          <w:sz w:val="22"/>
+        </w:rPr>
+        <w:t xml:space="preserve">Strengthened quality gates with </w:t>
       </w:r>
       <w:proofErr w:type="spellStart"/>
       <w:r>
         <w:rPr>
           <w:rStyle w:val="Strong"/>
-          <w:rFonts w:ascii="Arial" w:hAnsi="Arial" w:cs="Arial"/>
-          <w:sz w:val="18"/>
-        </w:rPr>
-        <w:t>Terraform</w:t>
+          <w:sz w:val="22"/>
+        </w:rPr>
+        <w:t>Pytest</w:t>
       </w:r>
       <w:proofErr w:type="spellEnd"/>
       <w:r>
         <w:rPr>
-          <w:rFonts w:ascii="Arial" w:hAnsi="Arial" w:cs="Arial"/>
-          <w:sz w:val="18"/>
-        </w:rPr>
-        <w:t xml:space="preserve"> and </w:t>
-      </w:r>
-      <w:proofErr w:type="spellStart"/>
-      <w:r>
-        <w:rPr>
-          <w:rStyle w:val="Strong"/>
-          <w:rFonts w:ascii="Arial" w:hAnsi="Arial" w:cs="Arial"/>
-          <w:sz w:val="18"/>
-        </w:rPr>
-        <w:t>CloudFormation</w:t>
-      </w:r>
-      <w:proofErr w:type="spellEnd"/>
-      <w:r>
-        <w:rPr>
-          <w:rFonts w:ascii="Arial" w:hAnsi="Arial" w:cs="Arial"/>
-          <w:sz w:val="18"/>
-        </w:rPr>
-        <w:t>, reducing drift and making environment changes reviewable and reproducible.</w:t>
+          <w:sz w:val="22"/>
+        </w:rPr>
+        <w:t>, contract tests, integration tests, and browser-driven validation where needed, catching schema mismatches and backend regressions before they reached customer workflows.</w:t>
       </w:r>
     </w:p>
     <w:p>
@@ -3016,110 +2266,31 @@
         <w:pStyle w:val="NormalWeb"/>
         <w:numPr>
           <w:ilvl w:val="0"/>
-          <w:numId w:val="19"/>
+          <w:numId w:val="35"/>
         </w:numPr>
         <w:jc w:val="both"/>
         <w:rPr>
-          <w:rFonts w:ascii="Arial" w:hAnsi="Arial" w:cs="Arial"/>
-          <w:sz w:val="18"/>
-        </w:rPr>
-      </w:pPr>
-      <w:r>
-        <w:rPr>
-          <w:rFonts w:ascii="Arial" w:hAnsi="Arial" w:cs="Arial"/>
-          <w:sz w:val="18"/>
-        </w:rPr>
-        <w:t xml:space="preserve">Built quality gates with </w:t>
-      </w:r>
-      <w:r>
-        <w:rPr>
-          <w:rStyle w:val="Strong"/>
-          <w:rFonts w:ascii="Arial" w:hAnsi="Arial" w:cs="Arial"/>
-          <w:sz w:val="18"/>
-        </w:rPr>
-        <w:t>Jest</w:t>
-      </w:r>
-      <w:r>
-        <w:rPr>
-          <w:rFonts w:ascii="Arial" w:hAnsi="Arial" w:cs="Arial"/>
-          <w:sz w:val="18"/>
-        </w:rPr>
-        <w:t xml:space="preserve">, </w:t>
-      </w:r>
-      <w:r>
-        <w:rPr>
-          <w:rStyle w:val="Strong"/>
-          <w:rFonts w:ascii="Arial" w:hAnsi="Arial" w:cs="Arial"/>
-          <w:sz w:val="18"/>
-        </w:rPr>
-        <w:t>Mocha</w:t>
-      </w:r>
-      <w:r>
-        <w:rPr>
-          <w:rFonts w:ascii="Arial" w:hAnsi="Arial" w:cs="Arial"/>
-          <w:sz w:val="18"/>
-        </w:rPr>
-        <w:t xml:space="preserve">, </w:t>
-      </w:r>
-      <w:r>
-        <w:rPr>
-          <w:rStyle w:val="Strong"/>
-          <w:rFonts w:ascii="Arial" w:hAnsi="Arial" w:cs="Arial"/>
-          <w:sz w:val="18"/>
-        </w:rPr>
-        <w:t>Chai</w:t>
-      </w:r>
-      <w:r>
-        <w:rPr>
-          <w:rFonts w:ascii="Arial" w:hAnsi="Arial" w:cs="Arial"/>
-          <w:sz w:val="18"/>
-        </w:rPr>
-        <w:t xml:space="preserve">, </w:t>
-      </w:r>
-      <w:r>
-        <w:rPr>
-          <w:rStyle w:val="Strong"/>
-          <w:rFonts w:ascii="Arial" w:hAnsi="Arial" w:cs="Arial"/>
-          <w:sz w:val="18"/>
-        </w:rPr>
-        <w:t>Cypress</w:t>
-      </w:r>
-      <w:r>
-        <w:rPr>
-          <w:rFonts w:ascii="Arial" w:hAnsi="Arial" w:cs="Arial"/>
-          <w:sz w:val="18"/>
-        </w:rPr>
-        <w:t xml:space="preserve">, </w:t>
-      </w:r>
-      <w:r>
-        <w:rPr>
-          <w:rStyle w:val="Strong"/>
-          <w:rFonts w:ascii="Arial" w:hAnsi="Arial" w:cs="Arial"/>
-          <w:sz w:val="18"/>
-        </w:rPr>
-        <w:t>Playwright</w:t>
-      </w:r>
-      <w:r>
-        <w:rPr>
-          <w:rFonts w:ascii="Arial" w:hAnsi="Arial" w:cs="Arial"/>
-          <w:sz w:val="18"/>
-        </w:rPr>
-        <w:t xml:space="preserve">, and </w:t>
-      </w:r>
-      <w:r>
-        <w:rPr>
-          <w:rStyle w:val="Strong"/>
-          <w:rFonts w:ascii="Arial" w:hAnsi="Arial" w:cs="Arial"/>
-          <w:sz w:val="18"/>
-        </w:rPr>
-        <w:t>Pact-style contract tests</w:t>
-      </w:r>
-      <w:r>
-        <w:rPr>
-          <w:rFonts w:ascii="Arial" w:hAnsi="Arial" w:cs="Arial"/>
-          <w:sz w:val="18"/>
-        </w:rPr>
-        <w:t>, catching integration failures before production.</w:t>
+          <w:sz w:val="22"/>
+        </w:rPr>
+      </w:pPr>
+      <w:r>
+        <w:rPr>
+          <w:sz w:val="22"/>
+        </w:rPr>
+        <w:t xml:space="preserve">Consolidated logging and failure analysis through </w:t>
+      </w:r>
+      <w:r>
+        <w:rPr>
+          <w:rStyle w:val="Strong"/>
+          <w:sz w:val="22"/>
+        </w:rPr>
+        <w:t>ELK/EFK</w:t>
+      </w:r>
+      <w:r>
+        <w:rPr>
+          <w:sz w:val="22"/>
+        </w:rPr>
+        <w:t>, trace IDs, and structured event context, turning incident response into evidence-based debugging instead of fragmented guesswork across distributed services.</w:t>
       </w:r>
     </w:p>
     <w:p>
@@ -3127,71 +2298,16 @@
         <w:pStyle w:val="NormalWeb"/>
         <w:numPr>
           <w:ilvl w:val="0"/>
-          <w:numId w:val="19"/>
+          <w:numId w:val="35"/>
         </w:numPr>
         <w:jc w:val="both"/>
-        <w:rPr>
-          <w:rFonts w:ascii="Arial" w:hAnsi="Arial" w:cs="Arial"/>
-          <w:sz w:val="18"/>
-        </w:rPr>
-      </w:pPr>
-      <w:r>
-        <w:rPr>
-          <w:rFonts w:ascii="Arial" w:hAnsi="Arial" w:cs="Arial"/>
-          <w:sz w:val="18"/>
-        </w:rPr>
-        <w:t xml:space="preserve">Consolidated debugging with </w:t>
-      </w:r>
-      <w:r>
-        <w:rPr>
-          <w:rStyle w:val="Strong"/>
-          <w:rFonts w:ascii="Arial" w:hAnsi="Arial" w:cs="Arial"/>
-          <w:sz w:val="18"/>
-        </w:rPr>
-        <w:t>ELK/EFK</w:t>
-      </w:r>
-      <w:r>
-        <w:rPr>
-          <w:rFonts w:ascii="Arial" w:hAnsi="Arial" w:cs="Arial"/>
-          <w:sz w:val="18"/>
-        </w:rPr>
-        <w:t xml:space="preserve">, </w:t>
-      </w:r>
-      <w:r>
-        <w:rPr>
-          <w:rStyle w:val="Strong"/>
-          <w:rFonts w:ascii="Arial" w:hAnsi="Arial" w:cs="Arial"/>
-          <w:sz w:val="18"/>
-        </w:rPr>
-        <w:t>structured logging</w:t>
-      </w:r>
-      <w:r>
-        <w:rPr>
-          <w:rFonts w:ascii="Arial" w:hAnsi="Arial" w:cs="Arial"/>
-          <w:sz w:val="18"/>
-        </w:rPr>
-        <w:t>, and trace correlation IDs, turning incident response into evidence-driven root cause fixes.</w:t>
-      </w:r>
-    </w:p>
-    <w:p>
-      <w:pPr>
-        <w:pStyle w:val="NormalWeb"/>
-        <w:jc w:val="both"/>
-        <w:rPr>
-          <w:rFonts w:ascii="Arial" w:hAnsi="Arial" w:cs="Arial"/>
-          <w:sz w:val="18"/>
-        </w:rPr>
-      </w:pPr>
-    </w:p>
-    <w:p>
-      <w:pPr>
-        <w:pStyle w:val="NormalWeb"/>
-        <w:jc w:val="both"/>
-        <w:rPr>
-          <w:rFonts w:ascii="Arial" w:hAnsi="Arial" w:cs="Arial"/>
-          <w:sz w:val="18"/>
-        </w:rPr>
-      </w:pPr>
+      </w:pPr>
+      <w:r>
+        <w:rPr>
+          <w:sz w:val="22"/>
+        </w:rPr>
+        <w:t>Partnered closely with product, ops, and platform teams to ship new backend capabilities incrementally, balancing speed with operability and ensuring that each release improved reliability rather than adding hidden support costs.</w:t>
+      </w:r>
     </w:p>
     <w:tbl>
       <w:tblPr>
@@ -3226,16 +2342,20 @@
             </w:tcBorders>
           </w:tcPr>
           <w:p>
+            <w:pPr>
+              <w:rPr>
+                <w:sz w:val="24"/>
+              </w:rPr>
+            </w:pPr>
             <w:r>
               <w:rPr>
                 <w:rFonts w:ascii="Arial" w:eastAsia="Arial" w:hAnsi="Arial" w:cs="Arial"/>
                 <w:b/>
                 <w:bCs/>
                 <w:color w:val="111111"/>
-                <w:sz w:val="19"/>
+                <w:sz w:val="22"/>
                 <w:szCs w:val="19"/>
               </w:rPr>
-              <w:lastRenderedPageBreak/>
               <w:t>Software Engineer</w:t>
             </w:r>
           </w:p>
@@ -3253,12 +2373,14 @@
           <w:p>
             <w:pPr>
               <w:jc w:val="right"/>
+              <w:rPr>
+                <w:sz w:val="24"/>
+              </w:rPr>
             </w:pPr>
             <w:r>
               <w:rPr>
                 <w:rFonts w:ascii="Arial" w:eastAsia="Arial" w:hAnsi="Arial" w:cs="Arial"/>
                 <w:color w:val="111111"/>
-                <w:sz w:val="17"/>
                 <w:szCs w:val="17"/>
               </w:rPr>
               <w:t>October 2018 to January 2021</w:t>
@@ -3268,6 +2390,11 @@
       </w:tr>
     </w:tbl>
     <w:p>
+      <w:pPr>
+        <w:rPr>
+          <w:sz w:val="24"/>
+        </w:rPr>
+      </w:pPr>
       <w:proofErr w:type="spellStart"/>
       <w:r>
         <w:rPr>
@@ -3275,7 +2402,7 @@
           <w:b/>
           <w:bCs/>
           <w:color w:val="111111"/>
-          <w:sz w:val="18"/>
+          <w:sz w:val="22"/>
           <w:szCs w:val="18"/>
         </w:rPr>
         <w:t>Avantia</w:t>
@@ -3287,7 +2414,7 @@
           <w:b/>
           <w:bCs/>
           <w:color w:val="111111"/>
-          <w:sz w:val="18"/>
+          <w:sz w:val="22"/>
           <w:szCs w:val="18"/>
         </w:rPr>
         <w:t>, Inc. - Ohio, United States</w:t>
@@ -3298,35 +2425,74 @@
         <w:pStyle w:val="NormalWeb"/>
         <w:numPr>
           <w:ilvl w:val="0"/>
-          <w:numId w:val="23"/>
+          <w:numId w:val="30"/>
         </w:numPr>
         <w:jc w:val="both"/>
         <w:rPr>
-          <w:rFonts w:ascii="Arial" w:hAnsi="Arial" w:cs="Arial"/>
-          <w:sz w:val="18"/>
-        </w:rPr>
-      </w:pPr>
-      <w:r>
-        <w:rPr>
-          <w:rFonts w:ascii="Arial" w:hAnsi="Arial" w:cs="Arial"/>
-          <w:sz w:val="18"/>
-        </w:rPr>
-        <w:t xml:space="preserve">Built </w:t>
-      </w:r>
-      <w:r>
-        <w:rPr>
-          <w:rStyle w:val="Strong"/>
-          <w:rFonts w:ascii="Arial" w:hAnsi="Arial" w:cs="Arial"/>
-          <w:sz w:val="18"/>
-        </w:rPr>
-        <w:t>Python data pipelines</w:t>
-      </w:r>
-      <w:r>
-        <w:rPr>
-          <w:rFonts w:ascii="Arial" w:hAnsi="Arial" w:cs="Arial"/>
-          <w:sz w:val="18"/>
-        </w:rPr>
-        <w:t xml:space="preserve"> that transformed raw operational datasets into training-ready tables with stable feature definitions and shared “ground truth.”</w:t>
+          <w:sz w:val="22"/>
+        </w:rPr>
+      </w:pPr>
+      <w:r>
+        <w:rPr>
+          <w:sz w:val="22"/>
+        </w:rPr>
+        <w:t xml:space="preserve">Built backend data and API services using </w:t>
+      </w:r>
+      <w:r>
+        <w:rPr>
+          <w:rStyle w:val="Strong"/>
+          <w:sz w:val="22"/>
+        </w:rPr>
+        <w:t>Python 3.8–3.10</w:t>
+      </w:r>
+      <w:r>
+        <w:rPr>
+          <w:sz w:val="22"/>
+        </w:rPr>
+        <w:t xml:space="preserve">, </w:t>
+      </w:r>
+      <w:proofErr w:type="spellStart"/>
+      <w:r>
+        <w:rPr>
+          <w:rStyle w:val="Strong"/>
+          <w:sz w:val="22"/>
+        </w:rPr>
+        <w:t>Django</w:t>
+      </w:r>
+      <w:proofErr w:type="spellEnd"/>
+      <w:r>
+        <w:rPr>
+          <w:sz w:val="22"/>
+        </w:rPr>
+        <w:t xml:space="preserve">, </w:t>
+      </w:r>
+      <w:r>
+        <w:rPr>
+          <w:rStyle w:val="Strong"/>
+          <w:sz w:val="22"/>
+        </w:rPr>
+        <w:t>Flask</w:t>
+      </w:r>
+      <w:r>
+        <w:rPr>
+          <w:sz w:val="22"/>
+        </w:rPr>
+        <w:t xml:space="preserve">, and early </w:t>
+      </w:r>
+      <w:proofErr w:type="spellStart"/>
+      <w:r>
+        <w:rPr>
+          <w:rStyle w:val="Strong"/>
+          <w:sz w:val="22"/>
+        </w:rPr>
+        <w:t>FastAPI</w:t>
+      </w:r>
+      <w:proofErr w:type="spellEnd"/>
+      <w:r>
+        <w:rPr>
+          <w:sz w:val="22"/>
+        </w:rPr>
+        <w:t xml:space="preserve"> adoption for internal analytics and operational processing workflows that required stable contracts and reliable execution.</w:t>
       </w:r>
     </w:p>
     <w:p>
@@ -3334,20 +2500,18 @@
         <w:pStyle w:val="NormalWeb"/>
         <w:numPr>
           <w:ilvl w:val="0"/>
-          <w:numId w:val="23"/>
+          <w:numId w:val="30"/>
         </w:numPr>
         <w:jc w:val="both"/>
         <w:rPr>
-          <w:rFonts w:ascii="Arial" w:hAnsi="Arial" w:cs="Arial"/>
-          <w:sz w:val="18"/>
-        </w:rPr>
-      </w:pPr>
-      <w:r>
-        <w:rPr>
-          <w:rFonts w:ascii="Arial" w:hAnsi="Arial" w:cs="Arial"/>
-          <w:sz w:val="18"/>
-        </w:rPr>
-        <w:t>Implemented reproducible preprocessing workflows with deterministic transforms, enabling consistent metrics across reruns, backfills, and reprocessing windows.</w:t>
+          <w:sz w:val="22"/>
+        </w:rPr>
+      </w:pPr>
+      <w:r>
+        <w:rPr>
+          <w:sz w:val="22"/>
+        </w:rPr>
+        <w:t>Implemented reproducible preprocessing and transformation pipelines that converted raw operational inputs into clean backend-ready datasets, helping teams trust reruns, backfills, and downstream reporting outputs.</w:t>
       </w:r>
     </w:p>
     <w:p>
@@ -3355,20 +2519,32 @@
         <w:pStyle w:val="NormalWeb"/>
         <w:numPr>
           <w:ilvl w:val="0"/>
-          <w:numId w:val="23"/>
+          <w:numId w:val="30"/>
         </w:numPr>
         <w:jc w:val="both"/>
         <w:rPr>
-          <w:rFonts w:ascii="Arial" w:hAnsi="Arial" w:cs="Arial"/>
-          <w:sz w:val="18"/>
-        </w:rPr>
-      </w:pPr>
-      <w:r>
-        <w:rPr>
-          <w:rFonts w:ascii="Arial" w:hAnsi="Arial" w:cs="Arial"/>
-          <w:sz w:val="18"/>
-        </w:rPr>
-        <w:t>Improved backend reliability by enforcing strict input validation, typed response contracts, and structured error payloads for fast client diagnosis.</w:t>
+          <w:sz w:val="22"/>
+        </w:rPr>
+      </w:pPr>
+      <w:r>
+        <w:rPr>
+          <w:sz w:val="22"/>
+        </w:rPr>
+        <w:t xml:space="preserve">Refactored brittle ETL-heavy backend logic into smaller </w:t>
+      </w:r>
+      <w:proofErr w:type="spellStart"/>
+      <w:r>
+        <w:rPr>
+          <w:sz w:val="22"/>
+        </w:rPr>
+        <w:t>composable</w:t>
+      </w:r>
+      <w:proofErr w:type="spellEnd"/>
+      <w:r>
+        <w:rPr>
+          <w:sz w:val="22"/>
+        </w:rPr>
+        <w:t xml:space="preserve"> services and reusable modules, reducing failure blast radius and making targeted fixes faster when partial job chains broke in production.</w:t>
       </w:r>
     </w:p>
     <w:p>
@@ -3376,36 +2552,32 @@
         <w:pStyle w:val="NormalWeb"/>
         <w:numPr>
           <w:ilvl w:val="0"/>
-          <w:numId w:val="23"/>
+          <w:numId w:val="30"/>
         </w:numPr>
         <w:jc w:val="both"/>
         <w:rPr>
-          <w:rFonts w:ascii="Arial" w:hAnsi="Arial" w:cs="Arial"/>
-          <w:sz w:val="18"/>
-        </w:rPr>
-      </w:pPr>
-      <w:r>
-        <w:rPr>
-          <w:rFonts w:ascii="Arial" w:hAnsi="Arial" w:cs="Arial"/>
-          <w:sz w:val="18"/>
-        </w:rPr>
-        <w:t xml:space="preserve">Refactored brittle ETL steps into </w:t>
+          <w:sz w:val="22"/>
+        </w:rPr>
+      </w:pPr>
+      <w:r>
+        <w:rPr>
+          <w:sz w:val="22"/>
+        </w:rPr>
+        <w:t xml:space="preserve">Resolved an issue where inconsistent </w:t>
       </w:r>
       <w:proofErr w:type="spellStart"/>
       <w:r>
         <w:rPr>
-          <w:rFonts w:ascii="Arial" w:hAnsi="Arial" w:cs="Arial"/>
-          <w:sz w:val="18"/>
-        </w:rPr>
-        <w:t>composable</w:t>
+          <w:sz w:val="22"/>
+        </w:rPr>
+        <w:t>serializer</w:t>
       </w:r>
       <w:proofErr w:type="spellEnd"/>
       <w:r>
         <w:rPr>
-          <w:rFonts w:ascii="Arial" w:hAnsi="Arial" w:cs="Arial"/>
-          <w:sz w:val="18"/>
-        </w:rPr>
-        <w:t xml:space="preserve"> units with safe reprocessing controls, shrinking blast radius during partial failures.</w:t>
+          <w:sz w:val="22"/>
+        </w:rPr>
+        <w:t xml:space="preserve"> behavior caused client-facing data mismatches by introducing stronger schema validation, explicit normalization rules, and regression coverage around critical payload shapes.</w:t>
       </w:r>
     </w:p>
     <w:p>
@@ -3413,36 +2585,31 @@
         <w:pStyle w:val="NormalWeb"/>
         <w:numPr>
           <w:ilvl w:val="0"/>
-          <w:numId w:val="23"/>
+          <w:numId w:val="30"/>
         </w:numPr>
         <w:jc w:val="both"/>
         <w:rPr>
-          <w:rFonts w:ascii="Arial" w:hAnsi="Arial" w:cs="Arial"/>
-          <w:sz w:val="18"/>
-        </w:rPr>
-      </w:pPr>
-      <w:r>
-        <w:rPr>
-          <w:rFonts w:ascii="Arial" w:hAnsi="Arial" w:cs="Arial"/>
-          <w:sz w:val="18"/>
-        </w:rPr>
-        <w:t xml:space="preserve">Introduced performance profiling and removed hotspots via </w:t>
-      </w:r>
-      <w:proofErr w:type="spellStart"/>
-      <w:r>
-        <w:rPr>
-          <w:rFonts w:ascii="Arial" w:hAnsi="Arial" w:cs="Arial"/>
-          <w:sz w:val="18"/>
-        </w:rPr>
-        <w:t>vectorization</w:t>
-      </w:r>
-      <w:proofErr w:type="spellEnd"/>
-      <w:r>
-        <w:rPr>
-          <w:rFonts w:ascii="Arial" w:hAnsi="Arial" w:cs="Arial"/>
-          <w:sz w:val="18"/>
-        </w:rPr>
-        <w:t xml:space="preserve"> and chunking, keeping batch windows predictable as volume grew.</w:t>
+          <w:sz w:val="22"/>
+        </w:rPr>
+      </w:pPr>
+      <w:r>
+        <w:rPr>
+          <w:sz w:val="22"/>
+        </w:rPr>
+        <w:t xml:space="preserve">Introduced queue-backed worker execution using </w:t>
+      </w:r>
+      <w:r>
+        <w:rPr>
+          <w:rStyle w:val="Strong"/>
+          <w:sz w:val="22"/>
+        </w:rPr>
+        <w:t>SQS/SNS</w:t>
+      </w:r>
+      <w:r>
+        <w:rPr>
+          <w:sz w:val="22"/>
+        </w:rPr>
+        <w:t xml:space="preserve"> and scheduled processing patterns, allowing long-running backend jobs to recover safely from timeouts, spikes, and partial dependency failures.</w:t>
       </w:r>
     </w:p>
     <w:p>
@@ -3450,67 +2617,32 @@
         <w:pStyle w:val="NormalWeb"/>
         <w:numPr>
           <w:ilvl w:val="0"/>
-          <w:numId w:val="23"/>
+          <w:numId w:val="30"/>
         </w:numPr>
         <w:jc w:val="both"/>
         <w:rPr>
-          <w:rFonts w:ascii="Arial" w:hAnsi="Arial" w:cs="Arial"/>
-          <w:sz w:val="18"/>
-        </w:rPr>
-      </w:pPr>
-      <w:r>
-        <w:rPr>
-          <w:rFonts w:ascii="Arial" w:hAnsi="Arial" w:cs="Arial"/>
-          <w:sz w:val="18"/>
-        </w:rPr>
-        <w:t xml:space="preserve">Operated long-running jobs with scheduling and worker patterns using </w:t>
-      </w:r>
-      <w:r>
-        <w:rPr>
-          <w:rStyle w:val="Strong"/>
-          <w:rFonts w:ascii="Arial" w:hAnsi="Arial" w:cs="Arial"/>
-          <w:sz w:val="18"/>
-        </w:rPr>
-        <w:t>AWS SQS/SNS</w:t>
-      </w:r>
-      <w:r>
-        <w:rPr>
-          <w:rFonts w:ascii="Arial" w:hAnsi="Arial" w:cs="Arial"/>
-          <w:sz w:val="18"/>
-        </w:rPr>
-        <w:t xml:space="preserve"> and queue-based execution, implementing retries/</w:t>
+          <w:sz w:val="22"/>
+        </w:rPr>
+      </w:pPr>
+      <w:r>
+        <w:rPr>
+          <w:sz w:val="22"/>
+        </w:rPr>
+        <w:t xml:space="preserve">Improved batch performance by profiling hot paths and applying </w:t>
       </w:r>
       <w:proofErr w:type="spellStart"/>
       <w:r>
         <w:rPr>
-          <w:rFonts w:ascii="Arial" w:hAnsi="Arial" w:cs="Arial"/>
-          <w:sz w:val="18"/>
-        </w:rPr>
-        <w:t>backoff</w:t>
+          <w:sz w:val="22"/>
+        </w:rPr>
+        <w:t>vectorized</w:t>
       </w:r>
       <w:proofErr w:type="spellEnd"/>
       <w:r>
         <w:rPr>
-          <w:rFonts w:ascii="Arial" w:hAnsi="Arial" w:cs="Arial"/>
-          <w:sz w:val="18"/>
-        </w:rPr>
-        <w:t xml:space="preserve"> and </w:t>
-      </w:r>
-      <w:proofErr w:type="spellStart"/>
-      <w:r>
-        <w:rPr>
-          <w:rFonts w:ascii="Arial" w:hAnsi="Arial" w:cs="Arial"/>
-          <w:sz w:val="18"/>
-        </w:rPr>
-        <w:t>deduplication</w:t>
-      </w:r>
-      <w:proofErr w:type="spellEnd"/>
-      <w:r>
-        <w:rPr>
-          <w:rFonts w:ascii="Arial" w:hAnsi="Arial" w:cs="Arial"/>
-          <w:sz w:val="18"/>
-        </w:rPr>
-        <w:t>.</w:t>
+          <w:sz w:val="22"/>
+        </w:rPr>
+        <w:t xml:space="preserve"> operations, chunked processing, and more efficient ORM/database usage, keeping processing windows predictable as data volume increased.</w:t>
       </w:r>
     </w:p>
     <w:p>
@@ -3518,39 +2650,33 @@
         <w:pStyle w:val="NormalWeb"/>
         <w:numPr>
           <w:ilvl w:val="0"/>
-          <w:numId w:val="23"/>
+          <w:numId w:val="30"/>
         </w:numPr>
         <w:jc w:val="both"/>
         <w:rPr>
-          <w:rFonts w:ascii="Arial" w:hAnsi="Arial" w:cs="Arial"/>
-          <w:sz w:val="18"/>
-        </w:rPr>
-      </w:pPr>
-      <w:r>
-        <w:rPr>
-          <w:rFonts w:ascii="Arial" w:hAnsi="Arial" w:cs="Arial"/>
-          <w:sz w:val="18"/>
-        </w:rPr>
-        <w:t xml:space="preserve">Implemented pragmatic caching strategies using </w:t>
+          <w:sz w:val="22"/>
+        </w:rPr>
+      </w:pPr>
+      <w:r>
+        <w:rPr>
+          <w:sz w:val="22"/>
+        </w:rPr>
+        <w:t xml:space="preserve">Implemented pragmatic </w:t>
       </w:r>
       <w:proofErr w:type="spellStart"/>
-      <w:proofErr w:type="gramStart"/>
-      <w:r>
-        <w:rPr>
-          <w:rStyle w:val="Strong"/>
-          <w:rFonts w:ascii="Arial" w:hAnsi="Arial" w:cs="Arial"/>
-          <w:sz w:val="18"/>
+      <w:r>
+        <w:rPr>
+          <w:rStyle w:val="Strong"/>
+          <w:sz w:val="22"/>
         </w:rPr>
         <w:t>Redis</w:t>
       </w:r>
       <w:proofErr w:type="spellEnd"/>
-      <w:proofErr w:type="gramEnd"/>
-      <w:r>
-        <w:rPr>
-          <w:rFonts w:ascii="Arial" w:hAnsi="Arial" w:cs="Arial"/>
-          <w:sz w:val="18"/>
-        </w:rPr>
-        <w:t>, reducing repeated reads and stabilizing latency under spiky access patterns.</w:t>
+      <w:r>
+        <w:rPr>
+          <w:sz w:val="22"/>
+        </w:rPr>
+        <w:t xml:space="preserve"> caching for repeated lookups and computed backend responses, reducing unnecessary database round-trips while preserving freshness through clear TTL and invalidation rules.</w:t>
       </w:r>
     </w:p>
     <w:p>
@@ -3558,35 +2684,31 @@
         <w:pStyle w:val="NormalWeb"/>
         <w:numPr>
           <w:ilvl w:val="0"/>
-          <w:numId w:val="23"/>
+          <w:numId w:val="30"/>
         </w:numPr>
         <w:jc w:val="both"/>
         <w:rPr>
-          <w:rFonts w:ascii="Arial" w:hAnsi="Arial" w:cs="Arial"/>
-          <w:sz w:val="18"/>
-        </w:rPr>
-      </w:pPr>
-      <w:r>
-        <w:rPr>
-          <w:rFonts w:ascii="Arial" w:hAnsi="Arial" w:cs="Arial"/>
-          <w:sz w:val="18"/>
-        </w:rPr>
-        <w:t xml:space="preserve">Strengthened secrets handling with IAM-aligned access and vault-style workflows, including exposure to </w:t>
-      </w:r>
-      <w:r>
-        <w:rPr>
-          <w:rStyle w:val="Strong"/>
-          <w:rFonts w:ascii="Arial" w:hAnsi="Arial" w:cs="Arial"/>
-          <w:sz w:val="18"/>
-        </w:rPr>
-        <w:t>Key Vault</w:t>
-      </w:r>
-      <w:r>
-        <w:rPr>
-          <w:rFonts w:ascii="Arial" w:hAnsi="Arial" w:cs="Arial"/>
-          <w:sz w:val="18"/>
-        </w:rPr>
-        <w:t xml:space="preserve"> patterns for managed credentials.</w:t>
+          <w:sz w:val="22"/>
+        </w:rPr>
+      </w:pPr>
+      <w:r>
+        <w:rPr>
+          <w:sz w:val="22"/>
+        </w:rPr>
+        <w:t xml:space="preserve">Supported secrets management and environment hardening with IAM-aligned patterns and managed credential workflows, including exposure to </w:t>
+      </w:r>
+      <w:r>
+        <w:rPr>
+          <w:rStyle w:val="Strong"/>
+          <w:sz w:val="22"/>
+        </w:rPr>
+        <w:t>Azure Key Vault</w:t>
+      </w:r>
+      <w:r>
+        <w:rPr>
+          <w:sz w:val="22"/>
+        </w:rPr>
+        <w:t xml:space="preserve"> style implementations for secure backend configuration.</w:t>
       </w:r>
     </w:p>
     <w:p>
@@ -3594,37 +2716,59 @@
         <w:pStyle w:val="NormalWeb"/>
         <w:numPr>
           <w:ilvl w:val="0"/>
-          <w:numId w:val="23"/>
+          <w:numId w:val="30"/>
         </w:numPr>
         <w:jc w:val="both"/>
         <w:rPr>
-          <w:rFonts w:ascii="Arial" w:hAnsi="Arial" w:cs="Arial"/>
-          <w:sz w:val="18"/>
-        </w:rPr>
-      </w:pPr>
-      <w:r>
-        <w:rPr>
-          <w:rFonts w:ascii="Arial" w:hAnsi="Arial" w:cs="Arial"/>
-          <w:sz w:val="18"/>
-        </w:rPr>
-        <w:t xml:space="preserve">Supported multi-cloud integrations by wiring exports to Azure/GCP storage and analytics endpoints, including </w:t>
+          <w:sz w:val="22"/>
+        </w:rPr>
+      </w:pPr>
+      <w:r>
+        <w:rPr>
+          <w:sz w:val="22"/>
+        </w:rPr>
+        <w:t xml:space="preserve">Extended integrations into </w:t>
+      </w:r>
+      <w:r>
+        <w:rPr>
+          <w:rStyle w:val="Strong"/>
+          <w:sz w:val="22"/>
+        </w:rPr>
+        <w:t>Azure</w:t>
+      </w:r>
+      <w:r>
+        <w:rPr>
+          <w:sz w:val="22"/>
+        </w:rPr>
+        <w:t xml:space="preserve"> and </w:t>
+      </w:r>
+      <w:r>
+        <w:rPr>
+          <w:rStyle w:val="Strong"/>
+          <w:sz w:val="22"/>
+        </w:rPr>
+        <w:t>GCP</w:t>
+      </w:r>
+      <w:r>
+        <w:rPr>
+          <w:sz w:val="22"/>
+        </w:rPr>
+        <w:t xml:space="preserve"> destinations, including export paths to storage and analytics systems such as </w:t>
       </w:r>
       <w:proofErr w:type="spellStart"/>
       <w:r>
         <w:rPr>
           <w:rStyle w:val="Strong"/>
-          <w:rFonts w:ascii="Arial" w:hAnsi="Arial" w:cs="Arial"/>
-          <w:sz w:val="18"/>
+          <w:sz w:val="22"/>
         </w:rPr>
         <w:t>BigQuery</w:t>
       </w:r>
       <w:proofErr w:type="spellEnd"/>
       <w:r>
         <w:rPr>
-          <w:rFonts w:ascii="Arial" w:hAnsi="Arial" w:cs="Arial"/>
-          <w:sz w:val="18"/>
-        </w:rPr>
-        <w:t xml:space="preserve"> as a consumer destination.</w:t>
+          <w:sz w:val="22"/>
+        </w:rPr>
+        <w:t>, giving backend services broader interoperability across client environments.</w:t>
       </w:r>
     </w:p>
     <w:p>
@@ -3632,62 +2776,61 @@
         <w:pStyle w:val="NormalWeb"/>
         <w:numPr>
           <w:ilvl w:val="0"/>
-          <w:numId w:val="23"/>
+          <w:numId w:val="30"/>
         </w:numPr>
         <w:jc w:val="both"/>
         <w:rPr>
-          <w:rFonts w:ascii="Arial" w:hAnsi="Arial" w:cs="Arial"/>
-          <w:sz w:val="18"/>
-        </w:rPr>
-      </w:pPr>
-      <w:r>
-        <w:rPr>
-          <w:rFonts w:ascii="Arial" w:hAnsi="Arial" w:cs="Arial"/>
-          <w:sz w:val="18"/>
-        </w:rPr>
-        <w:t xml:space="preserve">Built dashboards and alerting with metrics-first practices (including </w:t>
-      </w:r>
-      <w:r>
-        <w:rPr>
-          <w:rStyle w:val="Strong"/>
-          <w:rFonts w:ascii="Arial" w:hAnsi="Arial" w:cs="Arial"/>
-          <w:sz w:val="18"/>
-        </w:rPr>
-        <w:t>Prometheus/</w:t>
+          <w:sz w:val="22"/>
+        </w:rPr>
+      </w:pPr>
+      <w:r>
+        <w:rPr>
+          <w:sz w:val="22"/>
+        </w:rPr>
+        <w:t xml:space="preserve">Built metrics-first monitoring and dashboards with </w:t>
+      </w:r>
+      <w:r>
+        <w:rPr>
+          <w:rStyle w:val="Strong"/>
+          <w:sz w:val="22"/>
+        </w:rPr>
+        <w:t>Prometheus</w:t>
+      </w:r>
+      <w:r>
+        <w:rPr>
+          <w:sz w:val="22"/>
+        </w:rPr>
+        <w:t xml:space="preserve">, </w:t>
       </w:r>
       <w:proofErr w:type="spellStart"/>
       <w:r>
         <w:rPr>
           <w:rStyle w:val="Strong"/>
-          <w:rFonts w:ascii="Arial" w:hAnsi="Arial" w:cs="Arial"/>
-          <w:sz w:val="18"/>
+          <w:sz w:val="22"/>
         </w:rPr>
         <w:t>Grafana</w:t>
       </w:r>
       <w:proofErr w:type="spellEnd"/>
       <w:r>
         <w:rPr>
-          <w:rFonts w:ascii="Arial" w:hAnsi="Arial" w:cs="Arial"/>
-          <w:sz w:val="18"/>
-        </w:rPr>
-        <w:t xml:space="preserve"> and </w:t>
+          <w:sz w:val="22"/>
+        </w:rPr>
+        <w:t xml:space="preserve">, and </w:t>
       </w:r>
       <w:proofErr w:type="spellStart"/>
       <w:r>
         <w:rPr>
           <w:rStyle w:val="Strong"/>
-          <w:rFonts w:ascii="Arial" w:hAnsi="Arial" w:cs="Arial"/>
-          <w:sz w:val="18"/>
+          <w:sz w:val="22"/>
         </w:rPr>
         <w:t>CloudWatch</w:t>
       </w:r>
       <w:proofErr w:type="spellEnd"/>
       <w:r>
         <w:rPr>
-          <w:rFonts w:ascii="Arial" w:hAnsi="Arial" w:cs="Arial"/>
-          <w:sz w:val="18"/>
-        </w:rPr>
-        <w:t xml:space="preserve"> patterns), improving detection and recovery time.</w:t>
+          <w:sz w:val="22"/>
+        </w:rPr>
+        <w:t xml:space="preserve"> patterns so backend failures became visible early and recovery steps could be based on signals instead of guesswork.</w:t>
       </w:r>
     </w:p>
     <w:p>
@@ -3695,44 +2838,39 @@
         <w:pStyle w:val="NormalWeb"/>
         <w:numPr>
           <w:ilvl w:val="0"/>
-          <w:numId w:val="23"/>
+          <w:numId w:val="30"/>
         </w:numPr>
         <w:jc w:val="both"/>
         <w:rPr>
-          <w:rFonts w:ascii="Arial" w:hAnsi="Arial" w:cs="Arial"/>
-          <w:sz w:val="18"/>
-        </w:rPr>
-      </w:pPr>
-      <w:r>
-        <w:rPr>
-          <w:rFonts w:ascii="Arial" w:hAnsi="Arial" w:cs="Arial"/>
-          <w:sz w:val="18"/>
-        </w:rPr>
-        <w:t xml:space="preserve">Standardized local development and CI behavior using </w:t>
+          <w:sz w:val="22"/>
+        </w:rPr>
+      </w:pPr>
+      <w:r>
+        <w:rPr>
+          <w:sz w:val="22"/>
+        </w:rPr>
+        <w:t xml:space="preserve">Standardized local development and CI behavior with </w:t>
       </w:r>
       <w:proofErr w:type="spellStart"/>
       <w:r>
         <w:rPr>
           <w:rStyle w:val="Strong"/>
-          <w:rFonts w:ascii="Arial" w:hAnsi="Arial" w:cs="Arial"/>
-          <w:sz w:val="18"/>
+          <w:sz w:val="22"/>
         </w:rPr>
         <w:t>Docker</w:t>
       </w:r>
       <w:proofErr w:type="spellEnd"/>
       <w:r>
         <w:rPr>
-          <w:rFonts w:ascii="Arial" w:hAnsi="Arial" w:cs="Arial"/>
-          <w:sz w:val="18"/>
-        </w:rPr>
-        <w:t xml:space="preserve"> and CI pipelines such as </w:t>
+          <w:sz w:val="22"/>
+        </w:rPr>
+        <w:t xml:space="preserve">, </w:t>
       </w:r>
       <w:proofErr w:type="spellStart"/>
       <w:r>
         <w:rPr>
           <w:rStyle w:val="Strong"/>
-          <w:rFonts w:ascii="Arial" w:hAnsi="Arial" w:cs="Arial"/>
-          <w:sz w:val="18"/>
+          <w:sz w:val="22"/>
         </w:rPr>
         <w:t>GitHub</w:t>
       </w:r>
@@ -3740,32 +2878,28 @@
       <w:r>
         <w:rPr>
           <w:rStyle w:val="Strong"/>
-          <w:rFonts w:ascii="Arial" w:hAnsi="Arial" w:cs="Arial"/>
-          <w:sz w:val="18"/>
+          <w:sz w:val="22"/>
         </w:rPr>
         <w:t xml:space="preserve"> Actions</w:t>
       </w:r>
       <w:r>
         <w:rPr>
-          <w:rFonts w:ascii="Arial" w:hAnsi="Arial" w:cs="Arial"/>
-          <w:sz w:val="18"/>
-        </w:rPr>
-        <w:t xml:space="preserve"> and </w:t>
-      </w:r>
-      <w:r>
-        <w:rPr>
-          <w:rStyle w:val="Strong"/>
-          <w:rFonts w:ascii="Arial" w:hAnsi="Arial" w:cs="Arial"/>
-          <w:sz w:val="18"/>
+          <w:sz w:val="22"/>
+        </w:rPr>
+        <w:t xml:space="preserve">, and </w:t>
+      </w:r>
+      <w:r>
+        <w:rPr>
+          <w:rStyle w:val="Strong"/>
+          <w:sz w:val="22"/>
         </w:rPr>
         <w:t>Jenkins</w:t>
       </w:r>
       <w:r>
         <w:rPr>
-          <w:rFonts w:ascii="Arial" w:hAnsi="Arial" w:cs="Arial"/>
-          <w:sz w:val="18"/>
-        </w:rPr>
-        <w:t>, reducing environment drift.</w:t>
+          <w:sz w:val="22"/>
+        </w:rPr>
+        <w:t>, reducing “works on my machine” drift and making backend changes easier to verify before release.</w:t>
       </w:r>
     </w:p>
     <w:p>
@@ -3773,20 +2907,18 @@
         <w:pStyle w:val="NormalWeb"/>
         <w:numPr>
           <w:ilvl w:val="0"/>
-          <w:numId w:val="23"/>
+          <w:numId w:val="30"/>
         </w:numPr>
         <w:jc w:val="both"/>
         <w:rPr>
-          <w:rFonts w:ascii="Arial" w:hAnsi="Arial" w:cs="Arial"/>
-          <w:sz w:val="18"/>
-        </w:rPr>
-      </w:pPr>
-      <w:r>
-        <w:rPr>
-          <w:rFonts w:ascii="Arial" w:hAnsi="Arial" w:cs="Arial"/>
-          <w:sz w:val="18"/>
-        </w:rPr>
-        <w:t>Added integration coverage around key transforms and export contracts, preventing silent schema drift from breaking downstream consumers.</w:t>
+          <w:sz w:val="22"/>
+        </w:rPr>
+      </w:pPr>
+      <w:r>
+        <w:rPr>
+          <w:sz w:val="22"/>
+        </w:rPr>
+        <w:t>Added integration and contract coverage around data transforms, API responses, and export routines, preventing silent schema drift from breaking dependent consumers after otherwise small code changes.</w:t>
       </w:r>
     </w:p>
     <w:p>
@@ -3794,20 +2926,18 @@
         <w:pStyle w:val="NormalWeb"/>
         <w:numPr>
           <w:ilvl w:val="0"/>
-          <w:numId w:val="23"/>
+          <w:numId w:val="30"/>
         </w:numPr>
         <w:jc w:val="both"/>
         <w:rPr>
-          <w:rFonts w:ascii="Arial" w:hAnsi="Arial" w:cs="Arial"/>
-          <w:sz w:val="18"/>
-        </w:rPr>
-      </w:pPr>
-      <w:r>
-        <w:rPr>
-          <w:rFonts w:ascii="Arial" w:hAnsi="Arial" w:cs="Arial"/>
-          <w:sz w:val="18"/>
-        </w:rPr>
-        <w:t>Delivered incremental value through demos, explicit tradeoffs, and measurable acceptance checks, keeping stakeholders aligned while shipping frequently.</w:t>
+          <w:sz w:val="22"/>
+        </w:rPr>
+      </w:pPr>
+      <w:r>
+        <w:rPr>
+          <w:sz w:val="22"/>
+        </w:rPr>
+        <w:t>Worked directly with stakeholders through demos, acceptance checks, and incremental delivery, ensuring backend changes stayed aligned with business needs while keeping implementation choices practical and supportable.</w:t>
       </w:r>
     </w:p>
     <w:tbl>
@@ -3843,13 +2973,18 @@
             </w:tcBorders>
           </w:tcPr>
           <w:p>
+            <w:pPr>
+              <w:rPr>
+                <w:sz w:val="24"/>
+              </w:rPr>
+            </w:pPr>
             <w:r>
               <w:rPr>
                 <w:rFonts w:ascii="Arial" w:eastAsia="Arial" w:hAnsi="Arial" w:cs="Arial"/>
                 <w:b/>
                 <w:bCs/>
                 <w:color w:val="111111"/>
-                <w:sz w:val="19"/>
+                <w:sz w:val="22"/>
                 <w:szCs w:val="19"/>
               </w:rPr>
               <w:t>Software Developer</w:t>
@@ -3869,12 +3004,14 @@
           <w:p>
             <w:pPr>
               <w:jc w:val="right"/>
+              <w:rPr>
+                <w:sz w:val="24"/>
+              </w:rPr>
             </w:pPr>
             <w:r>
               <w:rPr>
                 <w:rFonts w:ascii="Arial" w:eastAsia="Arial" w:hAnsi="Arial" w:cs="Arial"/>
                 <w:color w:val="111111"/>
-                <w:sz w:val="17"/>
                 <w:szCs w:val="17"/>
               </w:rPr>
               <w:t>March 2016 to September 2018</w:t>
@@ -3884,6 +3021,11 @@
       </w:tr>
     </w:tbl>
     <w:p>
+      <w:pPr>
+        <w:rPr>
+          <w:sz w:val="24"/>
+        </w:rPr>
+      </w:pPr>
       <w:proofErr w:type="spellStart"/>
       <w:r>
         <w:rPr>
@@ -3891,7 +3033,7 @@
           <w:b/>
           <w:bCs/>
           <w:color w:val="111111"/>
-          <w:sz w:val="18"/>
+          <w:sz w:val="22"/>
           <w:szCs w:val="18"/>
         </w:rPr>
         <w:t>ArnAmy</w:t>
@@ -3903,7 +3045,7 @@
           <w:b/>
           <w:bCs/>
           <w:color w:val="111111"/>
-          <w:sz w:val="18"/>
+          <w:sz w:val="22"/>
           <w:szCs w:val="18"/>
         </w:rPr>
         <w:t>, Inc. - Florida, United States</w:t>
@@ -3914,35 +3056,66 @@
         <w:pStyle w:val="NormalWeb"/>
         <w:numPr>
           <w:ilvl w:val="0"/>
-          <w:numId w:val="25"/>
+          <w:numId w:val="36"/>
         </w:numPr>
         <w:jc w:val="both"/>
         <w:rPr>
-          <w:rFonts w:ascii="Arial" w:hAnsi="Arial" w:cs="Arial"/>
-          <w:sz w:val="18"/>
-        </w:rPr>
-      </w:pPr>
-      <w:r>
-        <w:rPr>
-          <w:rFonts w:ascii="Arial" w:hAnsi="Arial" w:cs="Arial"/>
-          <w:sz w:val="18"/>
-        </w:rPr>
-        <w:t xml:space="preserve">Developed </w:t>
-      </w:r>
-      <w:r>
-        <w:rPr>
-          <w:rStyle w:val="Strong"/>
-          <w:rFonts w:ascii="Arial" w:hAnsi="Arial" w:cs="Arial"/>
-          <w:sz w:val="18"/>
-        </w:rPr>
-        <w:t>Python ETL jobs</w:t>
-      </w:r>
-      <w:r>
-        <w:rPr>
-          <w:rFonts w:ascii="Arial" w:hAnsi="Arial" w:cs="Arial"/>
-          <w:sz w:val="18"/>
-        </w:rPr>
-        <w:t xml:space="preserve"> to normalize event data across sources with consistent identifiers and timestamps for reliable downstream analytics.</w:t>
+          <w:sz w:val="22"/>
+        </w:rPr>
+      </w:pPr>
+      <w:r>
+        <w:rPr>
+          <w:sz w:val="22"/>
+        </w:rPr>
+        <w:t xml:space="preserve">Developed backend data-processing and service components using </w:t>
+      </w:r>
+      <w:r>
+        <w:rPr>
+          <w:rStyle w:val="Strong"/>
+          <w:sz w:val="22"/>
+        </w:rPr>
+        <w:t>Python 3.6–3.8</w:t>
+      </w:r>
+      <w:r>
+        <w:rPr>
+          <w:sz w:val="22"/>
+        </w:rPr>
+        <w:t xml:space="preserve">, </w:t>
+      </w:r>
+      <w:r>
+        <w:rPr>
+          <w:rStyle w:val="Strong"/>
+          <w:sz w:val="22"/>
+        </w:rPr>
+        <w:t>Flask 0.12–1.x</w:t>
+      </w:r>
+      <w:r>
+        <w:rPr>
+          <w:sz w:val="22"/>
+        </w:rPr>
+        <w:t xml:space="preserve">, and </w:t>
+      </w:r>
+      <w:proofErr w:type="spellStart"/>
+      <w:r>
+        <w:rPr>
+          <w:rStyle w:val="Strong"/>
+          <w:sz w:val="22"/>
+        </w:rPr>
+        <w:t>Django</w:t>
+      </w:r>
+      <w:proofErr w:type="spellEnd"/>
+      <w:r>
+        <w:rPr>
+          <w:rStyle w:val="Strong"/>
+          <w:sz w:val="22"/>
+        </w:rPr>
+        <w:t xml:space="preserve"> 1.11–2.2</w:t>
+      </w:r>
+      <w:r>
+        <w:rPr>
+          <w:sz w:val="22"/>
+        </w:rPr>
+        <w:t xml:space="preserve"> patterns to normalize operational records and expose curated datasets for internal products.</w:t>
       </w:r>
     </w:p>
     <w:p>
@@ -3950,20 +3123,32 @@
         <w:pStyle w:val="NormalWeb"/>
         <w:numPr>
           <w:ilvl w:val="0"/>
-          <w:numId w:val="25"/>
+          <w:numId w:val="36"/>
         </w:numPr>
         <w:jc w:val="both"/>
         <w:rPr>
-          <w:rFonts w:ascii="Arial" w:hAnsi="Arial" w:cs="Arial"/>
-          <w:sz w:val="18"/>
-        </w:rPr>
-      </w:pPr>
-      <w:r>
-        <w:rPr>
-          <w:rFonts w:ascii="Arial" w:hAnsi="Arial" w:cs="Arial"/>
-          <w:sz w:val="18"/>
-        </w:rPr>
-        <w:t>Built service endpoints exposing curated datasets with clear pagination, filtering, and defensive limits to prevent overload and keep APIs stable.</w:t>
+          <w:sz w:val="22"/>
+        </w:rPr>
+      </w:pPr>
+      <w:r>
+        <w:rPr>
+          <w:sz w:val="22"/>
+        </w:rPr>
+        <w:t xml:space="preserve">Built service endpoints with defensive pagination, filtering, and payload limits so APIs remained stable under growing usage and did not overload relational systems during </w:t>
+      </w:r>
+      <w:proofErr w:type="spellStart"/>
+      <w:r>
+        <w:rPr>
+          <w:sz w:val="22"/>
+        </w:rPr>
+        <w:t>bursty</w:t>
+      </w:r>
+      <w:proofErr w:type="spellEnd"/>
+      <w:r>
+        <w:rPr>
+          <w:sz w:val="22"/>
+        </w:rPr>
+        <w:t xml:space="preserve"> access patterns.</w:t>
       </w:r>
     </w:p>
     <w:p>
@@ -3971,20 +3156,19 @@
         <w:pStyle w:val="NormalWeb"/>
         <w:numPr>
           <w:ilvl w:val="0"/>
-          <w:numId w:val="25"/>
+          <w:numId w:val="36"/>
         </w:numPr>
         <w:jc w:val="both"/>
         <w:rPr>
-          <w:rFonts w:ascii="Arial" w:hAnsi="Arial" w:cs="Arial"/>
-          <w:sz w:val="18"/>
-        </w:rPr>
-      </w:pPr>
-      <w:r>
-        <w:rPr>
-          <w:rFonts w:ascii="Arial" w:hAnsi="Arial" w:cs="Arial"/>
-          <w:sz w:val="18"/>
-        </w:rPr>
-        <w:t>Implemented reconciliation routines comparing source-of-truth feeds to derived tables, surfacing mismatches as actionable reports.</w:t>
+          <w:sz w:val="22"/>
+        </w:rPr>
+      </w:pPr>
+      <w:r>
+        <w:rPr>
+          <w:sz w:val="22"/>
+        </w:rPr>
+        <w:lastRenderedPageBreak/>
+        <w:t>Implemented reconciliation routines that compared source-of-truth feeds with derived backend tables, surfacing mismatches as actionable reports instead of letting silent data divergence accumulate over time.</w:t>
       </w:r>
     </w:p>
     <w:p>
@@ -3992,20 +3176,18 @@
         <w:pStyle w:val="NormalWeb"/>
         <w:numPr>
           <w:ilvl w:val="0"/>
-          <w:numId w:val="25"/>
+          <w:numId w:val="36"/>
         </w:numPr>
         <w:jc w:val="both"/>
         <w:rPr>
-          <w:rFonts w:ascii="Arial" w:hAnsi="Arial" w:cs="Arial"/>
-          <w:sz w:val="18"/>
-        </w:rPr>
-      </w:pPr>
-      <w:r>
-        <w:rPr>
-          <w:rFonts w:ascii="Arial" w:hAnsi="Arial" w:cs="Arial"/>
-          <w:sz w:val="18"/>
-        </w:rPr>
-        <w:t>Automated recurring backfills and validations with guardrails that prevented duplicate ingestion and protected aggregate correctness.</w:t>
+          <w:sz w:val="22"/>
+        </w:rPr>
+      </w:pPr>
+      <w:r>
+        <w:rPr>
+          <w:sz w:val="22"/>
+        </w:rPr>
+        <w:t>Automated recurring backfills and validation routines with duplicate-ingestion guardrails, which prevented accidental double-processing and protected aggregate correctness during reruns and operational recovery work.</w:t>
       </w:r>
     </w:p>
     <w:p>
@@ -4013,45 +3195,59 @@
         <w:pStyle w:val="NormalWeb"/>
         <w:numPr>
           <w:ilvl w:val="0"/>
-          <w:numId w:val="25"/>
+          <w:numId w:val="36"/>
         </w:numPr>
         <w:jc w:val="both"/>
         <w:rPr>
-          <w:rFonts w:ascii="Arial" w:hAnsi="Arial" w:cs="Arial"/>
-          <w:sz w:val="18"/>
-        </w:rPr>
-      </w:pPr>
-      <w:r>
-        <w:rPr>
-          <w:rFonts w:ascii="Arial" w:hAnsi="Arial" w:cs="Arial"/>
-          <w:sz w:val="18"/>
-        </w:rPr>
-        <w:t xml:space="preserve">Improved performance using indexing and query rewrites in relational stores such as </w:t>
+          <w:sz w:val="22"/>
+        </w:rPr>
+      </w:pPr>
+      <w:r>
+        <w:rPr>
+          <w:sz w:val="22"/>
+        </w:rPr>
+        <w:t xml:space="preserve">Improved performance across </w:t>
       </w:r>
       <w:proofErr w:type="spellStart"/>
       <w:r>
         <w:rPr>
           <w:rStyle w:val="Strong"/>
-          <w:rFonts w:ascii="Arial" w:hAnsi="Arial" w:cs="Arial"/>
-          <w:sz w:val="18"/>
+          <w:sz w:val="22"/>
         </w:rPr>
         <w:t>PostgreSQL</w:t>
       </w:r>
       <w:proofErr w:type="spellEnd"/>
       <w:r>
         <w:rPr>
-          <w:rStyle w:val="Strong"/>
-          <w:rFonts w:ascii="Arial" w:hAnsi="Arial" w:cs="Arial"/>
-          <w:sz w:val="18"/>
-        </w:rPr>
-        <w:t>/MySQL/SQL Server</w:t>
-      </w:r>
-      <w:r>
-        <w:rPr>
-          <w:rFonts w:ascii="Arial" w:hAnsi="Arial" w:cs="Arial"/>
-          <w:sz w:val="18"/>
-        </w:rPr>
-        <w:t>, stabilizing response times as volume grew.</w:t>
+          <w:sz w:val="22"/>
+        </w:rPr>
+        <w:t xml:space="preserve">, </w:t>
+      </w:r>
+      <w:r>
+        <w:rPr>
+          <w:rStyle w:val="Strong"/>
+          <w:sz w:val="22"/>
+        </w:rPr>
+        <w:t>MySQL</w:t>
+      </w:r>
+      <w:r>
+        <w:rPr>
+          <w:sz w:val="22"/>
+        </w:rPr>
+        <w:t xml:space="preserve">, and </w:t>
+      </w:r>
+      <w:r>
+        <w:rPr>
+          <w:rStyle w:val="Strong"/>
+          <w:sz w:val="22"/>
+        </w:rPr>
+        <w:t>SQL Server</w:t>
+      </w:r>
+      <w:r>
+        <w:rPr>
+          <w:sz w:val="22"/>
+        </w:rPr>
+        <w:t xml:space="preserve"> through index tuning, query rewrites, and more careful ORM usage, producing more stable response times as dataset volume expanded.</w:t>
       </w:r>
     </w:p>
     <w:p>
@@ -4059,20 +3255,18 @@
         <w:pStyle w:val="NormalWeb"/>
         <w:numPr>
           <w:ilvl w:val="0"/>
-          <w:numId w:val="25"/>
+          <w:numId w:val="36"/>
         </w:numPr>
         <w:jc w:val="both"/>
         <w:rPr>
-          <w:rFonts w:ascii="Arial" w:hAnsi="Arial" w:cs="Arial"/>
-          <w:sz w:val="18"/>
-        </w:rPr>
-      </w:pPr>
-      <w:r>
-        <w:rPr>
-          <w:rFonts w:ascii="Arial" w:hAnsi="Arial" w:cs="Arial"/>
-          <w:sz w:val="18"/>
-        </w:rPr>
-        <w:t>Added structured logs and failure context to long-running jobs, making issues diagnosable without debugger-only workflows.</w:t>
+          <w:sz w:val="22"/>
+        </w:rPr>
+      </w:pPr>
+      <w:r>
+        <w:rPr>
+          <w:sz w:val="22"/>
+        </w:rPr>
+        <w:t>Resolved recurring failures in long-running jobs by adding structured logs, richer failure context, and better retry boundaries, making backend issues diagnosable without needing debugger-only reproduction paths.</w:t>
       </w:r>
     </w:p>
     <w:p>
@@ -4080,20 +3274,18 @@
         <w:pStyle w:val="NormalWeb"/>
         <w:numPr>
           <w:ilvl w:val="0"/>
-          <w:numId w:val="25"/>
+          <w:numId w:val="36"/>
         </w:numPr>
         <w:jc w:val="both"/>
         <w:rPr>
-          <w:rFonts w:ascii="Arial" w:hAnsi="Arial" w:cs="Arial"/>
-          <w:sz w:val="18"/>
-        </w:rPr>
-      </w:pPr>
-      <w:r>
-        <w:rPr>
-          <w:rFonts w:ascii="Arial" w:hAnsi="Arial" w:cs="Arial"/>
-          <w:sz w:val="18"/>
-        </w:rPr>
-        <w:t>Stabilized integrations using timeouts, retries, and safe limits, preventing upstream instability from cascading into prolonged incidents.</w:t>
+          <w:sz w:val="22"/>
+        </w:rPr>
+      </w:pPr>
+      <w:r>
+        <w:rPr>
+          <w:sz w:val="22"/>
+        </w:rPr>
+        <w:t>Stabilized third-party integrations by introducing timeouts, bounded retries, and safer request limits, preventing upstream slowness from cascading into prolonged backend outages and worker pileups.</w:t>
       </w:r>
     </w:p>
     <w:p>
@@ -4101,53 +3293,33 @@
         <w:pStyle w:val="NormalWeb"/>
         <w:numPr>
           <w:ilvl w:val="0"/>
-          <w:numId w:val="25"/>
+          <w:numId w:val="36"/>
         </w:numPr>
         <w:jc w:val="both"/>
         <w:rPr>
-          <w:rFonts w:ascii="Arial" w:hAnsi="Arial" w:cs="Arial"/>
-          <w:sz w:val="18"/>
-        </w:rPr>
-      </w:pPr>
-      <w:r>
-        <w:rPr>
-          <w:rFonts w:ascii="Arial" w:hAnsi="Arial" w:cs="Arial"/>
-          <w:sz w:val="18"/>
-        </w:rPr>
-        <w:t xml:space="preserve">Introduced containerized workflows with </w:t>
+          <w:sz w:val="22"/>
+        </w:rPr>
+      </w:pPr>
+      <w:r>
+        <w:rPr>
+          <w:sz w:val="22"/>
+        </w:rPr>
+        <w:t xml:space="preserve">Introduced </w:t>
       </w:r>
       <w:proofErr w:type="spellStart"/>
       <w:r>
         <w:rPr>
           <w:rStyle w:val="Strong"/>
-          <w:rFonts w:ascii="Arial" w:hAnsi="Arial" w:cs="Arial"/>
-          <w:sz w:val="18"/>
+          <w:sz w:val="22"/>
         </w:rPr>
         <w:t>Docker</w:t>
       </w:r>
       <w:proofErr w:type="spellEnd"/>
       <w:r>
         <w:rPr>
-          <w:rFonts w:ascii="Arial" w:hAnsi="Arial" w:cs="Arial"/>
-          <w:sz w:val="18"/>
-        </w:rPr>
-        <w:t xml:space="preserve"> and scripted deployment hygiene to reduce environment drift across </w:t>
-      </w:r>
-      <w:proofErr w:type="spellStart"/>
-      <w:r>
-        <w:rPr>
-          <w:rFonts w:ascii="Arial" w:hAnsi="Arial" w:cs="Arial"/>
-          <w:sz w:val="18"/>
-        </w:rPr>
-        <w:t>dev</w:t>
-      </w:r>
-      <w:proofErr w:type="spellEnd"/>
-      <w:r>
-        <w:rPr>
-          <w:rFonts w:ascii="Arial" w:hAnsi="Arial" w:cs="Arial"/>
-          <w:sz w:val="18"/>
-        </w:rPr>
-        <w:t>/test setups.</w:t>
+          <w:sz w:val="22"/>
+        </w:rPr>
+        <w:t>-based development and deployment hygiene for backend services, reducing environment drift and making local verification more consistent across developers and test environments.</w:t>
       </w:r>
     </w:p>
     <w:p>
@@ -4155,45 +3327,46 @@
         <w:pStyle w:val="NormalWeb"/>
         <w:numPr>
           <w:ilvl w:val="0"/>
-          <w:numId w:val="25"/>
+          <w:numId w:val="36"/>
         </w:numPr>
         <w:jc w:val="both"/>
         <w:rPr>
-          <w:rFonts w:ascii="Arial" w:hAnsi="Arial" w:cs="Arial"/>
-          <w:sz w:val="18"/>
-        </w:rPr>
-      </w:pPr>
-      <w:r>
-        <w:rPr>
-          <w:rFonts w:ascii="Arial" w:hAnsi="Arial" w:cs="Arial"/>
-          <w:sz w:val="18"/>
-        </w:rPr>
-        <w:t xml:space="preserve">Supported search and discovery by producing export-friendly datasets compatible with </w:t>
+          <w:sz w:val="22"/>
+        </w:rPr>
+      </w:pPr>
+      <w:r>
+        <w:rPr>
+          <w:sz w:val="22"/>
+        </w:rPr>
+        <w:t xml:space="preserve">Supported search-oriented workflows by generating export-ready datasets compatible with </w:t>
       </w:r>
       <w:proofErr w:type="spellStart"/>
       <w:r>
         <w:rPr>
           <w:rStyle w:val="Strong"/>
-          <w:rFonts w:ascii="Arial" w:hAnsi="Arial" w:cs="Arial"/>
-          <w:sz w:val="18"/>
+          <w:sz w:val="22"/>
         </w:rPr>
         <w:t>Elasticsearch</w:t>
       </w:r>
       <w:proofErr w:type="spellEnd"/>
       <w:r>
         <w:rPr>
-          <w:rStyle w:val="Strong"/>
-          <w:rFonts w:ascii="Arial" w:hAnsi="Arial" w:cs="Arial"/>
-          <w:sz w:val="18"/>
-        </w:rPr>
-        <w:t>/OpenSearch</w:t>
-      </w:r>
-      <w:r>
-        <w:rPr>
-          <w:rFonts w:ascii="Arial" w:hAnsi="Arial" w:cs="Arial"/>
-          <w:sz w:val="18"/>
-        </w:rPr>
-        <w:t xml:space="preserve"> indexing patterns.</w:t>
+          <w:sz w:val="22"/>
+        </w:rPr>
+        <w:t xml:space="preserve"> and </w:t>
+      </w:r>
+      <w:r>
+        <w:rPr>
+          <w:rStyle w:val="Strong"/>
+          <w:sz w:val="22"/>
+        </w:rPr>
+        <w:t>OpenSearch</w:t>
+      </w:r>
+      <w:r>
+        <w:rPr>
+          <w:sz w:val="22"/>
+        </w:rPr>
+        <w:t xml:space="preserve"> indexing patterns, improving discoverability for operational and reporting use cases.</w:t>
       </w:r>
     </w:p>
     <w:p>
@@ -4201,37 +3374,33 @@
         <w:pStyle w:val="NormalWeb"/>
         <w:numPr>
           <w:ilvl w:val="0"/>
-          <w:numId w:val="25"/>
+          <w:numId w:val="36"/>
         </w:numPr>
         <w:jc w:val="both"/>
         <w:rPr>
-          <w:rFonts w:ascii="Arial" w:hAnsi="Arial" w:cs="Arial"/>
-          <w:sz w:val="18"/>
-        </w:rPr>
-      </w:pPr>
-      <w:r>
-        <w:rPr>
-          <w:rFonts w:ascii="Arial" w:hAnsi="Arial" w:cs="Arial"/>
-          <w:sz w:val="18"/>
-        </w:rPr>
-        <w:t xml:space="preserve">Implemented caching patterns with </w:t>
+          <w:sz w:val="22"/>
+        </w:rPr>
+      </w:pPr>
+      <w:r>
+        <w:rPr>
+          <w:sz w:val="22"/>
+        </w:rPr>
+        <w:t xml:space="preserve">Implemented </w:t>
       </w:r>
       <w:proofErr w:type="spellStart"/>
       <w:r>
         <w:rPr>
           <w:rStyle w:val="Strong"/>
-          <w:rFonts w:ascii="Arial" w:hAnsi="Arial" w:cs="Arial"/>
-          <w:sz w:val="18"/>
+          <w:sz w:val="22"/>
         </w:rPr>
         <w:t>Redis</w:t>
       </w:r>
       <w:proofErr w:type="spellEnd"/>
       <w:r>
         <w:rPr>
-          <w:rFonts w:ascii="Arial" w:hAnsi="Arial" w:cs="Arial"/>
-          <w:sz w:val="18"/>
-        </w:rPr>
-        <w:t xml:space="preserve"> for read-heavy paths, defining key design and TTL rules aligned with data freshness.</w:t>
+          <w:sz w:val="22"/>
+        </w:rPr>
+        <w:t xml:space="preserve"> caching for read-heavy backend paths, defining key composition and expiration strategies carefully so cached responses improved speed without undermining correctness or freshness expectations.</w:t>
       </w:r>
     </w:p>
     <w:p>
@@ -4239,20 +3408,15 @@
         <w:pStyle w:val="NormalWeb"/>
         <w:numPr>
           <w:ilvl w:val="0"/>
-          <w:numId w:val="25"/>
+          <w:numId w:val="36"/>
         </w:numPr>
         <w:jc w:val="both"/>
-        <w:rPr>
-          <w:rFonts w:ascii="Arial" w:hAnsi="Arial" w:cs="Arial"/>
-          <w:sz w:val="18"/>
-        </w:rPr>
-      </w:pPr>
-      <w:r>
-        <w:rPr>
-          <w:rFonts w:ascii="Arial" w:hAnsi="Arial" w:cs="Arial"/>
-          <w:sz w:val="18"/>
-        </w:rPr>
-        <w:t>Partnered with product and ops stakeholders to convert ambiguous needs into incremental deliverables, improving predictability and release confidence.</w:t>
+      </w:pPr>
+      <w:r>
+        <w:rPr>
+          <w:sz w:val="22"/>
+        </w:rPr>
+        <w:t>Partnered with product and operations stakeholders to shape backend work into incremental deliverables, improving release confidence and reducing confusion around loosely defined feature requests.</w:t>
       </w:r>
     </w:p>
     <w:tbl>
@@ -4288,13 +3452,18 @@
             </w:tcBorders>
           </w:tcPr>
           <w:p>
+            <w:pPr>
+              <w:rPr>
+                <w:sz w:val="24"/>
+              </w:rPr>
+            </w:pPr>
             <w:r>
               <w:rPr>
                 <w:rFonts w:ascii="Arial" w:eastAsia="Arial" w:hAnsi="Arial" w:cs="Arial"/>
                 <w:b/>
                 <w:bCs/>
                 <w:color w:val="111111"/>
-                <w:sz w:val="19"/>
+                <w:sz w:val="22"/>
                 <w:szCs w:val="19"/>
               </w:rPr>
               <w:t>Junior Software Developer</w:t>
@@ -4314,12 +3483,14 @@
           <w:p>
             <w:pPr>
               <w:jc w:val="right"/>
+              <w:rPr>
+                <w:sz w:val="24"/>
+              </w:rPr>
             </w:pPr>
             <w:r>
               <w:rPr>
                 <w:rFonts w:ascii="Arial" w:eastAsia="Arial" w:hAnsi="Arial" w:cs="Arial"/>
                 <w:color w:val="111111"/>
-                <w:sz w:val="17"/>
                 <w:szCs w:val="17"/>
               </w:rPr>
               <w:t>October 2014 to February 2016</w:t>
@@ -4329,13 +3500,18 @@
       </w:tr>
     </w:tbl>
     <w:p>
+      <w:pPr>
+        <w:rPr>
+          <w:sz w:val="24"/>
+        </w:rPr>
+      </w:pPr>
       <w:r>
         <w:rPr>
           <w:rFonts w:ascii="Arial" w:eastAsia="Arial" w:hAnsi="Arial" w:cs="Arial"/>
           <w:b/>
           <w:bCs/>
           <w:color w:val="111111"/>
-          <w:sz w:val="18"/>
+          <w:sz w:val="22"/>
           <w:szCs w:val="18"/>
         </w:rPr>
         <w:t>Centric Tech Inc. - New Jersey, United States</w:t>
@@ -4346,35 +3522,44 @@
         <w:pStyle w:val="NormalWeb"/>
         <w:numPr>
           <w:ilvl w:val="0"/>
-          <w:numId w:val="26"/>
+          <w:numId w:val="32"/>
         </w:numPr>
         <w:jc w:val="both"/>
         <w:rPr>
-          <w:rFonts w:ascii="Arial" w:hAnsi="Arial" w:cs="Arial"/>
-          <w:sz w:val="18"/>
-        </w:rPr>
-      </w:pPr>
-      <w:r>
-        <w:rPr>
-          <w:rFonts w:ascii="Arial" w:hAnsi="Arial" w:cs="Arial"/>
-          <w:sz w:val="18"/>
-        </w:rPr>
-        <w:t xml:space="preserve">Delivered </w:t>
-      </w:r>
-      <w:r>
-        <w:rPr>
-          <w:rStyle w:val="Strong"/>
-          <w:rFonts w:ascii="Arial" w:hAnsi="Arial" w:cs="Arial"/>
-          <w:sz w:val="18"/>
-        </w:rPr>
-        <w:t>Python</w:t>
-      </w:r>
-      <w:r>
-        <w:rPr>
-          <w:rFonts w:ascii="Arial" w:hAnsi="Arial" w:cs="Arial"/>
-          <w:sz w:val="18"/>
-        </w:rPr>
-        <w:t xml:space="preserve"> scripts to clean, validate, and reconcile messy datasets, reducing manual spreadsheet firefighting with repeatable checks.</w:t>
+          <w:sz w:val="22"/>
+        </w:rPr>
+      </w:pPr>
+      <w:r>
+        <w:rPr>
+          <w:sz w:val="22"/>
+        </w:rPr>
+        <w:t xml:space="preserve">Delivered early backend utilities and processing scripts using </w:t>
+      </w:r>
+      <w:r>
+        <w:rPr>
+          <w:rStyle w:val="Strong"/>
+          <w:sz w:val="22"/>
+        </w:rPr>
+        <w:t>Python 2.7–3.x</w:t>
+      </w:r>
+      <w:r>
+        <w:rPr>
+          <w:sz w:val="22"/>
+        </w:rPr>
+        <w:t xml:space="preserve"> and lightweight </w:t>
+      </w:r>
+      <w:r>
+        <w:rPr>
+          <w:rStyle w:val="Strong"/>
+          <w:sz w:val="22"/>
+        </w:rPr>
+        <w:t>Flask</w:t>
+      </w:r>
+      <w:r>
+        <w:rPr>
+          <w:sz w:val="22"/>
+        </w:rPr>
+        <w:t xml:space="preserve"> patterns, helping teams clean, validate, and reconcile messy operational datasets more consistently than spreadsheet-driven workflows.</w:t>
       </w:r>
     </w:p>
     <w:p>
@@ -4382,20 +3567,18 @@
         <w:pStyle w:val="NormalWeb"/>
         <w:numPr>
           <w:ilvl w:val="0"/>
-          <w:numId w:val="26"/>
+          <w:numId w:val="32"/>
         </w:numPr>
         <w:jc w:val="both"/>
         <w:rPr>
-          <w:rFonts w:ascii="Arial" w:hAnsi="Arial" w:cs="Arial"/>
-          <w:sz w:val="18"/>
-        </w:rPr>
-      </w:pPr>
-      <w:r>
-        <w:rPr>
-          <w:rFonts w:ascii="Arial" w:hAnsi="Arial" w:cs="Arial"/>
-          <w:sz w:val="18"/>
-        </w:rPr>
-        <w:t>Built internal utilities to standardize identifiers and timestamp semantics, preventing downstream mismatches and inconsistent reporting.</w:t>
+          <w:sz w:val="22"/>
+        </w:rPr>
+      </w:pPr>
+      <w:r>
+        <w:rPr>
+          <w:sz w:val="22"/>
+        </w:rPr>
+        <w:t>Built internal tools to standardize identifiers, timestamp handling, and input normalization, which reduced downstream mismatches and made reporting outputs more trustworthy across teams.</w:t>
       </w:r>
     </w:p>
     <w:p>
@@ -4403,20 +3586,18 @@
         <w:pStyle w:val="NormalWeb"/>
         <w:numPr>
           <w:ilvl w:val="0"/>
-          <w:numId w:val="26"/>
+          <w:numId w:val="32"/>
         </w:numPr>
         <w:jc w:val="both"/>
         <w:rPr>
-          <w:rFonts w:ascii="Arial" w:hAnsi="Arial" w:cs="Arial"/>
-          <w:sz w:val="18"/>
-        </w:rPr>
-      </w:pPr>
-      <w:r>
-        <w:rPr>
-          <w:rFonts w:ascii="Arial" w:hAnsi="Arial" w:cs="Arial"/>
-          <w:sz w:val="18"/>
-        </w:rPr>
-        <w:t>Improved reliability with defensive parsing and explicit error messages, surfacing data issues early rather than failing silently.</w:t>
+          <w:sz w:val="22"/>
+        </w:rPr>
+      </w:pPr>
+      <w:r>
+        <w:rPr>
+          <w:sz w:val="22"/>
+        </w:rPr>
+        <w:t>Improved backend reliability by adding defensive parsing, clearer validation messages, and safer fallbacks so bad data surfaced early instead of causing silent corruption or vague support issues later.</w:t>
       </w:r>
     </w:p>
     <w:p>
@@ -4424,20 +3605,18 @@
         <w:pStyle w:val="NormalWeb"/>
         <w:numPr>
           <w:ilvl w:val="0"/>
-          <w:numId w:val="26"/>
+          <w:numId w:val="32"/>
         </w:numPr>
         <w:jc w:val="both"/>
         <w:rPr>
-          <w:rFonts w:ascii="Arial" w:hAnsi="Arial" w:cs="Arial"/>
-          <w:sz w:val="18"/>
-        </w:rPr>
-      </w:pPr>
-      <w:r>
-        <w:rPr>
-          <w:rFonts w:ascii="Arial" w:hAnsi="Arial" w:cs="Arial"/>
-          <w:sz w:val="18"/>
-        </w:rPr>
-        <w:t>Assisted with early service integrations by adding timeouts and safe retries, reducing failures from transient network conditions.</w:t>
+          <w:sz w:val="22"/>
+        </w:rPr>
+      </w:pPr>
+      <w:r>
+        <w:rPr>
+          <w:sz w:val="22"/>
+        </w:rPr>
+        <w:t>Assisted with service integrations by introducing timeout controls and safe retry behavior, reducing failures caused by transient network instability and improving baseline resilience for connected systems.</w:t>
       </w:r>
     </w:p>
     <w:p>
@@ -4445,20 +3624,18 @@
         <w:pStyle w:val="NormalWeb"/>
         <w:numPr>
           <w:ilvl w:val="0"/>
-          <w:numId w:val="26"/>
+          <w:numId w:val="32"/>
         </w:numPr>
         <w:jc w:val="both"/>
         <w:rPr>
-          <w:rFonts w:ascii="Arial" w:hAnsi="Arial" w:cs="Arial"/>
-          <w:sz w:val="18"/>
-        </w:rPr>
-      </w:pPr>
-      <w:r>
-        <w:rPr>
-          <w:rFonts w:ascii="Arial" w:hAnsi="Arial" w:cs="Arial"/>
-          <w:sz w:val="18"/>
-        </w:rPr>
-        <w:t>Supported baseline validation for releases by comparing outputs to known-good samples and sanity checks, catching regressions early.</w:t>
+          <w:sz w:val="22"/>
+        </w:rPr>
+      </w:pPr>
+      <w:r>
+        <w:rPr>
+          <w:sz w:val="22"/>
+        </w:rPr>
+        <w:t>Supported release validation by comparing backend outputs against known-good samples, sanity thresholds, and historical patterns, helping catch regressions before they spread into broader operational workflows.</w:t>
       </w:r>
     </w:p>
     <w:p>
@@ -4466,21 +3643,18 @@
         <w:pStyle w:val="NormalWeb"/>
         <w:numPr>
           <w:ilvl w:val="0"/>
-          <w:numId w:val="26"/>
+          <w:numId w:val="32"/>
         </w:numPr>
         <w:jc w:val="both"/>
         <w:rPr>
-          <w:rFonts w:ascii="Arial" w:hAnsi="Arial" w:cs="Arial"/>
-          <w:sz w:val="18"/>
-        </w:rPr>
-      </w:pPr>
-      <w:r>
-        <w:rPr>
-          <w:rFonts w:ascii="Arial" w:hAnsi="Arial" w:cs="Arial"/>
-          <w:sz w:val="18"/>
-        </w:rPr>
-        <w:lastRenderedPageBreak/>
-        <w:t>Contributed to CI habits via scripted checks and lightweight pipeline steps, improving consistency across environments and handoffs.</w:t>
+          <w:sz w:val="22"/>
+        </w:rPr>
+      </w:pPr>
+      <w:r>
+        <w:rPr>
+          <w:sz w:val="22"/>
+        </w:rPr>
+        <w:t>Contributed to early CI discipline through scripted checks and lightweight pipeline steps, making backend changes more repeatable across environments and reducing manual verification effort during handoffs.</w:t>
       </w:r>
     </w:p>
     <w:p>
@@ -4488,20 +3662,18 @@
         <w:pStyle w:val="NormalWeb"/>
         <w:numPr>
           <w:ilvl w:val="0"/>
-          <w:numId w:val="26"/>
+          <w:numId w:val="32"/>
         </w:numPr>
         <w:jc w:val="both"/>
         <w:rPr>
-          <w:rFonts w:ascii="Arial" w:hAnsi="Arial" w:cs="Arial"/>
-          <w:sz w:val="18"/>
-        </w:rPr>
-      </w:pPr>
-      <w:r>
-        <w:rPr>
-          <w:rFonts w:ascii="Arial" w:hAnsi="Arial" w:cs="Arial"/>
-          <w:sz w:val="18"/>
-        </w:rPr>
-        <w:t>Helped troubleshoot production issues through structured logs and query inspection, learning practical bottleneck isolation techniques.</w:t>
+          <w:sz w:val="22"/>
+        </w:rPr>
+      </w:pPr>
+      <w:r>
+        <w:rPr>
+          <w:sz w:val="22"/>
+        </w:rPr>
+        <w:t>Helped troubleshoot production issues through structured logs, SQL inspection, and small reproducible tests, building strong habits around bottleneck isolation and practical root-cause analysis.</w:t>
       </w:r>
     </w:p>
     <w:p>
@@ -4509,20 +3681,18 @@
         <w:pStyle w:val="NormalWeb"/>
         <w:numPr>
           <w:ilvl w:val="0"/>
-          <w:numId w:val="26"/>
+          <w:numId w:val="32"/>
         </w:numPr>
         <w:jc w:val="both"/>
         <w:rPr>
-          <w:rFonts w:ascii="Arial" w:hAnsi="Arial" w:cs="Arial"/>
-          <w:sz w:val="18"/>
-        </w:rPr>
-      </w:pPr>
-      <w:r>
-        <w:rPr>
-          <w:rFonts w:ascii="Arial" w:hAnsi="Arial" w:cs="Arial"/>
-          <w:sz w:val="18"/>
-        </w:rPr>
-        <w:t>Documented expected inputs/outputs for small utilities and jobs, making changes reviewable and easier to maintain.</w:t>
+          <w:sz w:val="22"/>
+        </w:rPr>
+      </w:pPr>
+      <w:r>
+        <w:rPr>
+          <w:sz w:val="22"/>
+        </w:rPr>
+        <w:t>Documented expected inputs, outputs, and failure modes for small backend jobs and utilities, which made maintenance easier and allowed later enhancements to happen with less uncertainty.</w:t>
       </w:r>
     </w:p>
     <w:p>
@@ -4530,20 +3700,18 @@
         <w:pStyle w:val="NormalWeb"/>
         <w:numPr>
           <w:ilvl w:val="0"/>
-          <w:numId w:val="26"/>
+          <w:numId w:val="32"/>
         </w:numPr>
         <w:jc w:val="both"/>
         <w:rPr>
-          <w:rFonts w:ascii="Arial" w:hAnsi="Arial" w:cs="Arial"/>
-          <w:sz w:val="18"/>
-        </w:rPr>
-      </w:pPr>
-      <w:r>
-        <w:rPr>
-          <w:rFonts w:ascii="Arial" w:hAnsi="Arial" w:cs="Arial"/>
-          <w:sz w:val="18"/>
-        </w:rPr>
-        <w:t>Collaborated closely with senior engineers to break vague requests into concrete tasks with clear acceptance criteria and ownership.</w:t>
+          <w:sz w:val="22"/>
+        </w:rPr>
+      </w:pPr>
+      <w:r>
+        <w:rPr>
+          <w:sz w:val="22"/>
+        </w:rPr>
+        <w:t>Collaborated closely with senior engineers to convert vague requests into concrete backend tasks, gradually expanding ownership while learning how stable APIs and data contracts are shaped in real systems.</w:t>
       </w:r>
     </w:p>
     <w:p>
@@ -4552,13 +3720,16 @@
           <w:bottom w:val="single" w:sz="6" w:space="0" w:color="B91C1C"/>
         </w:pBdr>
         <w:spacing w:before="120" w:after="80"/>
+        <w:rPr>
+          <w:sz w:val="24"/>
+        </w:rPr>
       </w:pPr>
       <w:r>
         <w:rPr>
           <w:b/>
           <w:bCs/>
           <w:color w:val="111111"/>
-          <w:sz w:val="21"/>
+          <w:sz w:val="24"/>
           <w:szCs w:val="21"/>
         </w:rPr>
         <w:t>EDUCATION</w:t>
@@ -4597,13 +3768,18 @@
             </w:tcBorders>
           </w:tcPr>
           <w:p>
+            <w:pPr>
+              <w:rPr>
+                <w:sz w:val="24"/>
+              </w:rPr>
+            </w:pPr>
             <w:r>
               <w:rPr>
                 <w:rFonts w:ascii="Arial" w:eastAsia="Arial" w:hAnsi="Arial" w:cs="Arial"/>
                 <w:b/>
                 <w:bCs/>
                 <w:color w:val="111111"/>
-                <w:sz w:val="19"/>
+                <w:sz w:val="22"/>
                 <w:szCs w:val="19"/>
               </w:rPr>
               <w:t>Bachelor’s degree in Computer Science</w:t>
@@ -4623,12 +3799,14 @@
           <w:p>
             <w:pPr>
               <w:jc w:val="right"/>
+              <w:rPr>
+                <w:sz w:val="24"/>
+              </w:rPr>
             </w:pPr>
             <w:r>
               <w:rPr>
                 <w:rFonts w:ascii="Arial" w:eastAsia="Arial" w:hAnsi="Arial" w:cs="Arial"/>
                 <w:color w:val="111111"/>
-                <w:sz w:val="17"/>
                 <w:szCs w:val="17"/>
               </w:rPr>
               <w:t>2010 to 2014</w:t>
@@ -4644,11 +3822,24 @@
           <w:b/>
           <w:bCs/>
           <w:color w:val="111111"/>
-          <w:sz w:val="18"/>
+          <w:sz w:val="22"/>
           <w:szCs w:val="18"/>
         </w:rPr>
       </w:pPr>
       <w:r>
+        <w:rPr>
+          <w:rFonts w:ascii="Arial" w:eastAsia="Arial" w:hAnsi="Arial" w:cs="Arial"/>
+          <w:b/>
+          <w:bCs/>
+          <w:color w:val="111111"/>
+          <w:sz w:val="22"/>
+          <w:szCs w:val="18"/>
+        </w:rPr>
+        <w:t>Stanford University Department of Computer Science</w:t>
+      </w:r>
+    </w:p>
+    <w:p>
+      <w:pPr>
         <w:rPr>
           <w:rFonts w:ascii="Arial" w:eastAsia="Arial" w:hAnsi="Arial" w:cs="Arial"/>
           <w:b/>
@@ -4657,19 +3848,6 @@
           <w:sz w:val="18"/>
           <w:szCs w:val="18"/>
         </w:rPr>
-        <w:t>Stanford University Department of Computer Science</w:t>
-      </w:r>
-    </w:p>
-    <w:p>
-      <w:pPr>
-        <w:rPr>
-          <w:rFonts w:ascii="Arial" w:eastAsia="Arial" w:hAnsi="Arial" w:cs="Arial"/>
-          <w:b/>
-          <w:bCs/>
-          <w:color w:val="111111"/>
-          <w:sz w:val="18"/>
-          <w:szCs w:val="18"/>
-        </w:rPr>
       </w:pPr>
     </w:p>
     <w:p>
@@ -4677,662 +3855,53 @@
         <w:pStyle w:val="ListParagraph"/>
         <w:numPr>
           <w:ilvl w:val="0"/>
-          <w:numId w:val="17"/>
+          <w:numId w:val="33"/>
         </w:numPr>
         <w:jc w:val="both"/>
         <w:rPr>
-          <w:rFonts w:ascii="Arial" w:hAnsi="Arial" w:cs="Arial"/>
-        </w:rPr>
-      </w:pPr>
-      <w:r>
-        <w:rPr>
-          <w:rFonts w:ascii="Arial" w:hAnsi="Arial" w:cs="Arial"/>
-          <w:sz w:val="18"/>
+          <w:sz w:val="24"/>
+        </w:rPr>
+      </w:pPr>
+      <w:r>
+        <w:rPr>
+          <w:sz w:val="22"/>
         </w:rPr>
         <w:t xml:space="preserve">Focused on strong CS fundamentals and applied systems work, building a durable base for </w:t>
       </w:r>
       <w:r>
         <w:rPr>
           <w:rStyle w:val="Strong"/>
-          <w:rFonts w:ascii="Arial" w:hAnsi="Arial" w:cs="Arial"/>
-          <w:sz w:val="18"/>
+          <w:sz w:val="22"/>
         </w:rPr>
         <w:t>distributed services</w:t>
       </w:r>
       <w:r>
         <w:rPr>
-          <w:rFonts w:ascii="Arial" w:hAnsi="Arial" w:cs="Arial"/>
-          <w:sz w:val="18"/>
+          <w:sz w:val="22"/>
         </w:rPr>
         <w:t xml:space="preserve">, </w:t>
       </w:r>
       <w:r>
         <w:rPr>
           <w:rStyle w:val="Strong"/>
-          <w:rFonts w:ascii="Arial" w:hAnsi="Arial" w:cs="Arial"/>
-          <w:sz w:val="18"/>
+          <w:sz w:val="22"/>
         </w:rPr>
         <w:t>data modeling</w:t>
       </w:r>
       <w:r>
         <w:rPr>
-          <w:rFonts w:ascii="Arial" w:hAnsi="Arial" w:cs="Arial"/>
-          <w:sz w:val="18"/>
-        </w:rPr>
-        <w:t>, and production engineering practices.</w:t>
-      </w:r>
-    </w:p>
-    <w:p>
-      <w:pPr>
-        <w:pBdr>
-          <w:bottom w:val="single" w:sz="6" w:space="0" w:color="B91C1C"/>
-        </w:pBdr>
-        <w:spacing w:before="120" w:after="80"/>
-      </w:pPr>
-      <w:r>
-        <w:rPr>
-          <w:b/>
-          <w:bCs/>
-          <w:color w:val="111111"/>
-          <w:sz w:val="21"/>
-          <w:szCs w:val="21"/>
-        </w:rPr>
-        <w:t>PROJECTS</w:t>
+          <w:sz w:val="22"/>
+        </w:rPr>
+        <w:t>, and production enginee</w:t>
       </w:r>
       <w:bookmarkStart w:id="0" w:name="_GoBack"/>
       <w:bookmarkEnd w:id="0"/>
-    </w:p>
-    <w:p>
-      <w:pPr>
-        <w:pStyle w:val="Heading3"/>
-        <w:jc w:val="both"/>
-        <w:rPr>
-          <w:rFonts w:ascii="Arial" w:hAnsi="Arial" w:cs="Arial"/>
-          <w:color w:val="auto"/>
-          <w:sz w:val="18"/>
-        </w:rPr>
-      </w:pPr>
-      <w:r>
-        <w:rPr>
-          <w:rStyle w:val="Strong"/>
-          <w:rFonts w:ascii="Arial" w:hAnsi="Arial" w:cs="Arial"/>
-          <w:bCs w:val="0"/>
-          <w:color w:val="auto"/>
-          <w:sz w:val="18"/>
-        </w:rPr>
-        <w:t>Event-Driven Inference &amp; Operations Platform</w:t>
-      </w:r>
-    </w:p>
-    <w:p>
-      <w:pPr>
-        <w:pStyle w:val="NormalWeb"/>
-        <w:numPr>
-          <w:ilvl w:val="0"/>
-          <w:numId w:val="18"/>
-        </w:numPr>
-        <w:spacing w:before="0" w:beforeAutospacing="0" w:after="0" w:afterAutospacing="0"/>
-        <w:jc w:val="both"/>
-        <w:rPr>
-          <w:rFonts w:ascii="Arial" w:hAnsi="Arial" w:cs="Arial"/>
-          <w:sz w:val="18"/>
-        </w:rPr>
-      </w:pPr>
-      <w:r>
-        <w:rPr>
-          <w:rFonts w:ascii="Arial" w:hAnsi="Arial" w:cs="Arial"/>
-          <w:sz w:val="18"/>
-        </w:rPr>
-        <w:t xml:space="preserve">Built an event-driven orchestration layer using </w:t>
-      </w:r>
-      <w:proofErr w:type="spellStart"/>
-      <w:r>
-        <w:rPr>
-          <w:rStyle w:val="Strong"/>
-          <w:rFonts w:ascii="Arial" w:hAnsi="Arial" w:cs="Arial"/>
-          <w:sz w:val="18"/>
-        </w:rPr>
-        <w:t>EventBridge</w:t>
-      </w:r>
-      <w:proofErr w:type="spellEnd"/>
-      <w:r>
-        <w:rPr>
-          <w:rFonts w:ascii="Arial" w:hAnsi="Arial" w:cs="Arial"/>
-          <w:sz w:val="18"/>
-        </w:rPr>
-        <w:t xml:space="preserve">, </w:t>
-      </w:r>
-      <w:r>
-        <w:rPr>
-          <w:rStyle w:val="Strong"/>
-          <w:rFonts w:ascii="Arial" w:hAnsi="Arial" w:cs="Arial"/>
-          <w:sz w:val="18"/>
-        </w:rPr>
-        <w:t>Step Functions</w:t>
-      </w:r>
-      <w:r>
-        <w:rPr>
-          <w:rFonts w:ascii="Arial" w:hAnsi="Arial" w:cs="Arial"/>
-          <w:sz w:val="18"/>
-        </w:rPr>
-        <w:t xml:space="preserve">, and </w:t>
-      </w:r>
-      <w:r>
-        <w:rPr>
-          <w:rStyle w:val="Strong"/>
-          <w:rFonts w:ascii="Arial" w:hAnsi="Arial" w:cs="Arial"/>
-          <w:sz w:val="18"/>
-        </w:rPr>
-        <w:t>SQS/SNS</w:t>
-      </w:r>
-      <w:r>
-        <w:rPr>
-          <w:rFonts w:ascii="Arial" w:hAnsi="Arial" w:cs="Arial"/>
-          <w:sz w:val="18"/>
-        </w:rPr>
-        <w:t xml:space="preserve"> to route inference requests, handle retries safely, and provide deterministic replay without duplicating outcomes.</w:t>
-      </w:r>
-    </w:p>
-    <w:p>
-      <w:pPr>
-        <w:pStyle w:val="NormalWeb"/>
-        <w:numPr>
-          <w:ilvl w:val="0"/>
-          <w:numId w:val="18"/>
-        </w:numPr>
-        <w:spacing w:before="0" w:beforeAutospacing="0" w:after="0" w:afterAutospacing="0"/>
-        <w:jc w:val="both"/>
-        <w:rPr>
-          <w:rFonts w:ascii="Arial" w:hAnsi="Arial" w:cs="Arial"/>
-          <w:sz w:val="18"/>
-        </w:rPr>
-      </w:pPr>
-      <w:r>
-        <w:rPr>
-          <w:rFonts w:ascii="Arial" w:hAnsi="Arial" w:cs="Arial"/>
-          <w:sz w:val="18"/>
-        </w:rPr>
-        <w:t xml:space="preserve">Implemented a stable </w:t>
-      </w:r>
-      <w:r>
-        <w:rPr>
-          <w:rStyle w:val="Strong"/>
-          <w:rFonts w:ascii="Arial" w:hAnsi="Arial" w:cs="Arial"/>
-          <w:sz w:val="18"/>
-        </w:rPr>
-        <w:t>API Gateway</w:t>
-      </w:r>
-      <w:r>
-        <w:rPr>
-          <w:rFonts w:ascii="Arial" w:hAnsi="Arial" w:cs="Arial"/>
-          <w:sz w:val="18"/>
-        </w:rPr>
-        <w:t xml:space="preserve"> surface and service-side contract checks (including </w:t>
-      </w:r>
-      <w:r>
-        <w:rPr>
-          <w:rStyle w:val="Strong"/>
-          <w:rFonts w:ascii="Arial" w:hAnsi="Arial" w:cs="Arial"/>
-          <w:sz w:val="18"/>
-        </w:rPr>
-        <w:t>Pact-style</w:t>
-      </w:r>
-      <w:r>
-        <w:rPr>
-          <w:rFonts w:ascii="Arial" w:hAnsi="Arial" w:cs="Arial"/>
-          <w:sz w:val="18"/>
-        </w:rPr>
-        <w:t xml:space="preserve"> tests) so UI and downstream clients could evolve independently without breaking releases.</w:t>
-      </w:r>
-    </w:p>
-    <w:p>
-      <w:pPr>
-        <w:pStyle w:val="NormalWeb"/>
-        <w:numPr>
-          <w:ilvl w:val="0"/>
-          <w:numId w:val="18"/>
-        </w:numPr>
-        <w:spacing w:before="0" w:beforeAutospacing="0" w:after="0" w:afterAutospacing="0"/>
-        <w:jc w:val="both"/>
-        <w:rPr>
-          <w:rFonts w:ascii="Arial" w:hAnsi="Arial" w:cs="Arial"/>
-          <w:sz w:val="18"/>
-        </w:rPr>
-      </w:pPr>
-      <w:r>
-        <w:rPr>
-          <w:rFonts w:ascii="Arial" w:hAnsi="Arial" w:cs="Arial"/>
-          <w:sz w:val="18"/>
-        </w:rPr>
-        <w:t xml:space="preserve">Added production-grade telemetry with </w:t>
-      </w:r>
-      <w:proofErr w:type="spellStart"/>
-      <w:r>
-        <w:rPr>
-          <w:rStyle w:val="Strong"/>
-          <w:rFonts w:ascii="Arial" w:hAnsi="Arial" w:cs="Arial"/>
-          <w:sz w:val="18"/>
-        </w:rPr>
-        <w:t>OpenTelemetry</w:t>
-      </w:r>
-      <w:proofErr w:type="spellEnd"/>
-      <w:r>
-        <w:rPr>
-          <w:rFonts w:ascii="Arial" w:hAnsi="Arial" w:cs="Arial"/>
-          <w:sz w:val="18"/>
-        </w:rPr>
-        <w:t xml:space="preserve"> exports to </w:t>
-      </w:r>
-      <w:proofErr w:type="spellStart"/>
-      <w:r>
-        <w:rPr>
-          <w:rStyle w:val="Strong"/>
-          <w:rFonts w:ascii="Arial" w:hAnsi="Arial" w:cs="Arial"/>
-          <w:sz w:val="18"/>
-        </w:rPr>
-        <w:t>Datadog</w:t>
-      </w:r>
-      <w:proofErr w:type="spellEnd"/>
-      <w:r>
-        <w:rPr>
-          <w:rStyle w:val="Strong"/>
-          <w:rFonts w:ascii="Arial" w:hAnsi="Arial" w:cs="Arial"/>
-          <w:sz w:val="18"/>
-        </w:rPr>
-        <w:t>/Prometheus/</w:t>
-      </w:r>
-      <w:proofErr w:type="spellStart"/>
-      <w:r>
-        <w:rPr>
-          <w:rStyle w:val="Strong"/>
-          <w:rFonts w:ascii="Arial" w:hAnsi="Arial" w:cs="Arial"/>
-          <w:sz w:val="18"/>
-        </w:rPr>
-        <w:t>Grafana</w:t>
-      </w:r>
-      <w:proofErr w:type="spellEnd"/>
-      <w:r>
-        <w:rPr>
-          <w:rFonts w:ascii="Arial" w:hAnsi="Arial" w:cs="Arial"/>
-          <w:sz w:val="18"/>
-        </w:rPr>
-        <w:t>, enabling trace-to-log correlation, error-budget alerting, and faster root-cause isolation.</w:t>
-      </w:r>
-    </w:p>
-    <w:p>
-      <w:pPr>
-        <w:pStyle w:val="NormalWeb"/>
-        <w:numPr>
-          <w:ilvl w:val="0"/>
-          <w:numId w:val="18"/>
-        </w:numPr>
-        <w:spacing w:before="0" w:beforeAutospacing="0" w:after="0" w:afterAutospacing="0"/>
-        <w:jc w:val="both"/>
-        <w:rPr>
-          <w:rFonts w:ascii="Arial" w:hAnsi="Arial" w:cs="Arial"/>
-          <w:sz w:val="18"/>
-        </w:rPr>
-      </w:pPr>
-      <w:r>
-        <w:rPr>
-          <w:rFonts w:ascii="Arial" w:hAnsi="Arial" w:cs="Arial"/>
-          <w:sz w:val="18"/>
-        </w:rPr>
-        <w:t xml:space="preserve">Hardened data access across </w:t>
-      </w:r>
-      <w:proofErr w:type="spellStart"/>
-      <w:r>
-        <w:rPr>
-          <w:rStyle w:val="Strong"/>
-          <w:rFonts w:ascii="Arial" w:hAnsi="Arial" w:cs="Arial"/>
-          <w:sz w:val="18"/>
-        </w:rPr>
-        <w:t>PostgreSQL</w:t>
-      </w:r>
-      <w:proofErr w:type="spellEnd"/>
-      <w:r>
-        <w:rPr>
-          <w:rFonts w:ascii="Arial" w:hAnsi="Arial" w:cs="Arial"/>
-          <w:sz w:val="18"/>
-        </w:rPr>
-        <w:t xml:space="preserve">, </w:t>
-      </w:r>
-      <w:proofErr w:type="spellStart"/>
-      <w:r>
-        <w:rPr>
-          <w:rStyle w:val="Strong"/>
-          <w:rFonts w:ascii="Arial" w:hAnsi="Arial" w:cs="Arial"/>
-          <w:sz w:val="18"/>
-        </w:rPr>
-        <w:t>DynamoDB</w:t>
-      </w:r>
-      <w:proofErr w:type="spellEnd"/>
-      <w:r>
-        <w:rPr>
-          <w:rFonts w:ascii="Arial" w:hAnsi="Arial" w:cs="Arial"/>
-          <w:sz w:val="18"/>
-        </w:rPr>
-        <w:t xml:space="preserve">, and </w:t>
-      </w:r>
-      <w:proofErr w:type="spellStart"/>
-      <w:r>
-        <w:rPr>
-          <w:rStyle w:val="Strong"/>
-          <w:rFonts w:ascii="Arial" w:hAnsi="Arial" w:cs="Arial"/>
-          <w:sz w:val="18"/>
-        </w:rPr>
-        <w:t>Redis</w:t>
-      </w:r>
-      <w:proofErr w:type="spellEnd"/>
-      <w:r>
-        <w:rPr>
-          <w:rStyle w:val="Strong"/>
-          <w:rFonts w:ascii="Arial" w:hAnsi="Arial" w:cs="Arial"/>
-          <w:sz w:val="18"/>
-        </w:rPr>
-        <w:t>/</w:t>
-      </w:r>
-      <w:proofErr w:type="spellStart"/>
-      <w:r>
-        <w:rPr>
-          <w:rStyle w:val="Strong"/>
-          <w:rFonts w:ascii="Arial" w:hAnsi="Arial" w:cs="Arial"/>
-          <w:sz w:val="18"/>
-        </w:rPr>
-        <w:t>ElastiCache</w:t>
-      </w:r>
-      <w:proofErr w:type="spellEnd"/>
-      <w:r>
-        <w:rPr>
-          <w:rFonts w:ascii="Arial" w:hAnsi="Arial" w:cs="Arial"/>
-          <w:sz w:val="18"/>
-        </w:rPr>
-        <w:t xml:space="preserve">, combining indexing, caching, and </w:t>
-      </w:r>
-      <w:proofErr w:type="spellStart"/>
-      <w:r>
-        <w:rPr>
-          <w:rFonts w:ascii="Arial" w:hAnsi="Arial" w:cs="Arial"/>
-          <w:sz w:val="18"/>
-        </w:rPr>
-        <w:t>idempotency</w:t>
-      </w:r>
-      <w:proofErr w:type="spellEnd"/>
-      <w:r>
-        <w:rPr>
-          <w:rFonts w:ascii="Arial" w:hAnsi="Arial" w:cs="Arial"/>
-          <w:sz w:val="18"/>
-        </w:rPr>
-        <w:t xml:space="preserve"> patterns to keep latency predictable under load.</w:t>
-      </w:r>
-    </w:p>
-    <w:p>
-      <w:pPr>
-        <w:pStyle w:val="NormalWeb"/>
-        <w:numPr>
-          <w:ilvl w:val="0"/>
-          <w:numId w:val="18"/>
-        </w:numPr>
-        <w:spacing w:before="0" w:beforeAutospacing="0" w:after="0" w:afterAutospacing="0"/>
-        <w:jc w:val="both"/>
-        <w:rPr>
-          <w:rFonts w:ascii="Arial" w:hAnsi="Arial" w:cs="Arial"/>
-          <w:sz w:val="18"/>
-        </w:rPr>
-      </w:pPr>
-      <w:r>
-        <w:rPr>
-          <w:rFonts w:ascii="Arial" w:hAnsi="Arial" w:cs="Arial"/>
-          <w:sz w:val="18"/>
-        </w:rPr>
-        <w:t xml:space="preserve">Delivered containerized deployments across </w:t>
-      </w:r>
-      <w:r>
-        <w:rPr>
-          <w:rStyle w:val="Strong"/>
-          <w:rFonts w:ascii="Arial" w:hAnsi="Arial" w:cs="Arial"/>
-          <w:sz w:val="18"/>
-        </w:rPr>
-        <w:t>EKS/ECS/Lambda</w:t>
-      </w:r>
-      <w:r>
-        <w:rPr>
-          <w:rFonts w:ascii="Arial" w:hAnsi="Arial" w:cs="Arial"/>
-          <w:sz w:val="18"/>
-        </w:rPr>
-        <w:t xml:space="preserve"> using </w:t>
-      </w:r>
-      <w:proofErr w:type="spellStart"/>
-      <w:r>
-        <w:rPr>
-          <w:rStyle w:val="Strong"/>
-          <w:rFonts w:ascii="Arial" w:hAnsi="Arial" w:cs="Arial"/>
-          <w:sz w:val="18"/>
-        </w:rPr>
-        <w:t>Docker</w:t>
-      </w:r>
-      <w:proofErr w:type="spellEnd"/>
-      <w:r>
-        <w:rPr>
-          <w:rFonts w:ascii="Arial" w:hAnsi="Arial" w:cs="Arial"/>
-          <w:sz w:val="18"/>
-        </w:rPr>
-        <w:t xml:space="preserve">, </w:t>
-      </w:r>
-      <w:proofErr w:type="spellStart"/>
-      <w:r>
-        <w:rPr>
-          <w:rStyle w:val="Strong"/>
-          <w:rFonts w:ascii="Arial" w:hAnsi="Arial" w:cs="Arial"/>
-          <w:sz w:val="18"/>
-        </w:rPr>
-        <w:t>Terraform</w:t>
-      </w:r>
-      <w:proofErr w:type="spellEnd"/>
-      <w:r>
-        <w:rPr>
-          <w:rStyle w:val="Strong"/>
-          <w:rFonts w:ascii="Arial" w:hAnsi="Arial" w:cs="Arial"/>
-          <w:sz w:val="18"/>
-        </w:rPr>
-        <w:t>/</w:t>
-      </w:r>
-      <w:proofErr w:type="spellStart"/>
-      <w:r>
-        <w:rPr>
-          <w:rStyle w:val="Strong"/>
-          <w:rFonts w:ascii="Arial" w:hAnsi="Arial" w:cs="Arial"/>
-          <w:sz w:val="18"/>
-        </w:rPr>
-        <w:t>CloudFormation</w:t>
-      </w:r>
-      <w:proofErr w:type="spellEnd"/>
-      <w:r>
-        <w:rPr>
-          <w:rFonts w:ascii="Arial" w:hAnsi="Arial" w:cs="Arial"/>
-          <w:sz w:val="18"/>
-        </w:rPr>
-        <w:t xml:space="preserve">, and </w:t>
-      </w:r>
-      <w:proofErr w:type="spellStart"/>
-      <w:r>
-        <w:rPr>
-          <w:rFonts w:ascii="Arial" w:hAnsi="Arial" w:cs="Arial"/>
-          <w:sz w:val="18"/>
-        </w:rPr>
-        <w:t>Git</w:t>
-      </w:r>
-      <w:proofErr w:type="spellEnd"/>
-      <w:r>
-        <w:rPr>
-          <w:rFonts w:ascii="Arial" w:hAnsi="Arial" w:cs="Arial"/>
-          <w:sz w:val="18"/>
-        </w:rPr>
-        <w:t>-based delivery practices to reduce drift and speed up safe rollouts.</w:t>
-      </w:r>
-    </w:p>
-    <w:p>
-      <w:pPr>
-        <w:pStyle w:val="Heading3"/>
-        <w:jc w:val="both"/>
-        <w:rPr>
-          <w:rFonts w:ascii="Arial" w:hAnsi="Arial" w:cs="Arial"/>
-          <w:color w:val="auto"/>
-          <w:sz w:val="18"/>
-        </w:rPr>
-      </w:pPr>
-      <w:r>
-        <w:rPr>
-          <w:rStyle w:val="Strong"/>
-          <w:rFonts w:ascii="Arial" w:hAnsi="Arial" w:cs="Arial"/>
-          <w:bCs w:val="0"/>
-          <w:color w:val="auto"/>
-          <w:sz w:val="18"/>
-        </w:rPr>
-        <w:t>Search &amp; Analytics Export Pipeline</w:t>
-      </w:r>
-    </w:p>
-    <w:p>
-      <w:pPr>
-        <w:pStyle w:val="NormalWeb"/>
-        <w:numPr>
-          <w:ilvl w:val="0"/>
-          <w:numId w:val="18"/>
-        </w:numPr>
-        <w:spacing w:before="0" w:beforeAutospacing="0" w:after="0" w:afterAutospacing="0"/>
-        <w:jc w:val="both"/>
-        <w:rPr>
-          <w:rFonts w:ascii="Arial" w:hAnsi="Arial" w:cs="Arial"/>
-          <w:sz w:val="18"/>
-        </w:rPr>
-      </w:pPr>
-      <w:r>
-        <w:rPr>
-          <w:rFonts w:ascii="Arial" w:hAnsi="Arial" w:cs="Arial"/>
-          <w:sz w:val="18"/>
-        </w:rPr>
-        <w:t xml:space="preserve">Implemented export workflows that indexed operational records into </w:t>
-      </w:r>
-      <w:proofErr w:type="spellStart"/>
-      <w:r>
-        <w:rPr>
-          <w:rStyle w:val="Strong"/>
-          <w:rFonts w:ascii="Arial" w:hAnsi="Arial" w:cs="Arial"/>
-          <w:sz w:val="18"/>
-        </w:rPr>
-        <w:t>Elasticsearch</w:t>
-      </w:r>
-      <w:proofErr w:type="spellEnd"/>
-      <w:r>
-        <w:rPr>
-          <w:rStyle w:val="Strong"/>
-          <w:rFonts w:ascii="Arial" w:hAnsi="Arial" w:cs="Arial"/>
-          <w:sz w:val="18"/>
-        </w:rPr>
-        <w:t>/OpenSearch</w:t>
-      </w:r>
-      <w:r>
-        <w:rPr>
-          <w:rFonts w:ascii="Arial" w:hAnsi="Arial" w:cs="Arial"/>
-          <w:sz w:val="18"/>
-        </w:rPr>
-        <w:t xml:space="preserve"> and delivered analytics-</w:t>
-      </w:r>
-      <w:proofErr w:type="spellStart"/>
-      <w:r>
-        <w:rPr>
-          <w:rFonts w:ascii="Arial" w:hAnsi="Arial" w:cs="Arial"/>
-          <w:sz w:val="18"/>
-        </w:rPr>
-        <w:t>rea</w:t>
-      </w:r>
-      <w:r>
-        <w:rPr>
-          <w:rFonts w:ascii="Arial" w:hAnsi="Arial" w:cs="Arial"/>
-          <w:sz w:val="18"/>
-        </w:rPr>
-        <w:t>y</w:t>
-      </w:r>
-      <w:proofErr w:type="spellEnd"/>
-      <w:r>
-        <w:rPr>
-          <w:rFonts w:ascii="Arial" w:hAnsi="Arial" w:cs="Arial"/>
-          <w:sz w:val="18"/>
-        </w:rPr>
-        <w:t xml:space="preserve"> datasets for </w:t>
-      </w:r>
-      <w:r>
-        <w:rPr>
-          <w:rStyle w:val="Strong"/>
-          <w:rFonts w:ascii="Arial" w:hAnsi="Arial" w:cs="Arial"/>
-          <w:sz w:val="18"/>
-        </w:rPr>
-        <w:t>Redshift</w:t>
-      </w:r>
-      <w:r>
-        <w:rPr>
-          <w:rFonts w:ascii="Arial" w:hAnsi="Arial" w:cs="Arial"/>
-          <w:sz w:val="18"/>
-        </w:rPr>
-        <w:t xml:space="preserve"> and </w:t>
-      </w:r>
-      <w:proofErr w:type="spellStart"/>
-      <w:r>
-        <w:rPr>
-          <w:rStyle w:val="Strong"/>
-          <w:rFonts w:ascii="Arial" w:hAnsi="Arial" w:cs="Arial"/>
-          <w:sz w:val="18"/>
-        </w:rPr>
-        <w:t>BigQuery</w:t>
-      </w:r>
-      <w:proofErr w:type="spellEnd"/>
-      <w:r>
-        <w:rPr>
-          <w:rFonts w:ascii="Arial" w:hAnsi="Arial" w:cs="Arial"/>
-          <w:sz w:val="18"/>
-        </w:rPr>
-        <w:t xml:space="preserve"> consumers via schema-governed batch jobs.</w:t>
-      </w:r>
-    </w:p>
-    <w:p>
-      <w:pPr>
-        <w:pStyle w:val="NormalWeb"/>
-        <w:numPr>
-          <w:ilvl w:val="0"/>
-          <w:numId w:val="18"/>
-        </w:numPr>
-        <w:spacing w:before="0" w:beforeAutospacing="0" w:after="0" w:afterAutospacing="0"/>
-        <w:jc w:val="both"/>
-        <w:rPr>
-          <w:rFonts w:ascii="Arial" w:hAnsi="Arial" w:cs="Arial"/>
-          <w:sz w:val="18"/>
-        </w:rPr>
-      </w:pPr>
-      <w:r>
-        <w:rPr>
-          <w:rFonts w:ascii="Arial" w:hAnsi="Arial" w:cs="Arial"/>
-          <w:sz w:val="18"/>
-        </w:rPr>
-        <w:t>Introduced validation gates and reconciliation jobs to prevent schema drift, enforce t</w:t>
-      </w:r>
-      <w:r>
-        <w:rPr>
-          <w:rFonts w:ascii="Arial" w:hAnsi="Arial" w:cs="Arial"/>
-          <w:sz w:val="18"/>
-        </w:rPr>
-        <w:t>imestamp semantics, and keep do</w:t>
-      </w:r>
-      <w:r>
-        <w:rPr>
-          <w:rFonts w:ascii="Arial" w:hAnsi="Arial" w:cs="Arial"/>
-          <w:sz w:val="18"/>
-        </w:rPr>
-        <w:t>nstream reporting consistent across backfills and reprocessing.</w:t>
-      </w:r>
-    </w:p>
-    <w:p>
-      <w:pPr>
-        <w:spacing w:after="80"/>
-      </w:pPr>
+      <w:r>
+        <w:rPr>
+          <w:sz w:val="22"/>
+        </w:rPr>
+        <w:t>ring practices.</w:t>
+      </w:r>
     </w:p>
     <w:sectPr>
       <w:pgSz w:w="11906" w:h="16838"/>
@@ -5347,6 +3916,120 @@
 <file path=word/numbering.xml><?xml version="1.0" encoding="utf-8"?>
 <w:numbering xmlns:wpc="http://schemas.microsoft.com/office/word/2010/wordprocessingCanvas" xmlns:mc="http://schemas.openxmlformats.org/markup-compatibility/2006" xmlns:o="urn:schemas-microsoft-com:office:office" xmlns:r="http://schemas.openxmlformats.org/officeDocument/2006/relationships" xmlns:m="http://schemas.openxmlformats.org/officeDocument/2006/math" xmlns:v="urn:schemas-microsoft-com:vml" xmlns:wp14="http://schemas.microsoft.com/office/word/2010/wordprocessingDrawing" xmlns:wp="http://schemas.openxmlformats.org/drawingml/2006/wordprocessingDrawing" xmlns:w10="urn:schemas-microsoft-com:office:word" xmlns:w="http://schemas.openxmlformats.org/wordprocessingml/2006/main" xmlns:w14="http://schemas.microsoft.com/office/word/2010/wordml" xmlns:wpg="http://schemas.microsoft.com/office/word/2010/wordprocessingGroup" xmlns:wpi="http://schemas.microsoft.com/office/word/2010/wordprocessingInk" xmlns:wne="http://schemas.microsoft.com/office/word/2006/wordml" xmlns:wps="http://schemas.microsoft.com/office/word/2010/wordprocessingShape" mc:Ignorable="w14 wp14">
   <w:abstractNum w:abstractNumId="0">
+    <w:nsid w:val="01F96DC9"/>
+    <w:multiLevelType w:val="hybridMultilevel"/>
+    <w:tmpl w:val="27FA0A74"/>
+    <w:lvl w:ilvl="0" w:tplc="47CA9898">
+      <w:start w:val="1"/>
+      <w:numFmt w:val="bullet"/>
+      <w:lvlText w:val=""/>
+      <w:lvlJc w:val="left"/>
+      <w:pPr>
+        <w:ind w:left="360" w:hanging="360"/>
+      </w:pPr>
+      <w:rPr>
+        <w:rFonts w:ascii="Wingdings" w:hAnsi="Wingdings" w:hint="default"/>
+        <w:sz w:val="22"/>
+      </w:rPr>
+    </w:lvl>
+    <w:lvl w:ilvl="1" w:tplc="04090003" w:tentative="1">
+      <w:start w:val="1"/>
+      <w:numFmt w:val="bullet"/>
+      <w:lvlText w:val="o"/>
+      <w:lvlJc w:val="left"/>
+      <w:pPr>
+        <w:ind w:left="1080" w:hanging="360"/>
+      </w:pPr>
+      <w:rPr>
+        <w:rFonts w:ascii="Courier New" w:hAnsi="Courier New" w:cs="Courier New" w:hint="default"/>
+      </w:rPr>
+    </w:lvl>
+    <w:lvl w:ilvl="2" w:tplc="04090005" w:tentative="1">
+      <w:start w:val="1"/>
+      <w:numFmt w:val="bullet"/>
+      <w:lvlText w:val=""/>
+      <w:lvlJc w:val="left"/>
+      <w:pPr>
+        <w:ind w:left="1800" w:hanging="360"/>
+      </w:pPr>
+      <w:rPr>
+        <w:rFonts w:ascii="Wingdings" w:hAnsi="Wingdings" w:hint="default"/>
+      </w:rPr>
+    </w:lvl>
+    <w:lvl w:ilvl="3" w:tplc="04090001" w:tentative="1">
+      <w:start w:val="1"/>
+      <w:numFmt w:val="bullet"/>
+      <w:lvlText w:val=""/>
+      <w:lvlJc w:val="left"/>
+      <w:pPr>
+        <w:ind w:left="2520" w:hanging="360"/>
+      </w:pPr>
+      <w:rPr>
+        <w:rFonts w:ascii="Symbol" w:hAnsi="Symbol" w:hint="default"/>
+      </w:rPr>
+    </w:lvl>
+    <w:lvl w:ilvl="4" w:tplc="04090003" w:tentative="1">
+      <w:start w:val="1"/>
+      <w:numFmt w:val="bullet"/>
+      <w:lvlText w:val="o"/>
+      <w:lvlJc w:val="left"/>
+      <w:pPr>
+        <w:ind w:left="3240" w:hanging="360"/>
+      </w:pPr>
+      <w:rPr>
+        <w:rFonts w:ascii="Courier New" w:hAnsi="Courier New" w:cs="Courier New" w:hint="default"/>
+      </w:rPr>
+    </w:lvl>
+    <w:lvl w:ilvl="5" w:tplc="04090005" w:tentative="1">
+      <w:start w:val="1"/>
+      <w:numFmt w:val="bullet"/>
+      <w:lvlText w:val=""/>
+      <w:lvlJc w:val="left"/>
+      <w:pPr>
+        <w:ind w:left="3960" w:hanging="360"/>
+      </w:pPr>
+      <w:rPr>
+        <w:rFonts w:ascii="Wingdings" w:hAnsi="Wingdings" w:hint="default"/>
+      </w:rPr>
+    </w:lvl>
+    <w:lvl w:ilvl="6" w:tplc="04090001" w:tentative="1">
+      <w:start w:val="1"/>
+      <w:numFmt w:val="bullet"/>
+      <w:lvlText w:val=""/>
+      <w:lvlJc w:val="left"/>
+      <w:pPr>
+        <w:ind w:left="4680" w:hanging="360"/>
+      </w:pPr>
+      <w:rPr>
+        <w:rFonts w:ascii="Symbol" w:hAnsi="Symbol" w:hint="default"/>
+      </w:rPr>
+    </w:lvl>
+    <w:lvl w:ilvl="7" w:tplc="04090003" w:tentative="1">
+      <w:start w:val="1"/>
+      <w:numFmt w:val="bullet"/>
+      <w:lvlText w:val="o"/>
+      <w:lvlJc w:val="left"/>
+      <w:pPr>
+        <w:ind w:left="5400" w:hanging="360"/>
+      </w:pPr>
+      <w:rPr>
+        <w:rFonts w:ascii="Courier New" w:hAnsi="Courier New" w:cs="Courier New" w:hint="default"/>
+      </w:rPr>
+    </w:lvl>
+    <w:lvl w:ilvl="8" w:tplc="04090005" w:tentative="1">
+      <w:start w:val="1"/>
+      <w:numFmt w:val="bullet"/>
+      <w:lvlText w:val=""/>
+      <w:lvlJc w:val="left"/>
+      <w:pPr>
+        <w:ind w:left="6120" w:hanging="360"/>
+      </w:pPr>
+      <w:rPr>
+        <w:rFonts w:ascii="Wingdings" w:hAnsi="Wingdings" w:hint="default"/>
+      </w:rPr>
+    </w:lvl>
+  </w:abstractNum>
+  <w:abstractNum w:abstractNumId="1">
     <w:nsid w:val="07211EFC"/>
     <w:multiLevelType w:val="hybridMultilevel"/>
     <w:tmpl w:val="DA881D02"/>
@@ -5458,7 +4141,121 @@
       </w:rPr>
     </w:lvl>
   </w:abstractNum>
-  <w:abstractNum w:abstractNumId="1">
+  <w:abstractNum w:abstractNumId="2">
+    <w:nsid w:val="0A547115"/>
+    <w:multiLevelType w:val="hybridMultilevel"/>
+    <w:tmpl w:val="722A1586"/>
+    <w:lvl w:ilvl="0" w:tplc="0DF84AD4">
+      <w:start w:val="1"/>
+      <w:numFmt w:val="bullet"/>
+      <w:lvlText w:val=""/>
+      <w:lvlJc w:val="left"/>
+      <w:pPr>
+        <w:ind w:left="360" w:hanging="360"/>
+      </w:pPr>
+      <w:rPr>
+        <w:rFonts w:ascii="Wingdings" w:hAnsi="Wingdings" w:hint="default"/>
+        <w:sz w:val="22"/>
+      </w:rPr>
+    </w:lvl>
+    <w:lvl w:ilvl="1" w:tplc="04090003" w:tentative="1">
+      <w:start w:val="1"/>
+      <w:numFmt w:val="bullet"/>
+      <w:lvlText w:val="o"/>
+      <w:lvlJc w:val="left"/>
+      <w:pPr>
+        <w:ind w:left="1080" w:hanging="360"/>
+      </w:pPr>
+      <w:rPr>
+        <w:rFonts w:ascii="Courier New" w:hAnsi="Courier New" w:cs="Courier New" w:hint="default"/>
+      </w:rPr>
+    </w:lvl>
+    <w:lvl w:ilvl="2" w:tplc="04090005" w:tentative="1">
+      <w:start w:val="1"/>
+      <w:numFmt w:val="bullet"/>
+      <w:lvlText w:val=""/>
+      <w:lvlJc w:val="left"/>
+      <w:pPr>
+        <w:ind w:left="1800" w:hanging="360"/>
+      </w:pPr>
+      <w:rPr>
+        <w:rFonts w:ascii="Wingdings" w:hAnsi="Wingdings" w:hint="default"/>
+      </w:rPr>
+    </w:lvl>
+    <w:lvl w:ilvl="3" w:tplc="04090001" w:tentative="1">
+      <w:start w:val="1"/>
+      <w:numFmt w:val="bullet"/>
+      <w:lvlText w:val=""/>
+      <w:lvlJc w:val="left"/>
+      <w:pPr>
+        <w:ind w:left="2520" w:hanging="360"/>
+      </w:pPr>
+      <w:rPr>
+        <w:rFonts w:ascii="Symbol" w:hAnsi="Symbol" w:hint="default"/>
+      </w:rPr>
+    </w:lvl>
+    <w:lvl w:ilvl="4" w:tplc="04090003" w:tentative="1">
+      <w:start w:val="1"/>
+      <w:numFmt w:val="bullet"/>
+      <w:lvlText w:val="o"/>
+      <w:lvlJc w:val="left"/>
+      <w:pPr>
+        <w:ind w:left="3240" w:hanging="360"/>
+      </w:pPr>
+      <w:rPr>
+        <w:rFonts w:ascii="Courier New" w:hAnsi="Courier New" w:cs="Courier New" w:hint="default"/>
+      </w:rPr>
+    </w:lvl>
+    <w:lvl w:ilvl="5" w:tplc="04090005" w:tentative="1">
+      <w:start w:val="1"/>
+      <w:numFmt w:val="bullet"/>
+      <w:lvlText w:val=""/>
+      <w:lvlJc w:val="left"/>
+      <w:pPr>
+        <w:ind w:left="3960" w:hanging="360"/>
+      </w:pPr>
+      <w:rPr>
+        <w:rFonts w:ascii="Wingdings" w:hAnsi="Wingdings" w:hint="default"/>
+      </w:rPr>
+    </w:lvl>
+    <w:lvl w:ilvl="6" w:tplc="04090001" w:tentative="1">
+      <w:start w:val="1"/>
+      <w:numFmt w:val="bullet"/>
+      <w:lvlText w:val=""/>
+      <w:lvlJc w:val="left"/>
+      <w:pPr>
+        <w:ind w:left="4680" w:hanging="360"/>
+      </w:pPr>
+      <w:rPr>
+        <w:rFonts w:ascii="Symbol" w:hAnsi="Symbol" w:hint="default"/>
+      </w:rPr>
+    </w:lvl>
+    <w:lvl w:ilvl="7" w:tplc="04090003" w:tentative="1">
+      <w:start w:val="1"/>
+      <w:numFmt w:val="bullet"/>
+      <w:lvlText w:val="o"/>
+      <w:lvlJc w:val="left"/>
+      <w:pPr>
+        <w:ind w:left="5400" w:hanging="360"/>
+      </w:pPr>
+      <w:rPr>
+        <w:rFonts w:ascii="Courier New" w:hAnsi="Courier New" w:cs="Courier New" w:hint="default"/>
+      </w:rPr>
+    </w:lvl>
+    <w:lvl w:ilvl="8" w:tplc="04090005" w:tentative="1">
+      <w:start w:val="1"/>
+      <w:numFmt w:val="bullet"/>
+      <w:lvlText w:val=""/>
+      <w:lvlJc w:val="left"/>
+      <w:pPr>
+        <w:ind w:left="6120" w:hanging="360"/>
+      </w:pPr>
+      <w:rPr>
+        <w:rFonts w:ascii="Wingdings" w:hAnsi="Wingdings" w:hint="default"/>
+      </w:rPr>
+    </w:lvl>
+  </w:abstractNum>
+  <w:abstractNum w:abstractNumId="3">
     <w:nsid w:val="11F63656"/>
     <w:multiLevelType w:val="hybridMultilevel"/>
     <w:tmpl w:val="6F9C293E"/>
@@ -5572,7 +4369,7 @@
       </w:rPr>
     </w:lvl>
   </w:abstractNum>
-  <w:abstractNum w:abstractNumId="2">
+  <w:abstractNum w:abstractNumId="4">
     <w:nsid w:val="168D5E2C"/>
     <w:multiLevelType w:val="hybridMultilevel"/>
     <w:tmpl w:val="15CA23FA"/>
@@ -5685,7 +4482,7 @@
       </w:rPr>
     </w:lvl>
   </w:abstractNum>
-  <w:abstractNum w:abstractNumId="3">
+  <w:abstractNum w:abstractNumId="5">
     <w:nsid w:val="175C62E9"/>
     <w:multiLevelType w:val="multilevel"/>
     <w:tmpl w:val="C75226FC"/>
@@ -5834,7 +4631,7 @@
       </w:rPr>
     </w:lvl>
   </w:abstractNum>
-  <w:abstractNum w:abstractNumId="4">
+  <w:abstractNum w:abstractNumId="6">
     <w:nsid w:val="242E217D"/>
     <w:multiLevelType w:val="multilevel"/>
     <w:tmpl w:val="DB08818E"/>
@@ -5983,7 +4780,121 @@
       </w:rPr>
     </w:lvl>
   </w:abstractNum>
-  <w:abstractNum w:abstractNumId="5">
+  <w:abstractNum w:abstractNumId="7">
+    <w:nsid w:val="25185483"/>
+    <w:multiLevelType w:val="hybridMultilevel"/>
+    <w:tmpl w:val="BFAEFD76"/>
+    <w:lvl w:ilvl="0" w:tplc="2438D582">
+      <w:start w:val="1"/>
+      <w:numFmt w:val="bullet"/>
+      <w:lvlText w:val=""/>
+      <w:lvlJc w:val="left"/>
+      <w:pPr>
+        <w:ind w:left="360" w:hanging="360"/>
+      </w:pPr>
+      <w:rPr>
+        <w:rFonts w:ascii="Wingdings" w:hAnsi="Wingdings" w:hint="default"/>
+        <w:sz w:val="22"/>
+      </w:rPr>
+    </w:lvl>
+    <w:lvl w:ilvl="1" w:tplc="04090003" w:tentative="1">
+      <w:start w:val="1"/>
+      <w:numFmt w:val="bullet"/>
+      <w:lvlText w:val="o"/>
+      <w:lvlJc w:val="left"/>
+      <w:pPr>
+        <w:ind w:left="1080" w:hanging="360"/>
+      </w:pPr>
+      <w:rPr>
+        <w:rFonts w:ascii="Courier New" w:hAnsi="Courier New" w:cs="Courier New" w:hint="default"/>
+      </w:rPr>
+    </w:lvl>
+    <w:lvl w:ilvl="2" w:tplc="04090005" w:tentative="1">
+      <w:start w:val="1"/>
+      <w:numFmt w:val="bullet"/>
+      <w:lvlText w:val=""/>
+      <w:lvlJc w:val="left"/>
+      <w:pPr>
+        <w:ind w:left="1800" w:hanging="360"/>
+      </w:pPr>
+      <w:rPr>
+        <w:rFonts w:ascii="Wingdings" w:hAnsi="Wingdings" w:hint="default"/>
+      </w:rPr>
+    </w:lvl>
+    <w:lvl w:ilvl="3" w:tplc="04090001" w:tentative="1">
+      <w:start w:val="1"/>
+      <w:numFmt w:val="bullet"/>
+      <w:lvlText w:val=""/>
+      <w:lvlJc w:val="left"/>
+      <w:pPr>
+        <w:ind w:left="2520" w:hanging="360"/>
+      </w:pPr>
+      <w:rPr>
+        <w:rFonts w:ascii="Symbol" w:hAnsi="Symbol" w:hint="default"/>
+      </w:rPr>
+    </w:lvl>
+    <w:lvl w:ilvl="4" w:tplc="04090003" w:tentative="1">
+      <w:start w:val="1"/>
+      <w:numFmt w:val="bullet"/>
+      <w:lvlText w:val="o"/>
+      <w:lvlJc w:val="left"/>
+      <w:pPr>
+        <w:ind w:left="3240" w:hanging="360"/>
+      </w:pPr>
+      <w:rPr>
+        <w:rFonts w:ascii="Courier New" w:hAnsi="Courier New" w:cs="Courier New" w:hint="default"/>
+      </w:rPr>
+    </w:lvl>
+    <w:lvl w:ilvl="5" w:tplc="04090005" w:tentative="1">
+      <w:start w:val="1"/>
+      <w:numFmt w:val="bullet"/>
+      <w:lvlText w:val=""/>
+      <w:lvlJc w:val="left"/>
+      <w:pPr>
+        <w:ind w:left="3960" w:hanging="360"/>
+      </w:pPr>
+      <w:rPr>
+        <w:rFonts w:ascii="Wingdings" w:hAnsi="Wingdings" w:hint="default"/>
+      </w:rPr>
+    </w:lvl>
+    <w:lvl w:ilvl="6" w:tplc="04090001" w:tentative="1">
+      <w:start w:val="1"/>
+      <w:numFmt w:val="bullet"/>
+      <w:lvlText w:val=""/>
+      <w:lvlJc w:val="left"/>
+      <w:pPr>
+        <w:ind w:left="4680" w:hanging="360"/>
+      </w:pPr>
+      <w:rPr>
+        <w:rFonts w:ascii="Symbol" w:hAnsi="Symbol" w:hint="default"/>
+      </w:rPr>
+    </w:lvl>
+    <w:lvl w:ilvl="7" w:tplc="04090003" w:tentative="1">
+      <w:start w:val="1"/>
+      <w:numFmt w:val="bullet"/>
+      <w:lvlText w:val="o"/>
+      <w:lvlJc w:val="left"/>
+      <w:pPr>
+        <w:ind w:left="5400" w:hanging="360"/>
+      </w:pPr>
+      <w:rPr>
+        <w:rFonts w:ascii="Courier New" w:hAnsi="Courier New" w:cs="Courier New" w:hint="default"/>
+      </w:rPr>
+    </w:lvl>
+    <w:lvl w:ilvl="8" w:tplc="04090005" w:tentative="1">
+      <w:start w:val="1"/>
+      <w:numFmt w:val="bullet"/>
+      <w:lvlText w:val=""/>
+      <w:lvlJc w:val="left"/>
+      <w:pPr>
+        <w:ind w:left="6120" w:hanging="360"/>
+      </w:pPr>
+      <w:rPr>
+        <w:rFonts w:ascii="Wingdings" w:hAnsi="Wingdings" w:hint="default"/>
+      </w:rPr>
+    </w:lvl>
+  </w:abstractNum>
+  <w:abstractNum w:abstractNumId="8">
     <w:nsid w:val="26B9476A"/>
     <w:multiLevelType w:val="hybridMultilevel"/>
     <w:tmpl w:val="F112CEC4"/>
@@ -6096,7 +5007,121 @@
       </w:rPr>
     </w:lvl>
   </w:abstractNum>
-  <w:abstractNum w:abstractNumId="6">
+  <w:abstractNum w:abstractNumId="9">
+    <w:nsid w:val="301E397C"/>
+    <w:multiLevelType w:val="hybridMultilevel"/>
+    <w:tmpl w:val="219CBAAC"/>
+    <w:lvl w:ilvl="0" w:tplc="FF1ED2CA">
+      <w:start w:val="1"/>
+      <w:numFmt w:val="bullet"/>
+      <w:lvlText w:val=""/>
+      <w:lvlJc w:val="left"/>
+      <w:pPr>
+        <w:ind w:left="360" w:hanging="360"/>
+      </w:pPr>
+      <w:rPr>
+        <w:rFonts w:ascii="Wingdings" w:hAnsi="Wingdings" w:hint="default"/>
+        <w:sz w:val="22"/>
+      </w:rPr>
+    </w:lvl>
+    <w:lvl w:ilvl="1" w:tplc="04090003" w:tentative="1">
+      <w:start w:val="1"/>
+      <w:numFmt w:val="bullet"/>
+      <w:lvlText w:val="o"/>
+      <w:lvlJc w:val="left"/>
+      <w:pPr>
+        <w:ind w:left="1080" w:hanging="360"/>
+      </w:pPr>
+      <w:rPr>
+        <w:rFonts w:ascii="Courier New" w:hAnsi="Courier New" w:cs="Courier New" w:hint="default"/>
+      </w:rPr>
+    </w:lvl>
+    <w:lvl w:ilvl="2" w:tplc="04090005" w:tentative="1">
+      <w:start w:val="1"/>
+      <w:numFmt w:val="bullet"/>
+      <w:lvlText w:val=""/>
+      <w:lvlJc w:val="left"/>
+      <w:pPr>
+        <w:ind w:left="1800" w:hanging="360"/>
+      </w:pPr>
+      <w:rPr>
+        <w:rFonts w:ascii="Wingdings" w:hAnsi="Wingdings" w:hint="default"/>
+      </w:rPr>
+    </w:lvl>
+    <w:lvl w:ilvl="3" w:tplc="04090001" w:tentative="1">
+      <w:start w:val="1"/>
+      <w:numFmt w:val="bullet"/>
+      <w:lvlText w:val=""/>
+      <w:lvlJc w:val="left"/>
+      <w:pPr>
+        <w:ind w:left="2520" w:hanging="360"/>
+      </w:pPr>
+      <w:rPr>
+        <w:rFonts w:ascii="Symbol" w:hAnsi="Symbol" w:hint="default"/>
+      </w:rPr>
+    </w:lvl>
+    <w:lvl w:ilvl="4" w:tplc="04090003" w:tentative="1">
+      <w:start w:val="1"/>
+      <w:numFmt w:val="bullet"/>
+      <w:lvlText w:val="o"/>
+      <w:lvlJc w:val="left"/>
+      <w:pPr>
+        <w:ind w:left="3240" w:hanging="360"/>
+      </w:pPr>
+      <w:rPr>
+        <w:rFonts w:ascii="Courier New" w:hAnsi="Courier New" w:cs="Courier New" w:hint="default"/>
+      </w:rPr>
+    </w:lvl>
+    <w:lvl w:ilvl="5" w:tplc="04090005" w:tentative="1">
+      <w:start w:val="1"/>
+      <w:numFmt w:val="bullet"/>
+      <w:lvlText w:val=""/>
+      <w:lvlJc w:val="left"/>
+      <w:pPr>
+        <w:ind w:left="3960" w:hanging="360"/>
+      </w:pPr>
+      <w:rPr>
+        <w:rFonts w:ascii="Wingdings" w:hAnsi="Wingdings" w:hint="default"/>
+      </w:rPr>
+    </w:lvl>
+    <w:lvl w:ilvl="6" w:tplc="04090001" w:tentative="1">
+      <w:start w:val="1"/>
+      <w:numFmt w:val="bullet"/>
+      <w:lvlText w:val=""/>
+      <w:lvlJc w:val="left"/>
+      <w:pPr>
+        <w:ind w:left="4680" w:hanging="360"/>
+      </w:pPr>
+      <w:rPr>
+        <w:rFonts w:ascii="Symbol" w:hAnsi="Symbol" w:hint="default"/>
+      </w:rPr>
+    </w:lvl>
+    <w:lvl w:ilvl="7" w:tplc="04090003" w:tentative="1">
+      <w:start w:val="1"/>
+      <w:numFmt w:val="bullet"/>
+      <w:lvlText w:val="o"/>
+      <w:lvlJc w:val="left"/>
+      <w:pPr>
+        <w:ind w:left="5400" w:hanging="360"/>
+      </w:pPr>
+      <w:rPr>
+        <w:rFonts w:ascii="Courier New" w:hAnsi="Courier New" w:cs="Courier New" w:hint="default"/>
+      </w:rPr>
+    </w:lvl>
+    <w:lvl w:ilvl="8" w:tplc="04090005" w:tentative="1">
+      <w:start w:val="1"/>
+      <w:numFmt w:val="bullet"/>
+      <w:lvlText w:val=""/>
+      <w:lvlJc w:val="left"/>
+      <w:pPr>
+        <w:ind w:left="6120" w:hanging="360"/>
+      </w:pPr>
+      <w:rPr>
+        <w:rFonts w:ascii="Wingdings" w:hAnsi="Wingdings" w:hint="default"/>
+      </w:rPr>
+    </w:lvl>
+  </w:abstractNum>
+  <w:abstractNum w:abstractNumId="10">
     <w:nsid w:val="32C0200B"/>
     <w:multiLevelType w:val="hybridMultilevel"/>
     <w:tmpl w:val="DCA09366"/>
@@ -6209,7 +5234,7 @@
       </w:rPr>
     </w:lvl>
   </w:abstractNum>
-  <w:abstractNum w:abstractNumId="7">
+  <w:abstractNum w:abstractNumId="11">
     <w:nsid w:val="32E36685"/>
     <w:multiLevelType w:val="hybridMultilevel"/>
     <w:tmpl w:val="7578F64E"/>
@@ -6322,7 +5347,7 @@
       </w:rPr>
     </w:lvl>
   </w:abstractNum>
-  <w:abstractNum w:abstractNumId="8">
+  <w:abstractNum w:abstractNumId="12">
     <w:nsid w:val="3323767C"/>
     <w:multiLevelType w:val="hybridMultilevel"/>
     <w:tmpl w:val="581A5F46"/>
@@ -6435,7 +5460,7 @@
       </w:rPr>
     </w:lvl>
   </w:abstractNum>
-  <w:abstractNum w:abstractNumId="9">
+  <w:abstractNum w:abstractNumId="13">
     <w:nsid w:val="3661720A"/>
     <w:multiLevelType w:val="hybridMultilevel"/>
     <w:tmpl w:val="78BEA0F4"/>
@@ -6548,7 +5573,7 @@
       </w:rPr>
     </w:lvl>
   </w:abstractNum>
-  <w:abstractNum w:abstractNumId="10">
+  <w:abstractNum w:abstractNumId="14">
     <w:nsid w:val="395376F1"/>
     <w:multiLevelType w:val="multilevel"/>
     <w:tmpl w:val="B69626D0"/>
@@ -6697,7 +5722,121 @@
       </w:rPr>
     </w:lvl>
   </w:abstractNum>
-  <w:abstractNum w:abstractNumId="11">
+  <w:abstractNum w:abstractNumId="15">
+    <w:nsid w:val="438A5068"/>
+    <w:multiLevelType w:val="hybridMultilevel"/>
+    <w:tmpl w:val="684E0AAA"/>
+    <w:lvl w:ilvl="0" w:tplc="585A11C0">
+      <w:start w:val="1"/>
+      <w:numFmt w:val="bullet"/>
+      <w:lvlText w:val=""/>
+      <w:lvlJc w:val="left"/>
+      <w:pPr>
+        <w:ind w:left="360" w:hanging="360"/>
+      </w:pPr>
+      <w:rPr>
+        <w:rFonts w:ascii="Wingdings" w:hAnsi="Wingdings" w:hint="default"/>
+        <w:sz w:val="22"/>
+      </w:rPr>
+    </w:lvl>
+    <w:lvl w:ilvl="1" w:tplc="04090003" w:tentative="1">
+      <w:start w:val="1"/>
+      <w:numFmt w:val="bullet"/>
+      <w:lvlText w:val="o"/>
+      <w:lvlJc w:val="left"/>
+      <w:pPr>
+        <w:ind w:left="1080" w:hanging="360"/>
+      </w:pPr>
+      <w:rPr>
+        <w:rFonts w:ascii="Courier New" w:hAnsi="Courier New" w:cs="Courier New" w:hint="default"/>
+      </w:rPr>
+    </w:lvl>
+    <w:lvl w:ilvl="2" w:tplc="04090005" w:tentative="1">
+      <w:start w:val="1"/>
+      <w:numFmt w:val="bullet"/>
+      <w:lvlText w:val=""/>
+      <w:lvlJc w:val="left"/>
+      <w:pPr>
+        <w:ind w:left="1800" w:hanging="360"/>
+      </w:pPr>
+      <w:rPr>
+        <w:rFonts w:ascii="Wingdings" w:hAnsi="Wingdings" w:hint="default"/>
+      </w:rPr>
+    </w:lvl>
+    <w:lvl w:ilvl="3" w:tplc="04090001" w:tentative="1">
+      <w:start w:val="1"/>
+      <w:numFmt w:val="bullet"/>
+      <w:lvlText w:val=""/>
+      <w:lvlJc w:val="left"/>
+      <w:pPr>
+        <w:ind w:left="2520" w:hanging="360"/>
+      </w:pPr>
+      <w:rPr>
+        <w:rFonts w:ascii="Symbol" w:hAnsi="Symbol" w:hint="default"/>
+      </w:rPr>
+    </w:lvl>
+    <w:lvl w:ilvl="4" w:tplc="04090003" w:tentative="1">
+      <w:start w:val="1"/>
+      <w:numFmt w:val="bullet"/>
+      <w:lvlText w:val="o"/>
+      <w:lvlJc w:val="left"/>
+      <w:pPr>
+        <w:ind w:left="3240" w:hanging="360"/>
+      </w:pPr>
+      <w:rPr>
+        <w:rFonts w:ascii="Courier New" w:hAnsi="Courier New" w:cs="Courier New" w:hint="default"/>
+      </w:rPr>
+    </w:lvl>
+    <w:lvl w:ilvl="5" w:tplc="04090005" w:tentative="1">
+      <w:start w:val="1"/>
+      <w:numFmt w:val="bullet"/>
+      <w:lvlText w:val=""/>
+      <w:lvlJc w:val="left"/>
+      <w:pPr>
+        <w:ind w:left="3960" w:hanging="360"/>
+      </w:pPr>
+      <w:rPr>
+        <w:rFonts w:ascii="Wingdings" w:hAnsi="Wingdings" w:hint="default"/>
+      </w:rPr>
+    </w:lvl>
+    <w:lvl w:ilvl="6" w:tplc="04090001" w:tentative="1">
+      <w:start w:val="1"/>
+      <w:numFmt w:val="bullet"/>
+      <w:lvlText w:val=""/>
+      <w:lvlJc w:val="left"/>
+      <w:pPr>
+        <w:ind w:left="4680" w:hanging="360"/>
+      </w:pPr>
+      <w:rPr>
+        <w:rFonts w:ascii="Symbol" w:hAnsi="Symbol" w:hint="default"/>
+      </w:rPr>
+    </w:lvl>
+    <w:lvl w:ilvl="7" w:tplc="04090003" w:tentative="1">
+      <w:start w:val="1"/>
+      <w:numFmt w:val="bullet"/>
+      <w:lvlText w:val="o"/>
+      <w:lvlJc w:val="left"/>
+      <w:pPr>
+        <w:ind w:left="5400" w:hanging="360"/>
+      </w:pPr>
+      <w:rPr>
+        <w:rFonts w:ascii="Courier New" w:hAnsi="Courier New" w:cs="Courier New" w:hint="default"/>
+      </w:rPr>
+    </w:lvl>
+    <w:lvl w:ilvl="8" w:tplc="04090005" w:tentative="1">
+      <w:start w:val="1"/>
+      <w:numFmt w:val="bullet"/>
+      <w:lvlText w:val=""/>
+      <w:lvlJc w:val="left"/>
+      <w:pPr>
+        <w:ind w:left="6120" w:hanging="360"/>
+      </w:pPr>
+      <w:rPr>
+        <w:rFonts w:ascii="Wingdings" w:hAnsi="Wingdings" w:hint="default"/>
+      </w:rPr>
+    </w:lvl>
+  </w:abstractNum>
+  <w:abstractNum w:abstractNumId="16">
     <w:nsid w:val="46531E56"/>
     <w:multiLevelType w:val="hybridMultilevel"/>
     <w:tmpl w:val="209C4F6A"/>
@@ -6810,7 +5949,7 @@
       </w:rPr>
     </w:lvl>
   </w:abstractNum>
-  <w:abstractNum w:abstractNumId="12">
+  <w:abstractNum w:abstractNumId="17">
     <w:nsid w:val="487C0A75"/>
     <w:multiLevelType w:val="hybridMultilevel"/>
     <w:tmpl w:val="F9746138"/>
@@ -6923,7 +6062,121 @@
       </w:rPr>
     </w:lvl>
   </w:abstractNum>
-  <w:abstractNum w:abstractNumId="13">
+  <w:abstractNum w:abstractNumId="18">
+    <w:nsid w:val="498C49A8"/>
+    <w:multiLevelType w:val="hybridMultilevel"/>
+    <w:tmpl w:val="165E5E7A"/>
+    <w:lvl w:ilvl="0" w:tplc="C142793A">
+      <w:start w:val="1"/>
+      <w:numFmt w:val="bullet"/>
+      <w:lvlText w:val=""/>
+      <w:lvlJc w:val="left"/>
+      <w:pPr>
+        <w:ind w:left="360" w:hanging="360"/>
+      </w:pPr>
+      <w:rPr>
+        <w:rFonts w:ascii="Wingdings" w:hAnsi="Wingdings" w:hint="default"/>
+        <w:sz w:val="22"/>
+      </w:rPr>
+    </w:lvl>
+    <w:lvl w:ilvl="1" w:tplc="04090003" w:tentative="1">
+      <w:start w:val="1"/>
+      <w:numFmt w:val="bullet"/>
+      <w:lvlText w:val="o"/>
+      <w:lvlJc w:val="left"/>
+      <w:pPr>
+        <w:ind w:left="1080" w:hanging="360"/>
+      </w:pPr>
+      <w:rPr>
+        <w:rFonts w:ascii="Courier New" w:hAnsi="Courier New" w:cs="Courier New" w:hint="default"/>
+      </w:rPr>
+    </w:lvl>
+    <w:lvl w:ilvl="2" w:tplc="04090005" w:tentative="1">
+      <w:start w:val="1"/>
+      <w:numFmt w:val="bullet"/>
+      <w:lvlText w:val=""/>
+      <w:lvlJc w:val="left"/>
+      <w:pPr>
+        <w:ind w:left="1800" w:hanging="360"/>
+      </w:pPr>
+      <w:rPr>
+        <w:rFonts w:ascii="Wingdings" w:hAnsi="Wingdings" w:hint="default"/>
+      </w:rPr>
+    </w:lvl>
+    <w:lvl w:ilvl="3" w:tplc="04090001" w:tentative="1">
+      <w:start w:val="1"/>
+      <w:numFmt w:val="bullet"/>
+      <w:lvlText w:val=""/>
+      <w:lvlJc w:val="left"/>
+      <w:pPr>
+        <w:ind w:left="2520" w:hanging="360"/>
+      </w:pPr>
+      <w:rPr>
+        <w:rFonts w:ascii="Symbol" w:hAnsi="Symbol" w:hint="default"/>
+      </w:rPr>
+    </w:lvl>
+    <w:lvl w:ilvl="4" w:tplc="04090003" w:tentative="1">
+      <w:start w:val="1"/>
+      <w:numFmt w:val="bullet"/>
+      <w:lvlText w:val="o"/>
+      <w:lvlJc w:val="left"/>
+      <w:pPr>
+        <w:ind w:left="3240" w:hanging="360"/>
+      </w:pPr>
+      <w:rPr>
+        <w:rFonts w:ascii="Courier New" w:hAnsi="Courier New" w:cs="Courier New" w:hint="default"/>
+      </w:rPr>
+    </w:lvl>
+    <w:lvl w:ilvl="5" w:tplc="04090005" w:tentative="1">
+      <w:start w:val="1"/>
+      <w:numFmt w:val="bullet"/>
+      <w:lvlText w:val=""/>
+      <w:lvlJc w:val="left"/>
+      <w:pPr>
+        <w:ind w:left="3960" w:hanging="360"/>
+      </w:pPr>
+      <w:rPr>
+        <w:rFonts w:ascii="Wingdings" w:hAnsi="Wingdings" w:hint="default"/>
+      </w:rPr>
+    </w:lvl>
+    <w:lvl w:ilvl="6" w:tplc="04090001" w:tentative="1">
+      <w:start w:val="1"/>
+      <w:numFmt w:val="bullet"/>
+      <w:lvlText w:val=""/>
+      <w:lvlJc w:val="left"/>
+      <w:pPr>
+        <w:ind w:left="4680" w:hanging="360"/>
+      </w:pPr>
+      <w:rPr>
+        <w:rFonts w:ascii="Symbol" w:hAnsi="Symbol" w:hint="default"/>
+      </w:rPr>
+    </w:lvl>
+    <w:lvl w:ilvl="7" w:tplc="04090003" w:tentative="1">
+      <w:start w:val="1"/>
+      <w:numFmt w:val="bullet"/>
+      <w:lvlText w:val="o"/>
+      <w:lvlJc w:val="left"/>
+      <w:pPr>
+        <w:ind w:left="5400" w:hanging="360"/>
+      </w:pPr>
+      <w:rPr>
+        <w:rFonts w:ascii="Courier New" w:hAnsi="Courier New" w:cs="Courier New" w:hint="default"/>
+      </w:rPr>
+    </w:lvl>
+    <w:lvl w:ilvl="8" w:tplc="04090005" w:tentative="1">
+      <w:start w:val="1"/>
+      <w:numFmt w:val="bullet"/>
+      <w:lvlText w:val=""/>
+      <w:lvlJc w:val="left"/>
+      <w:pPr>
+        <w:ind w:left="6120" w:hanging="360"/>
+      </w:pPr>
+      <w:rPr>
+        <w:rFonts w:ascii="Wingdings" w:hAnsi="Wingdings" w:hint="default"/>
+      </w:rPr>
+    </w:lvl>
+  </w:abstractNum>
+  <w:abstractNum w:abstractNumId="19">
     <w:nsid w:val="4A770CF7"/>
     <w:multiLevelType w:val="hybridMultilevel"/>
     <w:tmpl w:val="2E141E28"/>
@@ -7035,7 +6288,7 @@
       </w:rPr>
     </w:lvl>
   </w:abstractNum>
-  <w:abstractNum w:abstractNumId="14">
+  <w:abstractNum w:abstractNumId="20">
     <w:nsid w:val="4ADA45C0"/>
     <w:multiLevelType w:val="hybridMultilevel"/>
     <w:tmpl w:val="5386CA30"/>
@@ -7148,7 +6401,121 @@
       </w:rPr>
     </w:lvl>
   </w:abstractNum>
-  <w:abstractNum w:abstractNumId="15">
+  <w:abstractNum w:abstractNumId="21">
+    <w:nsid w:val="4B8A3ECE"/>
+    <w:multiLevelType w:val="hybridMultilevel"/>
+    <w:tmpl w:val="DA126854"/>
+    <w:lvl w:ilvl="0" w:tplc="E7565736">
+      <w:start w:val="1"/>
+      <w:numFmt w:val="bullet"/>
+      <w:lvlText w:val=""/>
+      <w:lvlJc w:val="left"/>
+      <w:pPr>
+        <w:ind w:left="360" w:hanging="360"/>
+      </w:pPr>
+      <w:rPr>
+        <w:rFonts w:ascii="Wingdings" w:hAnsi="Wingdings" w:hint="default"/>
+        <w:sz w:val="22"/>
+      </w:rPr>
+    </w:lvl>
+    <w:lvl w:ilvl="1" w:tplc="04090003" w:tentative="1">
+      <w:start w:val="1"/>
+      <w:numFmt w:val="bullet"/>
+      <w:lvlText w:val="o"/>
+      <w:lvlJc w:val="left"/>
+      <w:pPr>
+        <w:ind w:left="1080" w:hanging="360"/>
+      </w:pPr>
+      <w:rPr>
+        <w:rFonts w:ascii="Courier New" w:hAnsi="Courier New" w:cs="Courier New" w:hint="default"/>
+      </w:rPr>
+    </w:lvl>
+    <w:lvl w:ilvl="2" w:tplc="04090005" w:tentative="1">
+      <w:start w:val="1"/>
+      <w:numFmt w:val="bullet"/>
+      <w:lvlText w:val=""/>
+      <w:lvlJc w:val="left"/>
+      <w:pPr>
+        <w:ind w:left="1800" w:hanging="360"/>
+      </w:pPr>
+      <w:rPr>
+        <w:rFonts w:ascii="Wingdings" w:hAnsi="Wingdings" w:hint="default"/>
+      </w:rPr>
+    </w:lvl>
+    <w:lvl w:ilvl="3" w:tplc="04090001" w:tentative="1">
+      <w:start w:val="1"/>
+      <w:numFmt w:val="bullet"/>
+      <w:lvlText w:val=""/>
+      <w:lvlJc w:val="left"/>
+      <w:pPr>
+        <w:ind w:left="2520" w:hanging="360"/>
+      </w:pPr>
+      <w:rPr>
+        <w:rFonts w:ascii="Symbol" w:hAnsi="Symbol" w:hint="default"/>
+      </w:rPr>
+    </w:lvl>
+    <w:lvl w:ilvl="4" w:tplc="04090003" w:tentative="1">
+      <w:start w:val="1"/>
+      <w:numFmt w:val="bullet"/>
+      <w:lvlText w:val="o"/>
+      <w:lvlJc w:val="left"/>
+      <w:pPr>
+        <w:ind w:left="3240" w:hanging="360"/>
+      </w:pPr>
+      <w:rPr>
+        <w:rFonts w:ascii="Courier New" w:hAnsi="Courier New" w:cs="Courier New" w:hint="default"/>
+      </w:rPr>
+    </w:lvl>
+    <w:lvl w:ilvl="5" w:tplc="04090005" w:tentative="1">
+      <w:start w:val="1"/>
+      <w:numFmt w:val="bullet"/>
+      <w:lvlText w:val=""/>
+      <w:lvlJc w:val="left"/>
+      <w:pPr>
+        <w:ind w:left="3960" w:hanging="360"/>
+      </w:pPr>
+      <w:rPr>
+        <w:rFonts w:ascii="Wingdings" w:hAnsi="Wingdings" w:hint="default"/>
+      </w:rPr>
+    </w:lvl>
+    <w:lvl w:ilvl="6" w:tplc="04090001" w:tentative="1">
+      <w:start w:val="1"/>
+      <w:numFmt w:val="bullet"/>
+      <w:lvlText w:val=""/>
+      <w:lvlJc w:val="left"/>
+      <w:pPr>
+        <w:ind w:left="4680" w:hanging="360"/>
+      </w:pPr>
+      <w:rPr>
+        <w:rFonts w:ascii="Symbol" w:hAnsi="Symbol" w:hint="default"/>
+      </w:rPr>
+    </w:lvl>
+    <w:lvl w:ilvl="7" w:tplc="04090003" w:tentative="1">
+      <w:start w:val="1"/>
+      <w:numFmt w:val="bullet"/>
+      <w:lvlText w:val="o"/>
+      <w:lvlJc w:val="left"/>
+      <w:pPr>
+        <w:ind w:left="5400" w:hanging="360"/>
+      </w:pPr>
+      <w:rPr>
+        <w:rFonts w:ascii="Courier New" w:hAnsi="Courier New" w:cs="Courier New" w:hint="default"/>
+      </w:rPr>
+    </w:lvl>
+    <w:lvl w:ilvl="8" w:tplc="04090005" w:tentative="1">
+      <w:start w:val="1"/>
+      <w:numFmt w:val="bullet"/>
+      <w:lvlText w:val=""/>
+      <w:lvlJc w:val="left"/>
+      <w:pPr>
+        <w:ind w:left="6120" w:hanging="360"/>
+      </w:pPr>
+      <w:rPr>
+        <w:rFonts w:ascii="Wingdings" w:hAnsi="Wingdings" w:hint="default"/>
+      </w:rPr>
+    </w:lvl>
+  </w:abstractNum>
+  <w:abstractNum w:abstractNumId="22">
     <w:nsid w:val="4E9E55BF"/>
     <w:multiLevelType w:val="hybridMultilevel"/>
     <w:tmpl w:val="875C3984"/>
@@ -7261,7 +6628,7 @@
       </w:rPr>
     </w:lvl>
   </w:abstractNum>
-  <w:abstractNum w:abstractNumId="16">
+  <w:abstractNum w:abstractNumId="23">
     <w:nsid w:val="53687E90"/>
     <w:multiLevelType w:val="hybridMultilevel"/>
     <w:tmpl w:val="71DEEDB6"/>
@@ -7374,7 +6741,7 @@
       </w:rPr>
     </w:lvl>
   </w:abstractNum>
-  <w:abstractNum w:abstractNumId="17">
+  <w:abstractNum w:abstractNumId="24">
     <w:nsid w:val="54534210"/>
     <w:multiLevelType w:val="hybridMultilevel"/>
     <w:tmpl w:val="79AC324C"/>
@@ -7486,7 +6853,7 @@
       </w:rPr>
     </w:lvl>
   </w:abstractNum>
-  <w:abstractNum w:abstractNumId="18">
+  <w:abstractNum w:abstractNumId="25">
     <w:nsid w:val="56827475"/>
     <w:multiLevelType w:val="hybridMultilevel"/>
     <w:tmpl w:val="DF28AF82"/>
@@ -7599,7 +6966,7 @@
       </w:rPr>
     </w:lvl>
   </w:abstractNum>
-  <w:abstractNum w:abstractNumId="19">
+  <w:abstractNum w:abstractNumId="26">
     <w:nsid w:val="61915459"/>
     <w:multiLevelType w:val="multilevel"/>
     <w:tmpl w:val="3EC21006"/>
@@ -7748,7 +7115,121 @@
       </w:rPr>
     </w:lvl>
   </w:abstractNum>
-  <w:abstractNum w:abstractNumId="20">
+  <w:abstractNum w:abstractNumId="27">
+    <w:nsid w:val="61EF5EB7"/>
+    <w:multiLevelType w:val="hybridMultilevel"/>
+    <w:tmpl w:val="1AA826DC"/>
+    <w:lvl w:ilvl="0" w:tplc="2474C482">
+      <w:start w:val="1"/>
+      <w:numFmt w:val="bullet"/>
+      <w:lvlText w:val=""/>
+      <w:lvlJc w:val="left"/>
+      <w:pPr>
+        <w:ind w:left="360" w:hanging="360"/>
+      </w:pPr>
+      <w:rPr>
+        <w:rFonts w:ascii="Wingdings" w:hAnsi="Wingdings" w:hint="default"/>
+        <w:sz w:val="22"/>
+      </w:rPr>
+    </w:lvl>
+    <w:lvl w:ilvl="1" w:tplc="04090003" w:tentative="1">
+      <w:start w:val="1"/>
+      <w:numFmt w:val="bullet"/>
+      <w:lvlText w:val="o"/>
+      <w:lvlJc w:val="left"/>
+      <w:pPr>
+        <w:ind w:left="1080" w:hanging="360"/>
+      </w:pPr>
+      <w:rPr>
+        <w:rFonts w:ascii="Courier New" w:hAnsi="Courier New" w:cs="Courier New" w:hint="default"/>
+      </w:rPr>
+    </w:lvl>
+    <w:lvl w:ilvl="2" w:tplc="04090005" w:tentative="1">
+      <w:start w:val="1"/>
+      <w:numFmt w:val="bullet"/>
+      <w:lvlText w:val=""/>
+      <w:lvlJc w:val="left"/>
+      <w:pPr>
+        <w:ind w:left="1800" w:hanging="360"/>
+      </w:pPr>
+      <w:rPr>
+        <w:rFonts w:ascii="Wingdings" w:hAnsi="Wingdings" w:hint="default"/>
+      </w:rPr>
+    </w:lvl>
+    <w:lvl w:ilvl="3" w:tplc="04090001" w:tentative="1">
+      <w:start w:val="1"/>
+      <w:numFmt w:val="bullet"/>
+      <w:lvlText w:val=""/>
+      <w:lvlJc w:val="left"/>
+      <w:pPr>
+        <w:ind w:left="2520" w:hanging="360"/>
+      </w:pPr>
+      <w:rPr>
+        <w:rFonts w:ascii="Symbol" w:hAnsi="Symbol" w:hint="default"/>
+      </w:rPr>
+    </w:lvl>
+    <w:lvl w:ilvl="4" w:tplc="04090003" w:tentative="1">
+      <w:start w:val="1"/>
+      <w:numFmt w:val="bullet"/>
+      <w:lvlText w:val="o"/>
+      <w:lvlJc w:val="left"/>
+      <w:pPr>
+        <w:ind w:left="3240" w:hanging="360"/>
+      </w:pPr>
+      <w:rPr>
+        <w:rFonts w:ascii="Courier New" w:hAnsi="Courier New" w:cs="Courier New" w:hint="default"/>
+      </w:rPr>
+    </w:lvl>
+    <w:lvl w:ilvl="5" w:tplc="04090005" w:tentative="1">
+      <w:start w:val="1"/>
+      <w:numFmt w:val="bullet"/>
+      <w:lvlText w:val=""/>
+      <w:lvlJc w:val="left"/>
+      <w:pPr>
+        <w:ind w:left="3960" w:hanging="360"/>
+      </w:pPr>
+      <w:rPr>
+        <w:rFonts w:ascii="Wingdings" w:hAnsi="Wingdings" w:hint="default"/>
+      </w:rPr>
+    </w:lvl>
+    <w:lvl w:ilvl="6" w:tplc="04090001" w:tentative="1">
+      <w:start w:val="1"/>
+      <w:numFmt w:val="bullet"/>
+      <w:lvlText w:val=""/>
+      <w:lvlJc w:val="left"/>
+      <w:pPr>
+        <w:ind w:left="4680" w:hanging="360"/>
+      </w:pPr>
+      <w:rPr>
+        <w:rFonts w:ascii="Symbol" w:hAnsi="Symbol" w:hint="default"/>
+      </w:rPr>
+    </w:lvl>
+    <w:lvl w:ilvl="7" w:tplc="04090003" w:tentative="1">
+      <w:start w:val="1"/>
+      <w:numFmt w:val="bullet"/>
+      <w:lvlText w:val="o"/>
+      <w:lvlJc w:val="left"/>
+      <w:pPr>
+        <w:ind w:left="5400" w:hanging="360"/>
+      </w:pPr>
+      <w:rPr>
+        <w:rFonts w:ascii="Courier New" w:hAnsi="Courier New" w:cs="Courier New" w:hint="default"/>
+      </w:rPr>
+    </w:lvl>
+    <w:lvl w:ilvl="8" w:tplc="04090005" w:tentative="1">
+      <w:start w:val="1"/>
+      <w:numFmt w:val="bullet"/>
+      <w:lvlText w:val=""/>
+      <w:lvlJc w:val="left"/>
+      <w:pPr>
+        <w:ind w:left="6120" w:hanging="360"/>
+      </w:pPr>
+      <w:rPr>
+        <w:rFonts w:ascii="Wingdings" w:hAnsi="Wingdings" w:hint="default"/>
+      </w:rPr>
+    </w:lvl>
+  </w:abstractNum>
+  <w:abstractNum w:abstractNumId="28">
     <w:nsid w:val="62301B98"/>
     <w:multiLevelType w:val="hybridMultilevel"/>
     <w:tmpl w:val="A3FEC8DE"/>
@@ -7861,7 +7342,121 @@
       </w:rPr>
     </w:lvl>
   </w:abstractNum>
-  <w:abstractNum w:abstractNumId="21">
+  <w:abstractNum w:abstractNumId="29">
+    <w:nsid w:val="639813E7"/>
+    <w:multiLevelType w:val="hybridMultilevel"/>
+    <w:tmpl w:val="B41E7C06"/>
+    <w:lvl w:ilvl="0" w:tplc="984C0982">
+      <w:start w:val="1"/>
+      <w:numFmt w:val="bullet"/>
+      <w:lvlText w:val=""/>
+      <w:lvlJc w:val="left"/>
+      <w:pPr>
+        <w:ind w:left="360" w:hanging="360"/>
+      </w:pPr>
+      <w:rPr>
+        <w:rFonts w:ascii="Wingdings" w:hAnsi="Wingdings" w:hint="default"/>
+        <w:sz w:val="22"/>
+      </w:rPr>
+    </w:lvl>
+    <w:lvl w:ilvl="1" w:tplc="04090003" w:tentative="1">
+      <w:start w:val="1"/>
+      <w:numFmt w:val="bullet"/>
+      <w:lvlText w:val="o"/>
+      <w:lvlJc w:val="left"/>
+      <w:pPr>
+        <w:ind w:left="1080" w:hanging="360"/>
+      </w:pPr>
+      <w:rPr>
+        <w:rFonts w:ascii="Courier New" w:hAnsi="Courier New" w:cs="Courier New" w:hint="default"/>
+      </w:rPr>
+    </w:lvl>
+    <w:lvl w:ilvl="2" w:tplc="04090005" w:tentative="1">
+      <w:start w:val="1"/>
+      <w:numFmt w:val="bullet"/>
+      <w:lvlText w:val=""/>
+      <w:lvlJc w:val="left"/>
+      <w:pPr>
+        <w:ind w:left="1800" w:hanging="360"/>
+      </w:pPr>
+      <w:rPr>
+        <w:rFonts w:ascii="Wingdings" w:hAnsi="Wingdings" w:hint="default"/>
+      </w:rPr>
+    </w:lvl>
+    <w:lvl w:ilvl="3" w:tplc="04090001" w:tentative="1">
+      <w:start w:val="1"/>
+      <w:numFmt w:val="bullet"/>
+      <w:lvlText w:val=""/>
+      <w:lvlJc w:val="left"/>
+      <w:pPr>
+        <w:ind w:left="2520" w:hanging="360"/>
+      </w:pPr>
+      <w:rPr>
+        <w:rFonts w:ascii="Symbol" w:hAnsi="Symbol" w:hint="default"/>
+      </w:rPr>
+    </w:lvl>
+    <w:lvl w:ilvl="4" w:tplc="04090003" w:tentative="1">
+      <w:start w:val="1"/>
+      <w:numFmt w:val="bullet"/>
+      <w:lvlText w:val="o"/>
+      <w:lvlJc w:val="left"/>
+      <w:pPr>
+        <w:ind w:left="3240" w:hanging="360"/>
+      </w:pPr>
+      <w:rPr>
+        <w:rFonts w:ascii="Courier New" w:hAnsi="Courier New" w:cs="Courier New" w:hint="default"/>
+      </w:rPr>
+    </w:lvl>
+    <w:lvl w:ilvl="5" w:tplc="04090005" w:tentative="1">
+      <w:start w:val="1"/>
+      <w:numFmt w:val="bullet"/>
+      <w:lvlText w:val=""/>
+      <w:lvlJc w:val="left"/>
+      <w:pPr>
+        <w:ind w:left="3960" w:hanging="360"/>
+      </w:pPr>
+      <w:rPr>
+        <w:rFonts w:ascii="Wingdings" w:hAnsi="Wingdings" w:hint="default"/>
+      </w:rPr>
+    </w:lvl>
+    <w:lvl w:ilvl="6" w:tplc="04090001" w:tentative="1">
+      <w:start w:val="1"/>
+      <w:numFmt w:val="bullet"/>
+      <w:lvlText w:val=""/>
+      <w:lvlJc w:val="left"/>
+      <w:pPr>
+        <w:ind w:left="4680" w:hanging="360"/>
+      </w:pPr>
+      <w:rPr>
+        <w:rFonts w:ascii="Symbol" w:hAnsi="Symbol" w:hint="default"/>
+      </w:rPr>
+    </w:lvl>
+    <w:lvl w:ilvl="7" w:tplc="04090003" w:tentative="1">
+      <w:start w:val="1"/>
+      <w:numFmt w:val="bullet"/>
+      <w:lvlText w:val="o"/>
+      <w:lvlJc w:val="left"/>
+      <w:pPr>
+        <w:ind w:left="5400" w:hanging="360"/>
+      </w:pPr>
+      <w:rPr>
+        <w:rFonts w:ascii="Courier New" w:hAnsi="Courier New" w:cs="Courier New" w:hint="default"/>
+      </w:rPr>
+    </w:lvl>
+    <w:lvl w:ilvl="8" w:tplc="04090005" w:tentative="1">
+      <w:start w:val="1"/>
+      <w:numFmt w:val="bullet"/>
+      <w:lvlText w:val=""/>
+      <w:lvlJc w:val="left"/>
+      <w:pPr>
+        <w:ind w:left="6120" w:hanging="360"/>
+      </w:pPr>
+      <w:rPr>
+        <w:rFonts w:ascii="Wingdings" w:hAnsi="Wingdings" w:hint="default"/>
+      </w:rPr>
+    </w:lvl>
+  </w:abstractNum>
+  <w:abstractNum w:abstractNumId="30">
     <w:nsid w:val="65D204A4"/>
     <w:multiLevelType w:val="hybridMultilevel"/>
     <w:tmpl w:val="4A9CB89A"/>
@@ -7973,7 +7568,7 @@
       </w:rPr>
     </w:lvl>
   </w:abstractNum>
-  <w:abstractNum w:abstractNumId="22">
+  <w:abstractNum w:abstractNumId="31">
     <w:nsid w:val="65E147CD"/>
     <w:multiLevelType w:val="hybridMultilevel"/>
     <w:tmpl w:val="6E6CAD9E"/>
@@ -8086,7 +7681,7 @@
       </w:rPr>
     </w:lvl>
   </w:abstractNum>
-  <w:abstractNum w:abstractNumId="23">
+  <w:abstractNum w:abstractNumId="32">
     <w:nsid w:val="71727121"/>
     <w:multiLevelType w:val="hybridMultilevel"/>
     <w:tmpl w:val="C37278BC"/>
@@ -8172,7 +7767,7 @@
       </w:pPr>
     </w:lvl>
   </w:abstractNum>
-  <w:abstractNum w:abstractNumId="24">
+  <w:abstractNum w:abstractNumId="33">
     <w:nsid w:val="72A57C8E"/>
     <w:multiLevelType w:val="multilevel"/>
     <w:tmpl w:val="33D85388"/>
@@ -8321,7 +7916,7 @@
       </w:rPr>
     </w:lvl>
   </w:abstractNum>
-  <w:abstractNum w:abstractNumId="25">
+  <w:abstractNum w:abstractNumId="34">
     <w:nsid w:val="777F1027"/>
     <w:multiLevelType w:val="hybridMultilevel"/>
     <w:tmpl w:val="8794BDF8"/>
@@ -8433,7 +8028,7 @@
       </w:rPr>
     </w:lvl>
   </w:abstractNum>
-  <w:abstractNum w:abstractNumId="26">
+  <w:abstractNum w:abstractNumId="35">
     <w:nsid w:val="7E62486E"/>
     <w:multiLevelType w:val="multilevel"/>
     <w:tmpl w:val="DE285482"/>
@@ -8583,88 +8178,115 @@
     </w:lvl>
   </w:abstractNum>
   <w:num w:numId="1">
-    <w:abstractNumId w:val="23"/>
+    <w:abstractNumId w:val="32"/>
     <w:lvlOverride w:ilvl="0">
       <w:startOverride w:val="1"/>
     </w:lvlOverride>
   </w:num>
   <w:num w:numId="2">
+    <w:abstractNumId w:val="3"/>
+  </w:num>
+  <w:num w:numId="3">
+    <w:abstractNumId w:val="23"/>
+  </w:num>
+  <w:num w:numId="4">
+    <w:abstractNumId w:val="19"/>
+  </w:num>
+  <w:num w:numId="5">
+    <w:abstractNumId w:val="4"/>
+  </w:num>
+  <w:num w:numId="6">
+    <w:abstractNumId w:val="20"/>
+  </w:num>
+  <w:num w:numId="7">
+    <w:abstractNumId w:val="24"/>
+  </w:num>
+  <w:num w:numId="8">
     <w:abstractNumId w:val="1"/>
   </w:num>
-  <w:num w:numId="3">
+  <w:num w:numId="9">
+    <w:abstractNumId w:val="34"/>
+  </w:num>
+  <w:num w:numId="10">
+    <w:abstractNumId w:val="28"/>
+  </w:num>
+  <w:num w:numId="11">
+    <w:abstractNumId w:val="10"/>
+  </w:num>
+  <w:num w:numId="12">
+    <w:abstractNumId w:val="30"/>
+  </w:num>
+  <w:num w:numId="13">
+    <w:abstractNumId w:val="26"/>
+  </w:num>
+  <w:num w:numId="14">
+    <w:abstractNumId w:val="35"/>
+  </w:num>
+  <w:num w:numId="15">
+    <w:abstractNumId w:val="14"/>
+  </w:num>
+  <w:num w:numId="16">
+    <w:abstractNumId w:val="5"/>
+  </w:num>
+  <w:num w:numId="17">
+    <w:abstractNumId w:val="25"/>
+  </w:num>
+  <w:num w:numId="18">
+    <w:abstractNumId w:val="11"/>
+  </w:num>
+  <w:num w:numId="19">
     <w:abstractNumId w:val="16"/>
   </w:num>
-  <w:num w:numId="4">
+  <w:num w:numId="20">
     <w:abstractNumId w:val="13"/>
   </w:num>
-  <w:num w:numId="5">
+  <w:num w:numId="21">
+    <w:abstractNumId w:val="8"/>
+  </w:num>
+  <w:num w:numId="22">
+    <w:abstractNumId w:val="17"/>
+  </w:num>
+  <w:num w:numId="23">
+    <w:abstractNumId w:val="22"/>
+  </w:num>
+  <w:num w:numId="24">
+    <w:abstractNumId w:val="33"/>
+  </w:num>
+  <w:num w:numId="25">
+    <w:abstractNumId w:val="6"/>
+  </w:num>
+  <w:num w:numId="26">
+    <w:abstractNumId w:val="31"/>
+  </w:num>
+  <w:num w:numId="27">
+    <w:abstractNumId w:val="12"/>
+  </w:num>
+  <w:num w:numId="28">
     <w:abstractNumId w:val="2"/>
   </w:num>
-  <w:num w:numId="6">
-    <w:abstractNumId w:val="14"/>
-  </w:num>
-  <w:num w:numId="7">
-    <w:abstractNumId w:val="17"/>
-  </w:num>
-  <w:num w:numId="8">
+  <w:num w:numId="29">
     <w:abstractNumId w:val="0"/>
   </w:num>
-  <w:num w:numId="9">
-    <w:abstractNumId w:val="25"/>
+  <w:num w:numId="30">
+    <w:abstractNumId w:val="18"/>
   </w:num>
-  <w:num w:numId="10">
-    <w:abstractNumId w:val="20"/>
+  <w:num w:numId="31">
+    <w:abstractNumId w:val="29"/>
   </w:num>
-  <w:num w:numId="11">
-    <w:abstractNumId w:val="6"/>
+  <w:num w:numId="32">
+    <w:abstractNumId w:val="15"/>
   </w:num>
-  <w:num w:numId="12">
+  <w:num w:numId="33">
+    <w:abstractNumId w:val="7"/>
+  </w:num>
+  <w:num w:numId="34">
+    <w:abstractNumId w:val="27"/>
+  </w:num>
+  <w:num w:numId="35">
     <w:abstractNumId w:val="21"/>
   </w:num>
-  <w:num w:numId="13">
-    <w:abstractNumId w:val="19"/>
-  </w:num>
-  <w:num w:numId="14">
-    <w:abstractNumId w:val="26"/>
-  </w:num>
-  <w:num w:numId="15">
-    <w:abstractNumId w:val="10"/>
-  </w:num>
-  <w:num w:numId="16">
-    <w:abstractNumId w:val="3"/>
-  </w:num>
-  <w:num w:numId="17">
-    <w:abstractNumId w:val="18"/>
-  </w:num>
-  <w:num w:numId="18">
-    <w:abstractNumId w:val="7"/>
-  </w:num>
-  <w:num w:numId="19">
-    <w:abstractNumId w:val="11"/>
-  </w:num>
-  <w:num w:numId="20">
+  <w:num w:numId="36">
     <w:abstractNumId w:val="9"/>
-  </w:num>
-  <w:num w:numId="21">
-    <w:abstractNumId w:val="5"/>
-  </w:num>
-  <w:num w:numId="22">
-    <w:abstractNumId w:val="12"/>
-  </w:num>
-  <w:num w:numId="23">
-    <w:abstractNumId w:val="15"/>
-  </w:num>
-  <w:num w:numId="24">
-    <w:abstractNumId w:val="24"/>
-  </w:num>
-  <w:num w:numId="25">
-    <w:abstractNumId w:val="4"/>
-  </w:num>
-  <w:num w:numId="26">
-    <w:abstractNumId w:val="22"/>
-  </w:num>
-  <w:num w:numId="27">
-    <w:abstractNumId w:val="8"/>
   </w:num>
 </w:numbering>
 </file>
@@ -9618,4 +9240,16 @@
   <a:objectDefaults/>
   <a:extraClrSchemeLst/>
 </a:theme>
+</file>
+
+<file path=customXml/item1.xml><?xml version="1.0" encoding="utf-8"?>
+<b:Sources xmlns:b="http://schemas.openxmlformats.org/officeDocument/2006/bibliography" xmlns="http://schemas.openxmlformats.org/officeDocument/2006/bibliography" SelectedStyle="\APA.XSL" StyleName="APA"/>
+</file>
+
+<file path=customXml/itemProps1.xml><?xml version="1.0" encoding="utf-8"?>
+<ds:datastoreItem xmlns:ds="http://schemas.openxmlformats.org/officeDocument/2006/customXml" ds:itemID="{A53A2D82-F46B-44DB-8FEC-27652A8F007C}">
+  <ds:schemaRefs>
+    <ds:schemaRef ds:uri="http://schemas.openxmlformats.org/officeDocument/2006/bibliography"/>
+  </ds:schemaRefs>
+</ds:datastoreItem>
 </file>
--- a/William/Python Backend/William_Jackson.docx
+++ b/William/Python Backend/William_Jackson.docx
@@ -187,76 +187,15 @@
             </w:pPr>
             <w:r>
               <w:rPr>
-                <w:rFonts w:ascii="Arial" w:eastAsia="Arial" w:hAnsi="Arial" w:cs="Arial"/>
+                <w:rFonts w:ascii="Arial" w:hAnsi="Arial" w:cs="Arial"/>
                 <w:color w:val="FFFFFF"/>
                 <w:sz w:val="17"/>
                 <w:szCs w:val="17"/>
               </w:rPr>
-              <w:t xml:space="preserve">Wellington, Nevada, United States | </w:t>
+              <w:t>Wellington, Nevada, United States | +1 (786) 949-7561| williamjdev@outlook.com | linkedin.com/in/william-jackson-40036a3ba</w:t>
             </w:r>
-            <w:r>
-              <w:rPr>
-                <w:rFonts w:ascii="Arial" w:eastAsia="Arial" w:hAnsi="Arial" w:cs="Arial"/>
-                <w:color w:val="FFFFFF"/>
-                <w:sz w:val="17"/>
-                <w:szCs w:val="17"/>
-              </w:rPr>
-              <w:t>+1 (786) 949-7561</w:t>
-            </w:r>
-            <w:r>
-              <w:rPr>
-                <w:rFonts w:ascii="Arial" w:eastAsia="Arial" w:hAnsi="Arial" w:cs="Arial"/>
-                <w:color w:val="FFFFFF"/>
-                <w:sz w:val="17"/>
-                <w:szCs w:val="17"/>
-              </w:rPr>
-              <w:t xml:space="preserve"> </w:t>
-            </w:r>
-            <w:r>
-              <w:rPr>
-                <w:rFonts w:ascii="Arial" w:eastAsia="Arial" w:hAnsi="Arial" w:cs="Arial"/>
-                <w:color w:val="FFFFFF"/>
-                <w:sz w:val="17"/>
-                <w:szCs w:val="17"/>
-              </w:rPr>
-              <w:t xml:space="preserve">| </w:t>
-            </w:r>
-            <w:r>
-              <w:rPr>
-                <w:rFonts w:ascii="Arial" w:eastAsia="Arial" w:hAnsi="Arial" w:cs="Arial"/>
-                <w:color w:val="FFFFFF"/>
-                <w:sz w:val="17"/>
-                <w:szCs w:val="17"/>
-              </w:rPr>
-              <w:t>williamjackson.pro@outlook.com</w:t>
-            </w:r>
-            <w:r>
-              <w:rPr>
-                <w:rFonts w:ascii="Arial" w:eastAsia="Arial" w:hAnsi="Arial" w:cs="Arial"/>
-                <w:color w:val="FFFFFF"/>
-                <w:sz w:val="17"/>
-                <w:szCs w:val="17"/>
-              </w:rPr>
-              <w:t xml:space="preserve"> | </w:t>
-            </w:r>
-            <w:r>
-              <w:rPr>
-                <w:rFonts w:ascii="Arial" w:eastAsia="Arial" w:hAnsi="Arial" w:cs="Arial"/>
-                <w:color w:val="FFFFFF"/>
-                <w:sz w:val="17"/>
-                <w:szCs w:val="17"/>
-              </w:rPr>
-              <w:t>linkedin.com/in/william-jackson-</w:t>
-            </w:r>
-            <w:r>
-              <w:rPr>
-                <w:rFonts w:ascii="Arial" w:eastAsia="Arial" w:hAnsi="Arial" w:cs="Arial"/>
-                <w:color w:val="FFFFFF"/>
-                <w:sz w:val="17"/>
-                <w:szCs w:val="17"/>
-              </w:rPr>
-              <w:t>75b9343b6</w:t>
-            </w:r>
+            <w:bookmarkStart w:id="0" w:name="_GoBack"/>
+            <w:bookmarkEnd w:id="0"/>
           </w:p>
         </w:tc>
       </w:tr>
@@ -3892,15 +3831,7 @@
         <w:rPr>
           <w:sz w:val="22"/>
         </w:rPr>
-        <w:t>, and production enginee</w:t>
-      </w:r>
-      <w:bookmarkStart w:id="0" w:name="_GoBack"/>
-      <w:bookmarkEnd w:id="0"/>
-      <w:r>
-        <w:rPr>
-          <w:sz w:val="22"/>
-        </w:rPr>
-        <w:t>ring practices.</w:t>
+        <w:t>, and production engineering practices.</w:t>
       </w:r>
     </w:p>
     <w:sectPr>
@@ -9247,7 +9178,7 @@
 </file>
 
 <file path=customXml/itemProps1.xml><?xml version="1.0" encoding="utf-8"?>
-<ds:datastoreItem xmlns:ds="http://schemas.openxmlformats.org/officeDocument/2006/customXml" ds:itemID="{A53A2D82-F46B-44DB-8FEC-27652A8F007C}">
+<ds:datastoreItem xmlns:ds="http://schemas.openxmlformats.org/officeDocument/2006/customXml" ds:itemID="{A7F6AE97-ADE1-4B45-B29A-483170AF247E}">
   <ds:schemaRefs>
     <ds:schemaRef ds:uri="http://schemas.openxmlformats.org/officeDocument/2006/bibliography"/>
   </ds:schemaRefs>

--- a/William/Python Backend/William_Jackson.docx
+++ b/William/Python Backend/William_Jackson.docx
@@ -81,7 +81,6 @@
         </w:rPr>
         <w:t>Python(</w:t>
       </w:r>
-      <w:proofErr w:type="spellStart"/>
       <w:proofErr w:type="gramEnd"/>
       <w:r>
         <w:rPr>
@@ -90,17 +89,7 @@
           <w:sz w:val="19"/>
           <w:szCs w:val="19"/>
         </w:rPr>
-        <w:t>Django</w:t>
-      </w:r>
-      <w:proofErr w:type="spellEnd"/>
-      <w:r>
-        <w:rPr>
-          <w:rFonts w:ascii="Arial" w:eastAsia="Arial" w:hAnsi="Arial" w:cs="Arial"/>
-          <w:color w:val="555555"/>
-          <w:sz w:val="19"/>
-          <w:szCs w:val="19"/>
-        </w:rPr>
-        <w:t>/</w:t>
+        <w:t>Django/</w:t>
       </w:r>
       <w:proofErr w:type="spellStart"/>
       <w:r>
@@ -194,8 +183,6 @@
               </w:rPr>
               <w:t>Wellington, Nevada, United States | +1 (786) 949-7561| williamjdev@outlook.com | linkedin.com/in/william-jackson-40036a3ba</w:t>
             </w:r>
-            <w:bookmarkStart w:id="0" w:name="_GoBack"/>
-            <w:bookmarkEnd w:id="0"/>
           </w:p>
         </w:tc>
       </w:tr>
@@ -254,7 +241,39 @@
           <w:rStyle w:val="Strong"/>
           <w:sz w:val="22"/>
         </w:rPr>
-        <w:t xml:space="preserve">network operations, data products, operational </w:t>
+        <w:t>network operations, data products, operational SaaS, and reliability-focused business platforms</w:t>
+      </w:r>
+      <w:r>
+        <w:rPr>
+          <w:sz w:val="22"/>
+        </w:rPr>
+        <w:t xml:space="preserve"> where stable APIs, trustworthy data, and fast incident recovery directly affect customer confidence. Strong hands-on depth across </w:t>
+      </w:r>
+      <w:r>
+        <w:rPr>
+          <w:rStyle w:val="Strong"/>
+          <w:sz w:val="22"/>
+        </w:rPr>
+        <w:t>Python 3.8–3.12</w:t>
+      </w:r>
+      <w:r>
+        <w:rPr>
+          <w:sz w:val="22"/>
+        </w:rPr>
+        <w:t xml:space="preserve">, </w:t>
+      </w:r>
+      <w:r>
+        <w:rPr>
+          <w:rStyle w:val="Strong"/>
+          <w:sz w:val="22"/>
+        </w:rPr>
+        <w:t>Django 2.2–5.x</w:t>
+      </w:r>
+      <w:r>
+        <w:rPr>
+          <w:sz w:val="22"/>
+        </w:rPr>
+        <w:t xml:space="preserve">, </w:t>
       </w:r>
       <w:proofErr w:type="spellStart"/>
       <w:r>
@@ -262,7 +281,7 @@
           <w:rStyle w:val="Strong"/>
           <w:sz w:val="22"/>
         </w:rPr>
-        <w:t>SaaS</w:t>
+        <w:t>FastAPI</w:t>
       </w:r>
       <w:proofErr w:type="spellEnd"/>
       <w:r>
@@ -270,20 +289,40 @@
           <w:rStyle w:val="Strong"/>
           <w:sz w:val="22"/>
         </w:rPr>
-        <w:t>, and reliability-focused business platforms</w:t>
-      </w:r>
-      <w:r>
-        <w:rPr>
-          <w:sz w:val="22"/>
-        </w:rPr>
-        <w:t xml:space="preserve"> where stable APIs, trustworthy data, and fast incident recovery directly affect customer confidence. Strong hands-on depth across </w:t>
-      </w:r>
-      <w:r>
-        <w:rPr>
-          <w:rStyle w:val="Strong"/>
-          <w:sz w:val="22"/>
-        </w:rPr>
-        <w:t>Python 3.8–3.12</w:t>
+        <w:t xml:space="preserve"> 0.7x–0.11x</w:t>
+      </w:r>
+      <w:r>
+        <w:rPr>
+          <w:sz w:val="22"/>
+        </w:rPr>
+        <w:t xml:space="preserve">, and </w:t>
+      </w:r>
+      <w:r>
+        <w:rPr>
+          <w:rStyle w:val="Strong"/>
+          <w:sz w:val="22"/>
+        </w:rPr>
+        <w:t>Flask 1.1–3.x</w:t>
+      </w:r>
+      <w:r>
+        <w:rPr>
+          <w:sz w:val="22"/>
+        </w:rPr>
+        <w:t xml:space="preserve">, designing services with clean boundaries, durable contracts, and pragmatic security controls. </w:t>
+      </w:r>
+      <w:proofErr w:type="gramStart"/>
+      <w:r>
+        <w:rPr>
+          <w:sz w:val="22"/>
+        </w:rPr>
+        <w:t xml:space="preserve">Known for modernizing fragile legacy services, improving API correctness, reducing alert noise, and delivering measurable reliability gains through </w:t>
+      </w:r>
+      <w:r>
+        <w:rPr>
+          <w:rStyle w:val="Strong"/>
+          <w:sz w:val="22"/>
+        </w:rPr>
+        <w:t>AWS</w:t>
       </w:r>
       <w:r>
         <w:rPr>
@@ -291,83 +330,6 @@
         </w:rPr>
         <w:t xml:space="preserve">, </w:t>
       </w:r>
-      <w:proofErr w:type="spellStart"/>
-      <w:r>
-        <w:rPr>
-          <w:rStyle w:val="Strong"/>
-          <w:sz w:val="22"/>
-        </w:rPr>
-        <w:t>Django</w:t>
-      </w:r>
-      <w:proofErr w:type="spellEnd"/>
-      <w:r>
-        <w:rPr>
-          <w:rStyle w:val="Strong"/>
-          <w:sz w:val="22"/>
-        </w:rPr>
-        <w:t xml:space="preserve"> 2.2–5.x</w:t>
-      </w:r>
-      <w:r>
-        <w:rPr>
-          <w:sz w:val="22"/>
-        </w:rPr>
-        <w:t xml:space="preserve">, </w:t>
-      </w:r>
-      <w:proofErr w:type="spellStart"/>
-      <w:r>
-        <w:rPr>
-          <w:rStyle w:val="Strong"/>
-          <w:sz w:val="22"/>
-        </w:rPr>
-        <w:t>FastAPI</w:t>
-      </w:r>
-      <w:proofErr w:type="spellEnd"/>
-      <w:r>
-        <w:rPr>
-          <w:rStyle w:val="Strong"/>
-          <w:sz w:val="22"/>
-        </w:rPr>
-        <w:t xml:space="preserve"> 0.7x–0.11x</w:t>
-      </w:r>
-      <w:r>
-        <w:rPr>
-          <w:sz w:val="22"/>
-        </w:rPr>
-        <w:t xml:space="preserve">, and </w:t>
-      </w:r>
-      <w:r>
-        <w:rPr>
-          <w:rStyle w:val="Strong"/>
-          <w:sz w:val="22"/>
-        </w:rPr>
-        <w:t>Flask 1.1–3.x</w:t>
-      </w:r>
-      <w:r>
-        <w:rPr>
-          <w:sz w:val="22"/>
-        </w:rPr>
-        <w:t xml:space="preserve">, designing services with clean boundaries, durable contracts, and pragmatic security controls. </w:t>
-      </w:r>
-      <w:proofErr w:type="gramStart"/>
-      <w:r>
-        <w:rPr>
-          <w:sz w:val="22"/>
-        </w:rPr>
-        <w:t xml:space="preserve">Known for modernizing fragile legacy services, improving API correctness, reducing alert noise, and delivering measurable reliability gains through </w:t>
-      </w:r>
-      <w:r>
-        <w:rPr>
-          <w:rStyle w:val="Strong"/>
-          <w:sz w:val="22"/>
-        </w:rPr>
-        <w:t>AWS</w:t>
-      </w:r>
-      <w:r>
-        <w:rPr>
-          <w:sz w:val="22"/>
-        </w:rPr>
-        <w:t xml:space="preserve">, </w:t>
-      </w:r>
       <w:r>
         <w:rPr>
           <w:rStyle w:val="Strong"/>
@@ -379,21 +341,7 @@
         <w:rPr>
           <w:sz w:val="22"/>
         </w:rPr>
-        <w:t xml:space="preserve">, </w:t>
-      </w:r>
-      <w:proofErr w:type="spellStart"/>
-      <w:r>
-        <w:rPr>
-          <w:sz w:val="22"/>
-        </w:rPr>
-        <w:t>observability</w:t>
-      </w:r>
-      <w:proofErr w:type="spellEnd"/>
-      <w:r>
-        <w:rPr>
-          <w:sz w:val="22"/>
-        </w:rPr>
-        <w:t>, and disciplined post-incident hardening.</w:t>
+        <w:t>, observability, and disciplined post-incident hardening.</w:t>
       </w:r>
       <w:proofErr w:type="gramEnd"/>
     </w:p>
@@ -457,21 +405,12 @@
         </w:rPr>
         <w:t xml:space="preserve">, </w:t>
       </w:r>
-      <w:proofErr w:type="spellStart"/>
-      <w:r>
-        <w:rPr>
-          <w:rStyle w:val="Strong"/>
-          <w:sz w:val="22"/>
-        </w:rPr>
-        <w:t>Django</w:t>
-      </w:r>
-      <w:proofErr w:type="spellEnd"/>
-      <w:r>
-        <w:rPr>
-          <w:rStyle w:val="Strong"/>
-          <w:sz w:val="22"/>
-        </w:rPr>
-        <w:t xml:space="preserve"> 2.2–5.x</w:t>
+      <w:r>
+        <w:rPr>
+          <w:rStyle w:val="Strong"/>
+          <w:sz w:val="22"/>
+        </w:rPr>
+        <w:t>Django 2.2–5.x</w:t>
       </w:r>
       <w:r>
         <w:rPr>
@@ -649,49 +588,21 @@
         <w:rPr>
           <w:sz w:val="22"/>
         </w:rPr>
-        <w:t xml:space="preserve"> </w:t>
+        <w:t xml:space="preserve"> PostgreSQL, MySQL, SQL Server, </w:t>
       </w:r>
       <w:proofErr w:type="spellStart"/>
       <w:r>
         <w:rPr>
           <w:sz w:val="22"/>
         </w:rPr>
-        <w:t>PostgreSQL</w:t>
+        <w:t>Redis</w:t>
       </w:r>
       <w:proofErr w:type="spellEnd"/>
       <w:r>
         <w:rPr>
           <w:sz w:val="22"/>
         </w:rPr>
-        <w:t xml:space="preserve">, MySQL, SQL Server, </w:t>
-      </w:r>
-      <w:proofErr w:type="spellStart"/>
-      <w:r>
-        <w:rPr>
-          <w:sz w:val="22"/>
-        </w:rPr>
-        <w:t>Redis</w:t>
-      </w:r>
-      <w:proofErr w:type="spellEnd"/>
-      <w:r>
-        <w:rPr>
-          <w:sz w:val="22"/>
-        </w:rPr>
-        <w:t xml:space="preserve">, </w:t>
-      </w:r>
-      <w:proofErr w:type="spellStart"/>
-      <w:r>
-        <w:rPr>
-          <w:sz w:val="22"/>
-        </w:rPr>
-        <w:t>MongoDB</w:t>
-      </w:r>
-      <w:proofErr w:type="spellEnd"/>
-      <w:r>
-        <w:rPr>
-          <w:sz w:val="22"/>
-        </w:rPr>
-        <w:t xml:space="preserve">, </w:t>
+        <w:t xml:space="preserve">, MongoDB, </w:t>
       </w:r>
       <w:proofErr w:type="spellStart"/>
       <w:r>
@@ -762,63 +673,61 @@
           <w:rStyle w:val="Strong"/>
           <w:sz w:val="22"/>
         </w:rPr>
-        <w:t xml:space="preserve">Cloud &amp; </w:t>
+        <w:t>Cloud &amp; DevOps —</w:t>
+      </w:r>
+      <w:r>
+        <w:rPr>
+          <w:sz w:val="22"/>
+        </w:rPr>
+        <w:t xml:space="preserve"> </w:t>
+      </w:r>
+      <w:r>
+        <w:rPr>
+          <w:rStyle w:val="Strong"/>
+          <w:sz w:val="22"/>
+        </w:rPr>
+        <w:t>AWS</w:t>
+      </w:r>
+      <w:r>
+        <w:rPr>
+          <w:sz w:val="22"/>
+        </w:rPr>
+        <w:t xml:space="preserve"> (EKS, ECS, EC2, Lambda, API Gateway, S3, </w:t>
       </w:r>
       <w:proofErr w:type="spellStart"/>
       <w:r>
         <w:rPr>
-          <w:rStyle w:val="Strong"/>
-          <w:sz w:val="22"/>
-        </w:rPr>
-        <w:t>DevOps</w:t>
+          <w:sz w:val="22"/>
+        </w:rPr>
+        <w:t>CloudFront</w:t>
       </w:r>
       <w:proofErr w:type="spellEnd"/>
       <w:r>
         <w:rPr>
-          <w:rStyle w:val="Strong"/>
-          <w:sz w:val="22"/>
-        </w:rPr>
-        <w:t xml:space="preserve"> —</w:t>
-      </w:r>
-      <w:r>
-        <w:rPr>
-          <w:sz w:val="22"/>
-        </w:rPr>
-        <w:t xml:space="preserve"> </w:t>
-      </w:r>
-      <w:r>
-        <w:rPr>
-          <w:rStyle w:val="Strong"/>
-          <w:sz w:val="22"/>
-        </w:rPr>
-        <w:t>AWS</w:t>
-      </w:r>
-      <w:r>
-        <w:rPr>
-          <w:sz w:val="22"/>
-        </w:rPr>
-        <w:t xml:space="preserve"> (EKS, ECS, EC2, Lambda, API Gateway, S3, </w:t>
+          <w:sz w:val="22"/>
+        </w:rPr>
+        <w:t xml:space="preserve">, RDS, </w:t>
       </w:r>
       <w:proofErr w:type="spellStart"/>
       <w:r>
         <w:rPr>
           <w:sz w:val="22"/>
         </w:rPr>
-        <w:t>CloudFront</w:t>
+        <w:t>DynamoDB</w:t>
       </w:r>
       <w:proofErr w:type="spellEnd"/>
       <w:r>
         <w:rPr>
           <w:sz w:val="22"/>
         </w:rPr>
-        <w:t xml:space="preserve">, RDS, </w:t>
+        <w:t xml:space="preserve">, </w:t>
       </w:r>
       <w:proofErr w:type="spellStart"/>
       <w:r>
         <w:rPr>
           <w:sz w:val="22"/>
         </w:rPr>
-        <w:t>DynamoDB</w:t>
+        <w:t>ElastiCache</w:t>
       </w:r>
       <w:proofErr w:type="spellEnd"/>
       <w:r>
@@ -832,180 +741,96 @@
         <w:rPr>
           <w:sz w:val="22"/>
         </w:rPr>
-        <w:t>ElastiCache</w:t>
+        <w:t>EventBridge</w:t>
       </w:r>
       <w:proofErr w:type="spellEnd"/>
       <w:r>
         <w:rPr>
           <w:sz w:val="22"/>
         </w:rPr>
-        <w:t xml:space="preserve">, </w:t>
+        <w:t xml:space="preserve">, Step Functions, IAM), </w:t>
+      </w:r>
+      <w:r>
+        <w:rPr>
+          <w:rStyle w:val="Strong"/>
+          <w:sz w:val="22"/>
+        </w:rPr>
+        <w:t>Azure</w:t>
+      </w:r>
+      <w:r>
+        <w:rPr>
+          <w:sz w:val="22"/>
+        </w:rPr>
+        <w:t xml:space="preserve"> (AKS, App Service, Azure SQL, Service Bus, Key Vault, Application Insights), </w:t>
+      </w:r>
+      <w:r>
+        <w:rPr>
+          <w:rStyle w:val="Strong"/>
+          <w:sz w:val="22"/>
+        </w:rPr>
+        <w:t>GCP</w:t>
+      </w:r>
+      <w:r>
+        <w:rPr>
+          <w:sz w:val="22"/>
+        </w:rPr>
+        <w:t xml:space="preserve"> (GKE, Cloud Run, Pub/Sub, Cloud Storage, </w:t>
       </w:r>
       <w:proofErr w:type="spellStart"/>
       <w:r>
         <w:rPr>
           <w:sz w:val="22"/>
         </w:rPr>
-        <w:t>EventBridge</w:t>
+        <w:t>BigQuery</w:t>
       </w:r>
       <w:proofErr w:type="spellEnd"/>
       <w:r>
         <w:rPr>
           <w:sz w:val="22"/>
         </w:rPr>
-        <w:t xml:space="preserve">, Step Functions, IAM), </w:t>
-      </w:r>
-      <w:r>
-        <w:rPr>
-          <w:rStyle w:val="Strong"/>
-          <w:sz w:val="22"/>
-        </w:rPr>
-        <w:t>Azure</w:t>
-      </w:r>
-      <w:r>
-        <w:rPr>
-          <w:sz w:val="22"/>
-        </w:rPr>
-        <w:t xml:space="preserve"> (AKS, App Service, Azure SQL, Service Bus, Key Vault, Application Insights), </w:t>
-      </w:r>
-      <w:r>
-        <w:rPr>
-          <w:rStyle w:val="Strong"/>
-          <w:sz w:val="22"/>
-        </w:rPr>
-        <w:t>GCP</w:t>
-      </w:r>
-      <w:r>
-        <w:rPr>
-          <w:sz w:val="22"/>
-        </w:rPr>
-        <w:t xml:space="preserve"> (GKE, Cloud Run, Pub/Sub, Cloud Storage, </w:t>
+        <w:t xml:space="preserve">), Docker, Kubernetes, Helm, Argo CD, </w:t>
       </w:r>
       <w:proofErr w:type="spellStart"/>
       <w:r>
         <w:rPr>
           <w:sz w:val="22"/>
         </w:rPr>
-        <w:t>BigQuery</w:t>
+        <w:t>GitOps</w:t>
       </w:r>
       <w:proofErr w:type="spellEnd"/>
       <w:r>
         <w:rPr>
           <w:sz w:val="22"/>
         </w:rPr>
-        <w:t xml:space="preserve">), </w:t>
+        <w:t xml:space="preserve">, Terraform, </w:t>
       </w:r>
       <w:proofErr w:type="spellStart"/>
       <w:r>
         <w:rPr>
           <w:sz w:val="22"/>
         </w:rPr>
-        <w:t>Docker</w:t>
+        <w:t>CloudFormation</w:t>
       </w:r>
       <w:proofErr w:type="spellEnd"/>
       <w:r>
         <w:rPr>
           <w:sz w:val="22"/>
         </w:rPr>
-        <w:t xml:space="preserve">, </w:t>
+        <w:t xml:space="preserve">, GitHub Actions, </w:t>
       </w:r>
       <w:proofErr w:type="spellStart"/>
       <w:r>
         <w:rPr>
           <w:sz w:val="22"/>
         </w:rPr>
-        <w:t>Kubernetes</w:t>
+        <w:t>GitLab</w:t>
       </w:r>
       <w:proofErr w:type="spellEnd"/>
       <w:r>
         <w:rPr>
           <w:sz w:val="22"/>
         </w:rPr>
-        <w:t xml:space="preserve">, Helm, Argo CD, </w:t>
-      </w:r>
-      <w:proofErr w:type="spellStart"/>
-      <w:r>
-        <w:rPr>
-          <w:sz w:val="22"/>
-        </w:rPr>
-        <w:t>GitOps</w:t>
-      </w:r>
-      <w:proofErr w:type="spellEnd"/>
-      <w:r>
-        <w:rPr>
-          <w:sz w:val="22"/>
-        </w:rPr>
-        <w:t xml:space="preserve">, </w:t>
-      </w:r>
-      <w:proofErr w:type="spellStart"/>
-      <w:r>
-        <w:rPr>
-          <w:sz w:val="22"/>
-        </w:rPr>
-        <w:t>Terraform</w:t>
-      </w:r>
-      <w:proofErr w:type="spellEnd"/>
-      <w:r>
-        <w:rPr>
-          <w:sz w:val="22"/>
-        </w:rPr>
-        <w:t xml:space="preserve">, </w:t>
-      </w:r>
-      <w:proofErr w:type="spellStart"/>
-      <w:r>
-        <w:rPr>
-          <w:sz w:val="22"/>
-        </w:rPr>
-        <w:t>CloudFormation</w:t>
-      </w:r>
-      <w:proofErr w:type="spellEnd"/>
-      <w:r>
-        <w:rPr>
-          <w:sz w:val="22"/>
-        </w:rPr>
-        <w:t xml:space="preserve">, </w:t>
-      </w:r>
-      <w:proofErr w:type="spellStart"/>
-      <w:r>
-        <w:rPr>
-          <w:sz w:val="22"/>
-        </w:rPr>
-        <w:t>GitHub</w:t>
-      </w:r>
-      <w:proofErr w:type="spellEnd"/>
-      <w:r>
-        <w:rPr>
-          <w:sz w:val="22"/>
-        </w:rPr>
-        <w:t xml:space="preserve"> Actions, </w:t>
-      </w:r>
-      <w:proofErr w:type="spellStart"/>
-      <w:r>
-        <w:rPr>
-          <w:sz w:val="22"/>
-        </w:rPr>
-        <w:t>GitLab</w:t>
-      </w:r>
-      <w:proofErr w:type="spellEnd"/>
-      <w:r>
-        <w:rPr>
-          <w:sz w:val="22"/>
-        </w:rPr>
-        <w:t xml:space="preserve"> CI, Jenkins, Azure </w:t>
-      </w:r>
-      <w:proofErr w:type="spellStart"/>
-      <w:r>
-        <w:rPr>
-          <w:sz w:val="22"/>
-        </w:rPr>
-        <w:t>DevOps</w:t>
-      </w:r>
-      <w:proofErr w:type="spellEnd"/>
-      <w:r>
-        <w:rPr>
-          <w:sz w:val="22"/>
-        </w:rPr>
-        <w:t xml:space="preserve">, </w:t>
+        <w:t xml:space="preserve"> CI, Jenkins, Azure DevOps, </w:t>
       </w:r>
       <w:proofErr w:type="spellStart"/>
       <w:r>
@@ -1026,97 +851,74 @@
         <w:spacing w:before="0" w:beforeAutospacing="0" w:after="0" w:afterAutospacing="0"/>
         <w:jc w:val="both"/>
       </w:pPr>
+      <w:r>
+        <w:rPr>
+          <w:rStyle w:val="Strong"/>
+          <w:sz w:val="22"/>
+        </w:rPr>
+        <w:t>Observability, Quality &amp; Security —</w:t>
+      </w:r>
+      <w:r>
+        <w:rPr>
+          <w:sz w:val="22"/>
+        </w:rPr>
+        <w:t xml:space="preserve"> </w:t>
+      </w:r>
       <w:proofErr w:type="spellStart"/>
       <w:r>
         <w:rPr>
-          <w:rStyle w:val="Strong"/>
-          <w:sz w:val="22"/>
-        </w:rPr>
-        <w:t>Observability</w:t>
+          <w:sz w:val="22"/>
+        </w:rPr>
+        <w:t>OpenTelemetry</w:t>
       </w:r>
       <w:proofErr w:type="spellEnd"/>
       <w:r>
         <w:rPr>
-          <w:rStyle w:val="Strong"/>
-          <w:sz w:val="22"/>
-        </w:rPr>
-        <w:t>, Quality &amp; Security —</w:t>
-      </w:r>
-      <w:r>
-        <w:rPr>
-          <w:sz w:val="22"/>
-        </w:rPr>
-        <w:t xml:space="preserve"> </w:t>
+          <w:sz w:val="22"/>
+        </w:rPr>
+        <w:t xml:space="preserve">, </w:t>
       </w:r>
       <w:proofErr w:type="spellStart"/>
       <w:r>
         <w:rPr>
           <w:sz w:val="22"/>
         </w:rPr>
-        <w:t>OpenTelemetry</w:t>
+        <w:t>Datadog</w:t>
       </w:r>
       <w:proofErr w:type="spellEnd"/>
       <w:r>
         <w:rPr>
           <w:sz w:val="22"/>
         </w:rPr>
-        <w:t xml:space="preserve">, </w:t>
+        <w:t xml:space="preserve">, Prometheus, </w:t>
       </w:r>
       <w:proofErr w:type="spellStart"/>
       <w:r>
         <w:rPr>
           <w:sz w:val="22"/>
         </w:rPr>
-        <w:t>Datadog</w:t>
+        <w:t>Grafana</w:t>
       </w:r>
       <w:proofErr w:type="spellEnd"/>
       <w:r>
         <w:rPr>
           <w:sz w:val="22"/>
         </w:rPr>
-        <w:t xml:space="preserve">, Prometheus, </w:t>
+        <w:t xml:space="preserve">, ELK/EFK, </w:t>
       </w:r>
       <w:proofErr w:type="spellStart"/>
       <w:r>
         <w:rPr>
           <w:sz w:val="22"/>
         </w:rPr>
-        <w:t>Grafana</w:t>
+        <w:t>CloudWatch</w:t>
       </w:r>
       <w:proofErr w:type="spellEnd"/>
       <w:r>
         <w:rPr>
           <w:sz w:val="22"/>
         </w:rPr>
-        <w:t xml:space="preserve">, ELK/EFK, </w:t>
-      </w:r>
-      <w:proofErr w:type="spellStart"/>
-      <w:r>
-        <w:rPr>
-          <w:sz w:val="22"/>
-        </w:rPr>
-        <w:t>CloudWatch</w:t>
-      </w:r>
-      <w:proofErr w:type="spellEnd"/>
-      <w:r>
-        <w:rPr>
-          <w:sz w:val="22"/>
-        </w:rPr>
-        <w:t xml:space="preserve">, structured logging, Jest, Mocha, Chai, Cypress, Playwright, Pact-style contract testing, OAuth2, </w:t>
-      </w:r>
-      <w:proofErr w:type="spellStart"/>
-      <w:r>
-        <w:rPr>
-          <w:sz w:val="22"/>
-        </w:rPr>
-        <w:t>OpenID</w:t>
-      </w:r>
-      <w:proofErr w:type="spellEnd"/>
-      <w:r>
-        <w:rPr>
-          <w:sz w:val="22"/>
-        </w:rPr>
-        <w:t xml:space="preserve"> Connect, JWT, </w:t>
+        <w:t xml:space="preserve">, structured logging, Jest, Mocha, Chai, Cypress, Playwright, Pact-style contract testing, OAuth2, OpenID Connect, JWT, </w:t>
       </w:r>
       <w:proofErr w:type="spellStart"/>
       <w:r>
@@ -1325,7 +1127,6 @@
         </w:rPr>
         <w:t xml:space="preserve">, and </w:t>
       </w:r>
-      <w:proofErr w:type="spellStart"/>
       <w:r>
         <w:rPr>
           <w:rStyle w:val="Strong"/>
@@ -1333,7 +1134,6 @@
         </w:rPr>
         <w:t>Django</w:t>
       </w:r>
-      <w:proofErr w:type="spellEnd"/>
       <w:r>
         <w:rPr>
           <w:sz w:val="22"/>
@@ -1370,21 +1170,7 @@
         <w:rPr>
           <w:sz w:val="22"/>
         </w:rPr>
-        <w:t xml:space="preserve"> and </w:t>
-      </w:r>
-      <w:proofErr w:type="spellStart"/>
-      <w:r>
-        <w:rPr>
-          <w:sz w:val="22"/>
-        </w:rPr>
-        <w:t>Django</w:t>
-      </w:r>
-      <w:proofErr w:type="spellEnd"/>
-      <w:r>
-        <w:rPr>
-          <w:sz w:val="22"/>
-        </w:rPr>
-        <w:t xml:space="preserve">-style modules into </w:t>
+        <w:t xml:space="preserve"> and Django-style modules into </w:t>
       </w:r>
       <w:proofErr w:type="spellStart"/>
       <w:r>
@@ -1435,21 +1221,12 @@
         </w:rPr>
         <w:t xml:space="preserve">Designed </w:t>
       </w:r>
-      <w:proofErr w:type="spellStart"/>
-      <w:r>
-        <w:rPr>
-          <w:rStyle w:val="Strong"/>
-          <w:sz w:val="22"/>
-        </w:rPr>
-        <w:t>Django</w:t>
-      </w:r>
-      <w:proofErr w:type="spellEnd"/>
-      <w:r>
-        <w:rPr>
-          <w:rStyle w:val="Strong"/>
-          <w:sz w:val="22"/>
-        </w:rPr>
-        <w:t xml:space="preserve"> REST Framework</w:t>
+      <w:r>
+        <w:rPr>
+          <w:rStyle w:val="Strong"/>
+          <w:sz w:val="22"/>
+        </w:rPr>
+        <w:t>Django REST Framework</w:t>
       </w:r>
       <w:r>
         <w:rPr>
@@ -1675,7 +1452,6 @@
         </w:rPr>
         <w:t xml:space="preserve">Modernized data access across </w:t>
       </w:r>
-      <w:proofErr w:type="spellStart"/>
       <w:r>
         <w:rPr>
           <w:rStyle w:val="Strong"/>
@@ -1683,7 +1459,6 @@
         </w:rPr>
         <w:t>PostgreSQL</w:t>
       </w:r>
-      <w:proofErr w:type="spellEnd"/>
       <w:r>
         <w:rPr>
           <w:sz w:val="22"/>
@@ -1716,7 +1491,6 @@
         </w:rPr>
         <w:t xml:space="preserve">, </w:t>
       </w:r>
-      <w:proofErr w:type="spellStart"/>
       <w:r>
         <w:rPr>
           <w:rStyle w:val="Strong"/>
@@ -1724,7 +1498,6 @@
         </w:rPr>
         <w:t>MongoDB</w:t>
       </w:r>
-      <w:proofErr w:type="spellEnd"/>
       <w:r>
         <w:rPr>
           <w:sz w:val="22"/>
@@ -1778,21 +1551,12 @@
         </w:rPr>
         <w:t xml:space="preserve">, </w:t>
       </w:r>
-      <w:proofErr w:type="spellStart"/>
-      <w:r>
-        <w:rPr>
-          <w:rStyle w:val="Strong"/>
-          <w:sz w:val="22"/>
-        </w:rPr>
-        <w:t>OpenID</w:t>
-      </w:r>
-      <w:proofErr w:type="spellEnd"/>
-      <w:r>
-        <w:rPr>
-          <w:rStyle w:val="Strong"/>
-          <w:sz w:val="22"/>
-        </w:rPr>
-        <w:t xml:space="preserve"> Connect</w:t>
+      <w:r>
+        <w:rPr>
+          <w:rStyle w:val="Strong"/>
+          <w:sz w:val="22"/>
+        </w:rPr>
+        <w:t>OpenID Connect</w:t>
       </w:r>
       <w:r>
         <w:rPr>
@@ -1866,21 +1630,7 @@
           <w:sz w:val="22"/>
         </w:rPr>
         <w:lastRenderedPageBreak/>
-        <w:t xml:space="preserve">Owned </w:t>
-      </w:r>
-      <w:proofErr w:type="spellStart"/>
-      <w:r>
-        <w:rPr>
-          <w:sz w:val="22"/>
-        </w:rPr>
-        <w:t>observability</w:t>
-      </w:r>
-      <w:proofErr w:type="spellEnd"/>
-      <w:r>
-        <w:rPr>
-          <w:sz w:val="22"/>
-        </w:rPr>
-        <w:t xml:space="preserve"> rollout using </w:t>
+        <w:t xml:space="preserve">Owned observability rollout using </w:t>
       </w:r>
       <w:proofErr w:type="spellStart"/>
       <w:r>
@@ -2073,7 +1823,6 @@
         </w:rPr>
         <w:t xml:space="preserve"> using </w:t>
       </w:r>
-      <w:proofErr w:type="spellStart"/>
       <w:r>
         <w:rPr>
           <w:rStyle w:val="Strong"/>
@@ -2081,14 +1830,12 @@
         </w:rPr>
         <w:t>Docker</w:t>
       </w:r>
-      <w:proofErr w:type="spellEnd"/>
       <w:r>
         <w:rPr>
           <w:sz w:val="22"/>
         </w:rPr>
         <w:t xml:space="preserve">, </w:t>
       </w:r>
-      <w:proofErr w:type="spellStart"/>
       <w:r>
         <w:rPr>
           <w:rStyle w:val="Strong"/>
@@ -2096,7 +1843,6 @@
         </w:rPr>
         <w:t>Kubernetes</w:t>
       </w:r>
-      <w:proofErr w:type="spellEnd"/>
       <w:r>
         <w:rPr>
           <w:sz w:val="22"/>
@@ -2135,7 +1881,6 @@
         </w:rPr>
         <w:t xml:space="preserve">Reduced deployment risk by codifying infrastructure in </w:t>
       </w:r>
-      <w:proofErr w:type="spellStart"/>
       <w:r>
         <w:rPr>
           <w:rStyle w:val="Strong"/>
@@ -2143,7 +1888,6 @@
         </w:rPr>
         <w:t>Terraform</w:t>
       </w:r>
-      <w:proofErr w:type="spellEnd"/>
       <w:r>
         <w:rPr>
           <w:sz w:val="22"/>
@@ -2390,7 +2134,6 @@
         </w:rPr>
         <w:t xml:space="preserve">, </w:t>
       </w:r>
-      <w:proofErr w:type="spellStart"/>
       <w:r>
         <w:rPr>
           <w:rStyle w:val="Strong"/>
@@ -2398,7 +2141,6 @@
         </w:rPr>
         <w:t>Django</w:t>
       </w:r>
-      <w:proofErr w:type="spellEnd"/>
       <w:r>
         <w:rPr>
           <w:sz w:val="22"/>
@@ -2790,7 +2532,6 @@
         </w:rPr>
         <w:t xml:space="preserve">Standardized local development and CI behavior with </w:t>
       </w:r>
-      <w:proofErr w:type="spellStart"/>
       <w:r>
         <w:rPr>
           <w:rStyle w:val="Strong"/>
@@ -2798,28 +2539,18 @@
         </w:rPr>
         <w:t>Docker</w:t>
       </w:r>
-      <w:proofErr w:type="spellEnd"/>
       <w:r>
         <w:rPr>
           <w:sz w:val="22"/>
         </w:rPr>
         <w:t xml:space="preserve">, </w:t>
       </w:r>
-      <w:proofErr w:type="spellStart"/>
-      <w:r>
-        <w:rPr>
-          <w:rStyle w:val="Strong"/>
-          <w:sz w:val="22"/>
-        </w:rPr>
-        <w:t>GitHub</w:t>
-      </w:r>
-      <w:proofErr w:type="spellEnd"/>
-      <w:r>
-        <w:rPr>
-          <w:rStyle w:val="Strong"/>
-          <w:sz w:val="22"/>
-        </w:rPr>
-        <w:t xml:space="preserve"> Actions</w:t>
+      <w:r>
+        <w:rPr>
+          <w:rStyle w:val="Strong"/>
+          <w:sz w:val="22"/>
+        </w:rPr>
+        <w:t>GitHub Actions</w:t>
       </w:r>
       <w:r>
         <w:rPr>
@@ -3034,21 +2765,12 @@
         </w:rPr>
         <w:t xml:space="preserve">, and </w:t>
       </w:r>
-      <w:proofErr w:type="spellStart"/>
-      <w:r>
-        <w:rPr>
-          <w:rStyle w:val="Strong"/>
-          <w:sz w:val="22"/>
-        </w:rPr>
-        <w:t>Django</w:t>
-      </w:r>
-      <w:proofErr w:type="spellEnd"/>
-      <w:r>
-        <w:rPr>
-          <w:rStyle w:val="Strong"/>
-          <w:sz w:val="22"/>
-        </w:rPr>
-        <w:t xml:space="preserve"> 1.11–2.2</w:t>
+      <w:r>
+        <w:rPr>
+          <w:rStyle w:val="Strong"/>
+          <w:sz w:val="22"/>
+        </w:rPr>
+        <w:t>Django 1.11–2.2</w:t>
       </w:r>
       <w:r>
         <w:rPr>
@@ -3147,7 +2869,6 @@
         </w:rPr>
         <w:t xml:space="preserve">Improved performance across </w:t>
       </w:r>
-      <w:proofErr w:type="spellStart"/>
       <w:r>
         <w:rPr>
           <w:rStyle w:val="Strong"/>
@@ -3155,7 +2876,6 @@
         </w:rPr>
         <w:t>PostgreSQL</w:t>
       </w:r>
-      <w:proofErr w:type="spellEnd"/>
       <w:r>
         <w:rPr>
           <w:sz w:val="22"/>
@@ -3245,7 +2965,6 @@
         </w:rPr>
         <w:t xml:space="preserve">Introduced </w:t>
       </w:r>
-      <w:proofErr w:type="spellStart"/>
       <w:r>
         <w:rPr>
           <w:rStyle w:val="Strong"/>
@@ -3253,7 +2972,6 @@
         </w:rPr>
         <w:t>Docker</w:t>
       </w:r>
-      <w:proofErr w:type="spellEnd"/>
       <w:r>
         <w:rPr>
           <w:sz w:val="22"/>
@@ -3761,33 +3479,23 @@
           <w:b/>
           <w:bCs/>
           <w:color w:val="111111"/>
-          <w:sz w:val="22"/>
+          <w:sz w:val="18"/>
           <w:szCs w:val="18"/>
         </w:rPr>
       </w:pPr>
       <w:r>
         <w:rPr>
-          <w:rFonts w:ascii="Arial" w:eastAsia="Arial" w:hAnsi="Arial" w:cs="Arial"/>
+          <w:rFonts w:ascii="Arial" w:hAnsi="Arial" w:cs="Arial"/>
           <w:b/>
           <w:bCs/>
-          <w:color w:val="111111"/>
-          <w:sz w:val="22"/>
-          <w:szCs w:val="18"/>
-        </w:rPr>
-        <w:t>Stanford University Department of Computer Science</w:t>
-      </w:r>
-    </w:p>
-    <w:p>
-      <w:pPr>
-        <w:rPr>
-          <w:rFonts w:ascii="Arial" w:eastAsia="Arial" w:hAnsi="Arial" w:cs="Arial"/>
-          <w:b/>
-          <w:bCs/>
-          <w:color w:val="111111"/>
-          <w:sz w:val="18"/>
-          <w:szCs w:val="18"/>
-        </w:rPr>
-      </w:pPr>
+          <w:color w:val="000000"/>
+          <w:sz w:val="22"/>
+          <w:szCs w:val="23"/>
+        </w:rPr>
+        <w:t>Harvard University</w:t>
+      </w:r>
+      <w:bookmarkStart w:id="0" w:name="_GoBack"/>
+      <w:bookmarkEnd w:id="0"/>
     </w:p>
     <w:p>
       <w:pPr>
@@ -9178,7 +8886,7 @@
 </file>
 
 <file path=customXml/itemProps1.xml><?xml version="1.0" encoding="utf-8"?>
-<ds:datastoreItem xmlns:ds="http://schemas.openxmlformats.org/officeDocument/2006/customXml" ds:itemID="{A7F6AE97-ADE1-4B45-B29A-483170AF247E}">
+<ds:datastoreItem xmlns:ds="http://schemas.openxmlformats.org/officeDocument/2006/customXml" ds:itemID="{ACFA5278-1885-44CC-8426-E5DD791CD8C9}">
   <ds:schemaRefs>
     <ds:schemaRef ds:uri="http://schemas.openxmlformats.org/officeDocument/2006/bibliography"/>
   </ds:schemaRefs>
